--- a/docs/Plan-van-aanpak-DADD2026-Enewable.docx
+++ b/docs/Plan-van-aanpak-DADD2026-Enewable.docx
@@ -60,7 +60,7 @@
           <w:sz w:val="20"/>
           <w:szCs w:val="20"/>
         </w:rPr>
-        <w:t xml:space="preserve">Voortgang: Solace Cloud account + API-token gereed; AWS US East (ez-dadd-2026-eks-us-east-1a) en Azure West Europe (ez-dadd-2026-aks-westeurope) zijn aangemaakt. STACKIT/GCP-interim volgt.</w:t>
+        <w:t xml:space="preserve">Voortgang: alle 3 cloud-broker services zijn aangemaakt -- AWS US East (ez-dadd-2026-eks-us-east-1a), Azure West Europe (ez-dadd-2026-aks-westeurope) en de STACKIT/GCP-interim-stand-in (ez-dadd-2026-STACKIT-gke-gcp-europe-west1-b). Volgende stap: lokale broker + bridges opzetten.</w:t>
       </w:r>
     </w:p>
     <w:p>
@@ -560,7 +560,7 @@
                 <w:b w:val="false"/>
                 <w:bCs w:val="false"/>
               </w:rPr>
-              <w:t xml:space="preserve">Sovereign HA (GA verwacht; interim: GCP)</w:t>
+              <w:t xml:space="preserve">Sovereign HA (GA verwacht; interim gereed: GCP europe-west1)</w:t>
             </w:r>
           </w:p>
         </w:tc>
@@ -1311,7 +1311,7 @@
                 <w:b w:val="false"/>
                 <w:bCs w:val="false"/>
               </w:rPr>
-              <w:t xml:space="preserve">Interim-broker op GCP europe-west1 aanmaken; vóór repetitie/DADD checken of STACKIT al GA is</w:t>
+              <w:t xml:space="preserve">✅ Interim-broker op GCP europe-west1 aangemaakt; vóór repetitie/DADD checken of STACKIT al GA is</w:t>
             </w:r>
           </w:p>
         </w:tc>
@@ -1332,7 +1332,7 @@
                 <w:b w:val="false"/>
                 <w:bCs w:val="false"/>
               </w:rPr>
-              <w:t xml:space="preserve">Interim: direct</w:t>
+              <w:t xml:space="preserve">Interim: gereed</w:t>
             </w:r>
           </w:p>
         </w:tc>
@@ -1394,7 +1394,7 @@
                 <w:b w:val="false"/>
                 <w:bCs w:val="false"/>
               </w:rPr>
-              <w:t xml:space="preserve">Account + API-token aanmaken</w:t>
+              <w:t xml:space="preserve">✅ Account + API-token aangemaakt</w:t>
             </w:r>
           </w:p>
         </w:tc>
@@ -1414,7 +1414,7 @@
                 <w:b w:val="false"/>
                 <w:bCs w:val="false"/>
               </w:rPr>
-              <w:t xml:space="preserve">Week na fase 0</w:t>
+              <w:t xml:space="preserve">Gereed</w:t>
             </w:r>
           </w:p>
         </w:tc>
@@ -1476,7 +1476,7 @@
                 <w:b w:val="false"/>
                 <w:bCs w:val="false"/>
               </w:rPr>
-              <w:t xml:space="preserve">AWS + Azure (console/script); sovereign-node = STACKIT als GA, anders GCP interim</w:t>
+              <w:t xml:space="preserve">✅ Alle 3 gereed: AWS, Azure, STACKIT/GCP-interim</w:t>
             </w:r>
           </w:p>
         </w:tc>
@@ -1496,7 +1496,7 @@
                 <w:b w:val="false"/>
                 <w:bCs w:val="false"/>
               </w:rPr>
-              <w:t xml:space="preserve">Ruim vóór fase 5</w:t>
+              <w:t xml:space="preserve">Gereed</w:t>
             </w:r>
           </w:p>
         </w:tc>

--- a/docs/Plan-van-aanpak-DADD2026-Enewable.docx
+++ b/docs/Plan-van-aanpak-DADD2026-Enewable.docx
@@ -60,7 +60,7 @@
           <w:sz w:val="20"/>
           <w:szCs w:val="20"/>
         </w:rPr>
-        <w:t xml:space="preserve">Voortgang: alle 3 cloud-broker services zijn aangemaakt -- AWS US East (ez-dadd-2026-eks-us-east-1a), Azure West Europe (ez-dadd-2026-aks-westeurope) en de STACKIT/GCP-interim-stand-in (ez-dadd-2026-STACKIT-gke-gcp-europe-west1-b). Volgende stap: lokale broker + bridges opzetten.</w:t>
+        <w:t xml:space="preserve">Voortgang: alle 3 cloud-broker services zijn aangemaakt -- AWS US East (ez-dadd-2026-eks-us-east-1a), Azure West Europe (ez-dadd-2026-aks-westeurope) en de STACKIT/GCP-interim-stand-in (ez-dadd-2026-STACKIT-gke-gcp-europe-west1-b). De lokale broker (enewable-local-broker) draait. Volgende stap: bridges configureren.</w:t>
       </w:r>
     </w:p>
     <w:p>
@@ -304,7 +304,7 @@
                 <w:b w:val="false"/>
                 <w:bCs w:val="false"/>
               </w:rPr>
-              <w:t xml:space="preserve">Self-managed software, single-AZ, Docker</w:t>
+              <w:t xml:space="preserve">Self-managed software, single-AZ, Docker (draait: enewable-local-broker)</w:t>
             </w:r>
           </w:p>
         </w:tc>
@@ -1558,7 +1558,7 @@
                 <w:b w:val="false"/>
                 <w:bCs w:val="false"/>
               </w:rPr>
-              <w:t xml:space="preserve">docker-run.sh + configure-local-broker.sh testen</w:t>
+              <w:t xml:space="preserve">✅ docker-run.sh (broker draait); configure-local-broker.sh nog te doen</w:t>
             </w:r>
           </w:p>
         </w:tc>
@@ -1578,7 +1578,7 @@
                 <w:b w:val="false"/>
                 <w:bCs w:val="false"/>
               </w:rPr>
-              <w:t xml:space="preserve">Na fase 3, herhaald oefenen</w:t>
+              <w:t xml:space="preserve">Bezig</w:t>
             </w:r>
           </w:p>
         </w:tc>

--- a/docs/Plan-van-aanpak-DADD2026-Enewable.docx
+++ b/docs/Plan-van-aanpak-DADD2026-Enewable.docx
@@ -1011,7 +1011,7 @@
         <w:spacing w:after="80"/>
       </w:pPr>
       <w:r>
-        <w:t xml:space="preserve">Eigen client-username per dataklasse met een ACL-profiel dat publiceren tot één topic-subtree beperkt (“governed sharing” aan de bron).</w:t>
+        <w:t xml:space="preserve">Eigen client-username per dataklasse met een ACL-profiel dat publiceren tot één topic-subtree beperkt (“governed sharing” aan de bron); voor de bridges op de cloud-brokers geldt hetzelfde -- een nieuwe, dedicated username per service, niet de standaard solace-cloud-client (die de “Try Me!”-tab gebruikt).</w:t>
       </w:r>
     </w:p>
     <w:p>

--- a/docs/Plan-van-aanpak-DADD2026-Enewable.docx
+++ b/docs/Plan-van-aanpak-DADD2026-Enewable.docx
@@ -60,7 +60,7 @@
           <w:sz w:val="20"/>
           <w:szCs w:val="20"/>
         </w:rPr>
-        <w:t xml:space="preserve">Voortgang: alle 3 cloud-broker services zijn aangemaakt -- AWS US East (ez-dadd-2026-eks-us-east-1a), Azure West Europe (ez-dadd-2026-aks-westeurope) en de STACKIT/GCP-interim-stand-in (ez-dadd-2026-STACKIT-gke-gcp-europe-west1-b). De lokale broker (enewable-local-broker) draait. Volgende stap: bridges configureren.</w:t>
+        <w:t xml:space="preserve">Voortgang: alle 3 cloud-broker services zijn aangemaakt en de lokale broker (enewable-local-broker) draait. Bridge-username enewable-local-bridge en wachtwoorden zijn voorbereid; het SEMP-configuratiescript voor de 3 cloud-brokers moet door Emil zelf gedraaid worden (Solace Cloud is vanuit deze sessie niet bereikbaar -- geverifieerd, niet aangenomen).</w:t>
       </w:r>
     </w:p>
     <w:p>
@@ -1558,7 +1558,7 @@
                 <w:b w:val="false"/>
                 <w:bCs w:val="false"/>
               </w:rPr>
-              <w:t xml:space="preserve">✅ docker-run.sh (broker draait); configure-local-broker.sh nog te doen</w:t>
+              <w:t xml:space="preserve">✅ Broker draait; 🔄 bridge-usernames aanmaken (script klaar, door Emil te draaien), dan configure-local-broker.sh</w:t>
             </w:r>
           </w:p>
         </w:tc>

--- a/docs/Plan-van-aanpak-DADD2026-Enewable.docx
+++ b/docs/Plan-van-aanpak-DADD2026-Enewable.docx
@@ -60,7 +60,7 @@
           <w:sz w:val="20"/>
           <w:szCs w:val="20"/>
         </w:rPr>
-        <w:t xml:space="preserve">Voortgang: alle 3 cloud-broker services zijn aangemaakt en de lokale broker (enewable-local-broker) draait. Bridge-username enewable-local-bridge en wachtwoorden zijn voorbereid; het SEMP-configuratiescript voor de 3 cloud-brokers moet door Emil zelf gedraaid worden (Solace Cloud is vanuit deze sessie niet bereikbaar -- geverifieerd, niet aangenomen).</w:t>
+        <w:t xml:space="preserve">Voortgang: alle 3 cloud-broker services zijn aangemaakt en de lokale broker (enewable-local-broker) draait. local-broker/.env is ingevuld met SEMP-admin-credentials (username mission-control-manager, bevestigd). Een scheme-verdubbelingsbug in configure-remote-bridge-users.sh is gevonden en gefixt na de eerste testrun; Emil draait het script opnieuw.</w:t>
       </w:r>
     </w:p>
     <w:p>
@@ -1558,7 +1558,7 @@
                 <w:b w:val="false"/>
                 <w:bCs w:val="false"/>
               </w:rPr>
-              <w:t xml:space="preserve">✅ Broker draait; 🔄 bridge-usernames aanmaken (script klaar, door Emil te draaien), dan configure-local-broker.sh</w:t>
+              <w:t xml:space="preserve">✅ Broker draait; 🔄 bridge-usernames aanmaken (script gefixt na 1e testrun, opnieuw te draaien), dan configure-local-broker.sh</w:t>
             </w:r>
           </w:p>
         </w:tc>

--- a/docs/Plan-van-aanpak-DADD2026-Enewable.docx
+++ b/docs/Plan-van-aanpak-DADD2026-Enewable.docx
@@ -60,7 +60,7 @@
           <w:sz w:val="20"/>
           <w:szCs w:val="20"/>
         </w:rPr>
-        <w:t xml:space="preserve">Voortgang: alle 3 cloud-broker services zijn aangemaakt en de lokale broker (enewable-local-broker) draait. local-broker/.env is ingevuld met SEMP-admin-credentials (username mission-control-manager, bevestigd). Een scheme-verdubbelingsbug in configure-remote-bridge-users.sh is gevonden en gefixt na de eerste testrun; Emil draait het script opnieuw.</w:t>
+        <w:t xml:space="preserve">Voortgang: alle 3 cloud-broker services draaien en enewable-local-bridge (met publish-only ACL) is succesvol aangemaakt op alle 3 via configure-remote-bridge-users.sh. De lokale broker draait. Volgende stap: configure-local-broker.sh (lokale VPN, publisher-ACL's en de 3 bridges).</w:t>
       </w:r>
     </w:p>
     <w:p>
@@ -1558,7 +1558,7 @@
                 <w:b w:val="false"/>
                 <w:bCs w:val="false"/>
               </w:rPr>
-              <w:t xml:space="preserve">✅ Broker draait; 🔄 bridge-usernames aanmaken (script gefixt na 1e testrun, opnieuw te draaien), dan configure-local-broker.sh</w:t>
+              <w:t xml:space="preserve">✅ Broker draait; ✅ bridge-usernames + ACL's aangemaakt op de 3 cloud-brokers; 🔄 configure-local-broker.sh nog te draaien</w:t>
             </w:r>
           </w:p>
         </w:tc>

--- a/docs/Plan-van-aanpak-DADD2026-Enewable.docx
+++ b/docs/Plan-van-aanpak-DADD2026-Enewable.docx
@@ -60,7 +60,7 @@
           <w:sz w:val="20"/>
           <w:szCs w:val="20"/>
         </w:rPr>
-        <w:t xml:space="preserve">Voortgang: alle 3 cloud-broker services draaien en enewable-local-bridge (met publish-only ACL) is succesvol aangemaakt op alle 3 via configure-remote-bridge-users.sh. De lokale broker draait. Volgende stap: configure-local-broker.sh (lokale VPN, publisher-ACL's en de 3 bridges).</w:t>
+        <w:t xml:space="preserve">Voortgang: cloud-brokers en bridge-users staan; de lokale broker draait. configure-local-broker.sh faalde bij de eerste run op 2 bugs (macOS-bash 3.2 compatibiliteit, REST-listen-port) -- beide gefixt. Emil draait het script opnieuw.</w:t>
       </w:r>
     </w:p>
     <w:p>
@@ -1558,7 +1558,7 @@
                 <w:b w:val="false"/>
                 <w:bCs w:val="false"/>
               </w:rPr>
-              <w:t xml:space="preserve">✅ Broker draait; ✅ bridge-usernames + ACL's aangemaakt op de 3 cloud-brokers; 🔄 configure-local-broker.sh nog te draaien</w:t>
+              <w:t xml:space="preserve">✅ Broker + bridge-users gereed; configure-local-broker.sh 2 bugs gefixt; 🔄 opnieuw te draaien</w:t>
             </w:r>
           </w:p>
         </w:tc>

--- a/docs/Plan-van-aanpak-DADD2026-Enewable.docx
+++ b/docs/Plan-van-aanpak-DADD2026-Enewable.docx
@@ -60,7 +60,7 @@
           <w:sz w:val="20"/>
           <w:szCs w:val="20"/>
         </w:rPr>
-        <w:t xml:space="preserve">Voortgang: cloud-brokers en bridge-users staan; de lokale broker draait. configure-local-broker.sh faalde bij de eerste run op 2 bugs (macOS-bash 3.2 compatibiliteit, REST-listen-port) -- beide gefixt. Emil draait het script opnieuw.</w:t>
+        <w:t xml:space="preserve">Voortgang: lokale VPN, publisher-ACL's en cloud-bridge-users staan. De bridge-aanmaak zelf faalde op een ontbrekend verplicht SEMP-veld (bridgeVirtualRouter) -- de 3e bug die deze iteratieve aanpak heeft blootgelegd, inmiddels gefixt. Emil draait het script opnieuw voor de laatste stap: de 3 bridges.</w:t>
       </w:r>
     </w:p>
     <w:p>
@@ -1558,7 +1558,7 @@
                 <w:b w:val="false"/>
                 <w:bCs w:val="false"/>
               </w:rPr>
-              <w:t xml:space="preserve">✅ Broker + bridge-users gereed; configure-local-broker.sh 2 bugs gefixt; 🔄 opnieuw te draaien</w:t>
+              <w:t xml:space="preserve">✅ VPN + publisher-ACL's gereed; configure-local-broker.sh 3 bugs gefixt; 🔄 opnieuw te draaien voor de bridges</w:t>
             </w:r>
           </w:p>
         </w:tc>

--- a/docs/Plan-van-aanpak-DADD2026-Enewable.docx
+++ b/docs/Plan-van-aanpak-DADD2026-Enewable.docx
@@ -60,7 +60,7 @@
           <w:sz w:val="20"/>
           <w:szCs w:val="20"/>
         </w:rPr>
-        <w:t xml:space="preserve">Voortgang: lokale VPN, publisher-ACL's en cloud-bridge-users staan. De bridge-aanmaak zelf faalde op een ontbrekend verplicht SEMP-veld (bridgeVirtualRouter) -- de 3e bug die deze iteratieve aanpak heeft blootgelegd, inmiddels gefixt. Emil draait het script opnieuw voor de laatste stap: de 3 bridges.</w:t>
+        <w:t xml:space="preserve">Voortgang: lokale VPN, publisher-ACL's en 3 bridge-objecten staan. De laatste stap (remoteMsgVpn + remoteSubscription per bridge) faalde op een SEMP-adresseringsdetail: een bridge wordt geidentificeerd door het samengestelde sleutelpaar (naam, bridgeVirtualRouter) -- de 4e bug die deze iteratieve aanpak heeft blootgelegd, inmiddels gefixt. Emil draait het script opnieuw.</w:t>
       </w:r>
     </w:p>
     <w:p>
@@ -1558,7 +1558,7 @@
                 <w:b w:val="false"/>
                 <w:bCs w:val="false"/>
               </w:rPr>
-              <w:t xml:space="preserve">✅ VPN + publisher-ACL's gereed; configure-local-broker.sh 3 bugs gefixt; 🔄 opnieuw te draaien voor de bridges</w:t>
+              <w:t xml:space="preserve">✅ VPN + publisher-ACL's + bridge-objecten gereed; configure-local-broker.sh 4 bugs gefixt; 🔄 opnieuw te draaien</w:t>
             </w:r>
           </w:p>
         </w:tc>

--- a/docs/Plan-van-aanpak-DADD2026-Enewable.docx
+++ b/docs/Plan-van-aanpak-DADD2026-Enewable.docx
@@ -60,7 +60,7 @@
           <w:sz w:val="20"/>
           <w:szCs w:val="20"/>
         </w:rPr>
-        <w:t xml:space="preserve">Voortgang: lokale VPN, publisher-ACL's en 3 bridge-objecten staan. De laatste stap (remoteMsgVpn + remoteSubscription per bridge) faalde op een SEMP-adresseringsdetail: een bridge wordt geidentificeerd door het samengestelde sleutelpaar (naam, bridgeVirtualRouter) -- de 4e bug die deze iteratieve aanpak heeft blootgelegd, inmiddels gefixt. Emil draait het script opnieuw.</w:t>
+        <w:t xml:space="preserve">Voortgang: VPN, ACL's en 3 bridge-objecten staan (bevestigd in Broker Manager), maar alle 3 bridges nog Down. 5e bug gevonden en gefixt: de remote-authenticatievelden horen op het bridge-object zelf, niet op het remoteMsgVpns-sub-object. Emil draait het script opnieuw.</w:t>
       </w:r>
     </w:p>
     <w:p>
@@ -1558,7 +1558,7 @@
                 <w:b w:val="false"/>
                 <w:bCs w:val="false"/>
               </w:rPr>
-              <w:t xml:space="preserve">✅ VPN + publisher-ACL's + bridge-objecten gereed; configure-local-broker.sh 4 bugs gefixt; 🔄 opnieuw te draaien</w:t>
+              <w:t xml:space="preserve">✅ VPN + ACL's + bridge-objecten gereed (nog Down); configure-local-broker.sh 5 bugs gefixt; 🔄 opnieuw te draaien</w:t>
             </w:r>
           </w:p>
         </w:tc>

--- a/docs/Plan-van-aanpak-DADD2026-Enewable.docx
+++ b/docs/Plan-van-aanpak-DADD2026-Enewable.docx
@@ -60,7 +60,7 @@
           <w:sz w:val="20"/>
           <w:szCs w:val="20"/>
         </w:rPr>
-        <w:t xml:space="preserve">Voortgang: VPN, ACL's en 3 bridge-objecten staan (bevestigd in Broker Manager), maar alle 3 bridges nog Down. 5e bug gevonden en gefixt: de remote-authenticatievelden horen op het bridge-object zelf, niet op het remoteMsgVpns-sub-object. Emil draait het script opnieuw.</w:t>
+        <w:t xml:space="preserve">Voortgang: configure-local-broker.sh draait nu volledig schoon (0 WARN, ook remoteMsgVpns slaagt). Toch blijven alle 3 bridges Down -- screenshots bevestigen dat de remote VPN-naam en het adres nu wel getoond worden, dus dit is geen SEMP-configuratiefout meer maar een verbindingsprobleem (netwerk/TLS/credentials). Nieuw diagnosescript (diagnose-bridges.sh, read-only) opgevraagd om de echte down-reden te vinden via de SEMP monitor-API.</w:t>
       </w:r>
     </w:p>
     <w:p>
@@ -1558,7 +1558,7 @@
                 <w:b w:val="false"/>
                 <w:bCs w:val="false"/>
               </w:rPr>
-              <w:t xml:space="preserve">✅ VPN + ACL's + bridge-objecten gereed (nog Down); configure-local-broker.sh 5 bugs gefixt; 🔄 opnieuw te draaien</w:t>
+              <w:t xml:space="preserve">✅ configure-local-broker.sh draait schoon (0 WARN); bridges nog steeds Down -- geen configfout meer maar verbindingsprobleem; 🔄 diagnose-bridges.sh (nieuw) draaien voor down-reden</w:t>
             </w:r>
           </w:p>
         </w:tc>

--- a/docs/Plan-van-aanpak-DADD2026-Enewable.docx
+++ b/docs/Plan-van-aanpak-DADD2026-Enewable.docx
@@ -60,7 +60,7 @@
           <w:sz w:val="20"/>
           <w:szCs w:val="20"/>
         </w:rPr>
-        <w:t xml:space="preserve">Voortgang: configure-local-broker.sh draait nu volledig schoon (0 WARN, ook remoteMsgVpns slaagt). Toch blijven alle 3 bridges Down -- screenshots bevestigen dat de remote VPN-naam en het adres nu wel getoond worden, dus dit is geen SEMP-configuratiefout meer maar een verbindingsprobleem (netwerk/TLS/credentials). Nieuw diagnosescript (diagnose-bridges.sh, read-only) opgevraagd om de echte down-reden te vinden via de SEMP monitor-API.</w:t>
+        <w:t xml:space="preserve">Voortgang: root cause voor de Down-bridges gevonden via het nieuwe diagnosescript diagnose-bridges.sh. De verbinding zelf (TLS + auth) was al gezond; de bug was een richtingsfout -- remoteSubscriptions (import vanaf remote) was geconfigureerd in plaats van localSubscriptions (export naar remote). Gefixt in configure-local-broker.sh; Emil draait het script opnieuw en verifieert dat alle 3 bridges Up tonen mét actieve message flow.</w:t>
       </w:r>
     </w:p>
     <w:p>
@@ -1558,7 +1558,7 @@
                 <w:b w:val="false"/>
                 <w:bCs w:val="false"/>
               </w:rPr>
-              <w:t xml:space="preserve">✅ configure-local-broker.sh draait schoon (0 WARN); bridges nog steeds Down -- geen configfout meer maar verbindingsprobleem; 🔄 diagnose-bridges.sh (nieuw) draaien voor down-reden</w:t>
+              <w:t xml:space="preserve">✅ Root cause gevonden: script gebruikte remoteSubscriptions (import) i.p.v. localSubscriptions (export) -- bridge-verbinding zelf was al gezond. Gefixt; 🔄 opnieuw draaien en verifiëren</w:t>
             </w:r>
           </w:p>
         </w:tc>

--- a/docs/Plan-van-aanpak-DADD2026-Enewable.docx
+++ b/docs/Plan-van-aanpak-DADD2026-Enewable.docx
@@ -60,7 +60,7 @@
           <w:sz w:val="20"/>
           <w:szCs w:val="20"/>
         </w:rPr>
-        <w:t xml:space="preserve">Voortgang: root cause voor de Down-bridges gevonden via het nieuwe diagnosescript diagnose-bridges.sh. De verbinding zelf (TLS + auth) was al gezond; de bug was een richtingsfout -- remoteSubscriptions (import vanaf remote) was geconfigureerd in plaats van localSubscriptions (export naar remote). Gefixt in configure-local-broker.sh; Emil draait het script opnieuw en verifieert dat alle 3 bridges Up tonen mét actieve message flow.</w:t>
+        <w:t xml:space="preserve">Voortgang: root cause voor de Down-bridges gevonden via diagnose-bridges.sh -- de bridge-verbinding zelf (TLS+auth) was al gezond. Maar de fix is groter dan een scriptbug: een bridge's remoteSubscription regelt import, niet export, en er bestaat geen tegenhanger om lokaal te exporteren. Dat vereist een wederkerige bridge op elke cloud-broker die naar de lokale broker toe verbindt, wat weer vereist dat die publiek bereikbaar is (nu alleen localhost). Open architectuurbeslissing aan Emil voorgelegd voordat dit verder gebouwd wordt.</w:t>
       </w:r>
     </w:p>
     <w:p>
@@ -1558,7 +1558,7 @@
                 <w:b w:val="false"/>
                 <w:bCs w:val="false"/>
               </w:rPr>
-              <w:t xml:space="preserve">✅ Root cause gevonden: script gebruikte remoteSubscriptions (import) i.p.v. localSubscriptions (export) -- bridge-verbinding zelf was al gezond. Gefixt; 🔄 opnieuw draaien en verifiëren</w:t>
+              <w:t xml:space="preserve">⛔ Open architectuurpunt: bridge-export via remoteSubscription alleen werkt niet (dat is import); vereist wederkerige bridge per cloud-broker + publiek bereikbare lokale broker. Wacht op Emils infra-keuze</w:t>
             </w:r>
           </w:p>
         </w:tc>
@@ -1578,7 +1578,7 @@
                 <w:b w:val="false"/>
                 <w:bCs w:val="false"/>
               </w:rPr>
-              <w:t xml:space="preserve">Bezig</w:t>
+              <w:t xml:space="preserve">Geblokkeerd</w:t>
             </w:r>
           </w:p>
         </w:tc>

--- a/docs/Plan-van-aanpak-DADD2026-Enewable.docx
+++ b/docs/Plan-van-aanpak-DADD2026-Enewable.docx
@@ -60,7 +60,7 @@
           <w:sz w:val="20"/>
           <w:szCs w:val="20"/>
         </w:rPr>
-        <w:t xml:space="preserve">Voortgang: root cause voor de Down-bridges gevonden via diagnose-bridges.sh -- de bridge-verbinding zelf (TLS+auth) was al gezond. Maar de fix is groter dan een scriptbug: een bridge's remoteSubscription regelt import, niet export, en er bestaat geen tegenhanger om lokaal te exporteren. Dat vereist een wederkerige bridge op elke cloud-broker die naar de lokale broker toe verbindt, wat weer vereist dat die publiek bereikbaar is (nu alleen localhost). Open architectuurbeslissing aan Emil voorgelegd voordat dit verder gebouwd wordt.</w:t>
+        <w:t xml:space="preserve">Voortgang: bridge-export via remoteSubscription alleen werkt niet (dat importeert juist); nodig is een wederkerige bridge op elke cloud-broker. Een tweede poging (verondersteld localSubscription-object) bleek ook onjuist en is teruggedraaid. Nu loopt een experiment: Solace's eigen documentatie noemt een mechanisme waarbij de cloud-broker de bestaande, al werkende connectie kan hergebruiken via een virtual-router-name-referentie i.p.v. zelf een nieuwe verbinding te openen -- wat zou betekenen dat de lokale broker niet publiek bereikbaar hoeft te zijn. Getest met alleen AWS; Emil draait de scripts en checkt of de reciprocal bridge Up komt.</w:t>
       </w:r>
     </w:p>
     <w:p>
@@ -1558,7 +1558,7 @@
                 <w:b w:val="false"/>
                 <w:bCs w:val="false"/>
               </w:rPr>
-              <w:t xml:space="preserve">⛔ Open architectuurpunt: bridge-export via remoteSubscription alleen werkt niet (dat is import); vereist wederkerige bridge per cloud-broker + publiek bereikbare lokale broker. Wacht op Emils infra-keuze</w:t>
+              <w:t xml:space="preserve">🔬 Experiment lopend: wederkerige bridge op AWS via virtual-router-name (v:&lt;naam&gt;) i.p.v. IP, om te testen of dit de bestaande connectie hergebruikt zonder publieke bereikbaarheid nodig te hebben</w:t>
             </w:r>
           </w:p>
         </w:tc>
@@ -1578,7 +1578,7 @@
                 <w:b w:val="false"/>
                 <w:bCs w:val="false"/>
               </w:rPr>
-              <w:t xml:space="preserve">Geblokkeerd</w:t>
+              <w:t xml:space="preserve">Bezig</w:t>
             </w:r>
           </w:p>
         </w:tc>

--- a/docs/Plan-van-aanpak-DADD2026-Enewable.docx
+++ b/docs/Plan-van-aanpak-DADD2026-Enewable.docx
@@ -60,7 +60,7 @@
           <w:sz w:val="20"/>
           <w:szCs w:val="20"/>
         </w:rPr>
-        <w:t xml:space="preserve">Voortgang: bridge-export via remoteSubscription alleen werkt niet (dat importeert juist); nodig is een wederkerige bridge op elke cloud-broker. Een tweede poging (verondersteld localSubscription-object) bleek ook onjuist en is teruggedraaid. Nu loopt een experiment: Solace's eigen documentatie noemt een mechanisme waarbij de cloud-broker de bestaande, al werkende connectie kan hergebruiken via een virtual-router-name-referentie i.p.v. zelf een nieuwe verbinding te openen -- wat zou betekenen dat de lokale broker niet publiek bereikbaar hoeft te zijn. Getest met alleen AWS; Emil draait de scripts en checkt of de reciprocal bridge Up komt.</w:t>
+        <w:t xml:space="preserve">Voortgang: bridge-export via remoteSubscription alleen werkt niet (dat importeert juist); nodig is een wederkerige bridge op elke cloud-broker. Een poging om dit zonder publieke bereikbaarheid op te lossen via Solace's virtual-router-name-mechanisme is getest op AWS en bleek negatief (bridge-from-enewable bleef Down, Establisher N/A) -- vermoedelijk is hiervoor DMR-clustering nodig, buiten scope voor DADD. Twee haalbare routes resteren: lokale broker publiek bereikbaar maken, of bridges loslaten voor de exportkant en een lokale relay-app bouwen. Keuze aan Emil.</w:t>
       </w:r>
     </w:p>
     <w:p>
@@ -1558,7 +1558,7 @@
                 <w:b w:val="false"/>
                 <w:bCs w:val="false"/>
               </w:rPr>
-              <w:t xml:space="preserve">🔬 Experiment lopend: wederkerige bridge op AWS via virtual-router-name (v:&lt;naam&gt;) i.p.v. IP, om te testen of dit de bestaande connectie hergebruikt zonder publieke bereikbaarheid nodig te hebben</w:t>
+              <w:t xml:space="preserve">⛔ Router-name-experiment negatief (DMR-cluster nodig, buiten scope). Keuze nodig: lokale broker publiek bereikbaar maken, of een lokale relay-app i.p.v. bridges voor export</w:t>
             </w:r>
           </w:p>
         </w:tc>
@@ -1578,7 +1578,7 @@
                 <w:b w:val="false"/>
                 <w:bCs w:val="false"/>
               </w:rPr>
-              <w:t xml:space="preserve">Bezig</w:t>
+              <w:t xml:space="preserve">Geblokkeerd op keuze</w:t>
             </w:r>
           </w:p>
         </w:tc>

--- a/docs/Plan-van-aanpak-DADD2026-Enewable.docx
+++ b/docs/Plan-van-aanpak-DADD2026-Enewable.docx
@@ -60,7 +60,7 @@
           <w:sz w:val="20"/>
           <w:szCs w:val="20"/>
         </w:rPr>
-        <w:t xml:space="preserve">Voortgang: bridge-export via remoteSubscription alleen werkt niet (dat importeert juist); nodig is een wederkerige bridge op elke cloud-broker. Een poging om dit zonder publieke bereikbaarheid op te lossen via Solace's virtual-router-name-mechanisme is getest op AWS en bleek negatief (bridge-from-enewable bleef Down, Establisher N/A) -- vermoedelijk is hiervoor DMR-clustering nodig, buiten scope voor DADD. Twee haalbare routes resteren: lokale broker publiek bereikbaar maken, of bridges loslaten voor de exportkant en een lokale relay-app bouwen. Keuze aan Emil.</w:t>
+        <w:t xml:space="preserve">Voortgang: bridge-export via remoteSubscription bleek alleen te kunnen importeren, niet exporteren, zonder een wederkerige bridge + publiek bereikbare lokale broker (een poging om dat laatste te vermijden via Solace's virtual-router-name-mechanisme is getest op AWS en bleek negatief). Emil koos daarop een derde, betere optie: de demo-apps blijven ongewijzigd DIRECT publiceren; 3 lokale queues vangen die berichten automatisch op (Solace's "message promotion", geen appwijziging nodig) en 3 REST Delivery Points sturen elke queue native door naar de bijbehorende cloud-broker, op dezelfde topic. Geïmplementeerd; testrun en validatie door Emil zijn de volgende stap.</w:t>
       </w:r>
     </w:p>
     <w:p>
@@ -344,7 +344,7 @@
                 <w:b w:val="false"/>
                 <w:bCs w:val="false"/>
               </w:rPr>
-              <w:t xml:space="preserve">Bron van alle demo-data, exporteert via 3 bridges</w:t>
+              <w:t xml:space="preserve">Bron van alle demo-data, exporteert via 3 REST Delivery Points</w:t>
             </w:r>
           </w:p>
         </w:tc>
@@ -715,7 +715,7 @@
                 <w:b/>
                 <w:bCs/>
               </w:rPr>
-              <w:t xml:space="preserve">Bridge naar</w:t>
+              <w:t xml:space="preserve">RDP naar</w:t>
             </w:r>
           </w:p>
         </w:tc>
@@ -998,7 +998,7 @@
         <w:spacing w:after="80"/>
       </w:pPr>
       <w:r>
-        <w:t xml:space="preserve">Bridges met topic-scoped remoteSubscriptions in plaats van DMR/#noexport -- functioneel voldoende voor deze demo, architecturaal een ander mechanisme (zie sectie 7).</w:t>
+        <w:t xml:space="preserve">Queues + REST Delivery Points met topic-scoped subscriptions in plaats van DMR/#noexport -- functioneel voldoende voor deze demo, architecturaal een ander mechanisme (zie sectie 7). Message VPN Bridges waren de eerst geprobeerde route, maar bleken alleen te kunnen importeren van een remote broker, niet exporteren, zonder een publiek bereikbare lokale broker.</w:t>
       </w:r>
     </w:p>
     <w:p>
@@ -1011,7 +1011,7 @@
         <w:spacing w:after="80"/>
       </w:pPr>
       <w:r>
-        <w:t xml:space="preserve">Eigen client-username per dataklasse met een ACL-profiel dat publiceren tot één topic-subtree beperkt (“governed sharing” aan de bron); voor de bridges op de cloud-brokers geldt hetzelfde -- een nieuwe, dedicated username per service, niet de standaard solace-cloud-client (die de “Try Me!”-tab gebruikt).</w:t>
+        <w:t xml:space="preserve">Eigen client-username per dataklasse met een ACL-profiel dat publiceren tot één topic-subtree beperkt (“governed sharing” aan de bron); voor de REST Delivery Points naar de cloud-brokers geldt hetzelfde -- dezelfde, dedicated username per service (hergebruikt van de bridge-opzet), niet de standaard solace-cloud-client (die de “Try Me!”-tab gebruikt).</w:t>
       </w:r>
     </w:p>
     <w:p>
@@ -1538,7 +1538,7 @@
                 <w:b w:val="false"/>
                 <w:bCs w:val="false"/>
               </w:rPr>
-              <w:t xml:space="preserve">Lokale broker + bridges</w:t>
+              <w:t xml:space="preserve">Lokale broker + RDP-export</w:t>
             </w:r>
           </w:p>
         </w:tc>
@@ -1558,7 +1558,7 @@
                 <w:b w:val="false"/>
                 <w:bCs w:val="false"/>
               </w:rPr>
-              <w:t xml:space="preserve">⛔ Router-name-experiment negatief (DMR-cluster nodig, buiten scope). Keuze nodig: lokale broker publiek bereikbaar maken, of een lokale relay-app i.p.v. bridges voor export</w:t>
+              <w:t xml:space="preserve">🔧 Aangepaste optie 2 (Emils keuze) geïmplementeerd: queues + REST Delivery Points i.p.v. bridges voor export, demo-apps ongewijzigd (message promotion vangt DIRECT-berichten automatisch op). Testrun + validatie door Emil nodig</w:t>
             </w:r>
           </w:p>
         </w:tc>
@@ -1578,7 +1578,7 @@
                 <w:b w:val="false"/>
                 <w:bCs w:val="false"/>
               </w:rPr>
-              <w:t xml:space="preserve">Geblokkeerd op keuze</w:t>
+              <w:t xml:space="preserve">Testrun nu</w:t>
             </w:r>
           </w:p>
         </w:tc>
@@ -1892,7 +1892,7 @@
         <w:spacing w:after="80"/>
       </w:pPr>
       <w:r>
-        <w:t xml:space="preserve">Voor een architecturaal preciezere weergave van #noexport zou een DMR-cluster nodig zijn in plaats van bridges -- bewust buiten scope voor deze eerste versie.</w:t>
+        <w:t xml:space="preserve">Voor een architecturaal preciezere weergave van #noexport zou een DMR-cluster nodig zijn in plaats van queues/RDP's -- bewust buiten scope voor deze eerste versie.</w:t>
       </w:r>
     </w:p>
     <w:p>
@@ -1905,7 +1905,7 @@
         <w:spacing w:after="80"/>
       </w:pPr>
       <w:r>
-        <w:t xml:space="preserve">De SEMP-configuratiescripts zijn gebaseerd op de huidige documentatie maar nog niet tegen een live broker getest -- eerste concrete vervolgstap.</w:t>
+        <w:t xml:space="preserve">De RDP-attribuutnamen zijn gecrosscheckt tegen een werkende Go SEMP-client (Solace's eigen CLI-documentatie geeft geen REST-attribuutnamen), maar het REST-host/poort per cloud-service (aanname: 9443) moet Emil nog bevestigen op de Connect-tab -- eerste concrete vervolgstap.</w:t>
       </w:r>
     </w:p>
     <w:p>
@@ -1953,7 +1953,7 @@
         <w:spacing w:after="80"/>
       </w:pPr>
       <w:r>
-        <w:t xml:space="preserve">Interim GCP-broker (europe-west1) aanmaken; vlak vóór de repetitie/DADD checken of STACKIT al als GA-datacenter-optie zichtbaar is.</w:t>
+        <w:t xml:space="preserve">REST-host/poort per cloud-service bevestigen op de Connect-tab (en REST-messaging aanzetten waar nog uit) en configure-rdp-export.sh draaien.</w:t>
       </w:r>
     </w:p>
     <w:p>
@@ -1966,7 +1966,7 @@
         <w:spacing w:after="80"/>
       </w:pPr>
       <w:r>
-        <w:t xml:space="preserve">De bridge/ACL-configuratiescripts valideren tegen een echte broker.</w:t>
+        <w:t xml:space="preserve">Controleren dat de 3 queues gevuld raken en de 3 REST Delivery Points "Up" komen in Broker Manager.</w:t>
       </w:r>
     </w:p>
     <w:p>
@@ -1979,7 +1979,7 @@
         <w:spacing w:after="80"/>
       </w:pPr>
       <w:r>
-        <w:t xml:space="preserve">De 3 Solace Cloud-services aanmaken en de lokale broker-configuratie invullen.</w:t>
+        <w:t xml:space="preserve">Eerste end-to-end testronde: publiceren met stm/python/sdkperf en per cloud-broker controleren dat het bericht op dezelfde topic aankomt, en nergens anders.</w:t>
       </w:r>
     </w:p>
     <w:p>
@@ -1992,7 +1992,7 @@
         <w:spacing w:after="80"/>
       </w:pPr>
       <w:r>
-        <w:t xml:space="preserve">Eerste end-to-end testronde, daarna draaiboek en fallback-opname voorbereiden.</w:t>
+        <w:t xml:space="preserve">Daarna draaiboek en fallback-opname voorbereiden.</w:t>
       </w:r>
     </w:p>
     <w:sectPr>

--- a/docs/Plan-van-aanpak-DADD2026-Enewable.docx
+++ b/docs/Plan-van-aanpak-DADD2026-Enewable.docx
@@ -60,7 +60,7 @@
           <w:sz w:val="20"/>
           <w:szCs w:val="20"/>
         </w:rPr>
-        <w:t xml:space="preserve">Voortgang: bridge-export via remoteSubscription bleek alleen te kunnen importeren, niet exporteren, zonder een wederkerige bridge + publiek bereikbare lokale broker (een poging om dat laatste te vermijden via Solace's virtual-router-name-mechanisme is getest op AWS en bleek negatief). Emil koos daarop een derde, betere optie: de demo-apps blijven ongewijzigd DIRECT publiceren; 3 lokale queues vangen die berichten automatisch op (Solace's "message promotion", geen appwijziging nodig) en 3 REST Delivery Points sturen elke queue native door naar de bijbehorende cloud-broker, op dezelfde topic. Geïmplementeerd; testrun en validatie door Emil zijn de volgende stap.</w:t>
+        <w:t xml:space="preserve">Voortgang: bridge-export via remoteSubscription bleek alleen te kunnen importeren, niet exporteren, zonder een wederkerige bridge + publiek bereikbare lokale broker (een poging om dat laatste te vermijden via Solace's virtual-router-name-mechanisme is getest op AWS en bleek negatief). Emil koos daarop een derde, betere optie: de demo-apps blijven ongewijzigd DIRECT publiceren; 3 lokale queues vangen die berichten automatisch op (Solace's "message promotion", geen appwijziging nodig) en 3 REST Delivery Points sturen elke queue native door naar de bijbehorende cloud-broker, op dezelfde topic. Geïmplementeerd, en de oude bridge-configuratie/scripts zijn inmiddels opgeruimd; testrun en validatie door Emil zijn de volgende stap.</w:t>
       </w:r>
     </w:p>
     <w:p>
@@ -1558,7 +1558,7 @@
                 <w:b w:val="false"/>
                 <w:bCs w:val="false"/>
               </w:rPr>
-              <w:t xml:space="preserve">🔧 Aangepaste optie 2 (Emils keuze) geïmplementeerd: queues + REST Delivery Points i.p.v. bridges voor export, demo-apps ongewijzigd (message promotion vangt DIRECT-berichten automatisch op). Testrun + validatie door Emil nodig</w:t>
+              <w:t xml:space="preserve">🔧 Aangepaste optie 2 (Emils keuze) geïmplementeerd + oude bridge-configuratie opgeruimd: queues + REST Delivery Points i.p.v. bridges voor export, demo-apps ongewijzigd (message promotion vangt DIRECT-berichten automatisch op). Testrun + validatie door Emil nodig</w:t>
             </w:r>
           </w:p>
         </w:tc>

--- a/docs/Plan-van-aanpak-DADD2026-Enewable.docx
+++ b/docs/Plan-van-aanpak-DADD2026-Enewable.docx
@@ -60,7 +60,7 @@
           <w:sz w:val="20"/>
           <w:szCs w:val="20"/>
         </w:rPr>
-        <w:t xml:space="preserve">Voortgang: bridge-export via remoteSubscription bleek alleen te kunnen importeren, niet exporteren, zonder een wederkerige bridge + publiek bereikbare lokale broker (een poging om dat laatste te vermijden via Solace's virtual-router-name-mechanisme is getest op AWS en bleek negatief). Emil koos daarop een derde, betere optie: de demo-apps blijven ongewijzigd DIRECT publiceren; 3 lokale queues vangen die berichten automatisch op (Solace's "message promotion", geen appwijziging nodig) en 3 REST Delivery Points sturen elke queue native door naar de bijbehorende cloud-broker, op dezelfde topic. Geïmplementeerd, en de oude bridge-configuratie/scripts zijn inmiddels opgeruimd; testrun en validatie door Emil zijn de volgende stap.</w:t>
+        <w:t xml:space="preserve">Voortgang: bridge-export bleek alleen te kunnen importeren, niet exporteren, zonder een publiek bereikbare lokale broker -- Emil koos daarop queues + REST Delivery Points (RDP's): demo-apps blijven ongewijzigd DIRECT publiceren, 3 queues vangen dit automatisch op (Solace "message promotion"), 3 RDP's sturen elke queue native door naar de bijbehorende cloud-broker. Oude bridge-configuratie opgeruimd. Eerste testrun (28/09) maakte queues/RDP's/queue-bindings schoon aan maar faalde op de rest-consumers door een verkeerde authenticationScheme-waarde ("basic" i.p.v. "http-basic") -- gefixt; Emil draait het script nu opnieuw.</w:t>
       </w:r>
     </w:p>
     <w:p>
@@ -1558,7 +1558,7 @@
                 <w:b w:val="false"/>
                 <w:bCs w:val="false"/>
               </w:rPr>
-              <w:t xml:space="preserve">🔧 Aangepaste optie 2 (Emils keuze) geïmplementeerd + oude bridge-configuratie opgeruimd: queues + REST Delivery Points i.p.v. bridges voor export, demo-apps ongewijzigd (message promotion vangt DIRECT-berichten automatisch op). Testrun + validatie door Emil nodig</w:t>
+              <w:t xml:space="preserve">🔧 Eerste testrun vond 1 scriptbug (authenticationScheme-waarde "basic" moest "http-basic" zijn), nu gefixt. Script opnieuw draaien om de 3 rest-consumers alsnog aan te maken</w:t>
             </w:r>
           </w:p>
         </w:tc>
@@ -1578,7 +1578,7 @@
                 <w:b w:val="false"/>
                 <w:bCs w:val="false"/>
               </w:rPr>
-              <w:t xml:space="preserve">Testrun nu</w:t>
+              <w:t xml:space="preserve">Opnieuw draaien nu</w:t>
             </w:r>
           </w:p>
         </w:tc>

--- a/docs/Plan-van-aanpak-DADD2026-Enewable.docx
+++ b/docs/Plan-van-aanpak-DADD2026-Enewable.docx
@@ -60,7 +60,7 @@
           <w:sz w:val="20"/>
           <w:szCs w:val="20"/>
         </w:rPr>
-        <w:t xml:space="preserve">Voortgang: bridge-export bleek alleen te kunnen importeren, niet exporteren, zonder een publiek bereikbare lokale broker -- Emil koos daarop queues + REST Delivery Points (RDP's): demo-apps blijven ongewijzigd DIRECT publiceren, 3 queues vangen dit automatisch op (Solace "message promotion"), 3 RDP's sturen elke queue native door naar de bijbehorende cloud-broker. Oude bridge-configuratie opgeruimd. Eerste testrun (28/09) maakte queues/RDP's/queue-bindings schoon aan maar faalde op de rest-consumers door een verkeerde authenticationScheme-waarde ("basic" i.p.v. "http-basic") -- gefixt; Emil draait het script nu opnieuw.</w:t>
+        <w:t xml:space="preserve">Voortgang: bridge-export bleek alleen te kunnen importeren, niet exporteren, zonder een publiek bereikbare lokale broker -- Emil koos daarop queues + REST Delivery Points (RDP's): demo-apps blijven ongewijzigd DIRECT publiceren, 3 queues vangen dit automatisch op (Solace "message promotion"), 3 RDP's sturen elke queue native door naar de bijbehorende cloud-broker. Oude bridge-configuratie opgeruimd. Eerste testrun (28/09) faalde op de rest-consumers door een verkeerde authenticationScheme-waarde ("basic" i.p.v. "http-basic") -- gefixt, en de herhaalde run draait nu volledig schoon (0 WARN). Nog te bevestigen in Broker Manager: queues vullen zich, en de 3 RDP's tonen "Up".</w:t>
       </w:r>
     </w:p>
     <w:p>
@@ -1558,7 +1558,7 @@
                 <w:b w:val="false"/>
                 <w:bCs w:val="false"/>
               </w:rPr>
-              <w:t xml:space="preserve">🔧 Eerste testrun vond 1 scriptbug (authenticationScheme-waarde "basic" moest "http-basic" zijn), nu gefixt. Script opnieuw draaien om de 3 rest-consumers alsnog aan te maken</w:t>
+              <w:t xml:space="preserve">🔧 Script draait volledig schoon (0 WARN) na de authenticationScheme-fix. Broker Manager-check nodig: queues vullen zich, 3 RDP's tonen "Up"</w:t>
             </w:r>
           </w:p>
         </w:tc>
@@ -1578,7 +1578,7 @@
                 <w:b w:val="false"/>
                 <w:bCs w:val="false"/>
               </w:rPr>
-              <w:t xml:space="preserve">Opnieuw draaien nu</w:t>
+              <w:t xml:space="preserve">Verificatie nu</w:t>
             </w:r>
           </w:p>
         </w:tc>

--- a/docs/Plan-van-aanpak-DADD2026-Enewable.docx
+++ b/docs/Plan-van-aanpak-DADD2026-Enewable.docx
@@ -60,7 +60,7 @@
           <w:sz w:val="20"/>
           <w:szCs w:val="20"/>
         </w:rPr>
-        <w:t xml:space="preserve">Voortgang: bridge-export bleek alleen te kunnen importeren, niet exporteren, zonder een publiek bereikbare lokale broker -- Emil koos daarop queues + REST Delivery Points (RDP's): demo-apps blijven ongewijzigd DIRECT publiceren, 3 queues vangen dit automatisch op (Solace "message promotion"), 3 RDP's sturen elke queue native door naar de bijbehorende cloud-broker. Oude bridge-configuratie opgeruimd. Eerste testrun (28/09) faalde op de rest-consumers door een verkeerde authenticationScheme-waarde ("basic" i.p.v. "http-basic") -- gefixt, en de herhaalde run draait nu volledig schoon (0 WARN). Nog te bevestigen in Broker Manager: queues vullen zich, en de 3 RDP's tonen "Up".</w:t>
+        <w:t xml:space="preserve">Voortgang: bridge-export bleek alleen te kunnen importeren, niet exporteren, zonder een publiek bereikbare lokale broker -- Emil koos daarop queues + REST Delivery Points (RDP's): demo-apps blijven ongewijzigd DIRECT publiceren, 3 queues vangen dit automatisch op (Solace "message promotion"), 3 RDP's sturen elke queue native door naar de bijbehorende cloud-broker. Oude bridge-configuratie opgeruimd. Eerste testrun faalde op de rest-consumers door een verkeerde authenticationScheme-waarde ("basic" i.p.v. "http-basic") -- gefixt, en de herhaalde run draait nu volledig schoon (0 WARN). Broker Manager toont echter alle 3 RDP's als "Down"; het REST-host:poort-vermoeden (9443, zelfde host als SMF) is inmiddels bevestigd correct via de Connect-tab, dus de oorzaak ligt elders. Nieuw diagnostisch script (diagnose-rdp.sh) moet dit blootleggen.</w:t>
       </w:r>
     </w:p>
     <w:p>
@@ -1558,7 +1558,7 @@
                 <w:b w:val="false"/>
                 <w:bCs w:val="false"/>
               </w:rPr>
-              <w:t xml:space="preserve">🔧 Script draait volledig schoon (0 WARN) na de authenticationScheme-fix. Broker Manager-check nodig: queues vullen zich, 3 RDP's tonen "Up"</w:t>
+              <w:t xml:space="preserve">⛔ Script draait schoon (0 WARN), REST-host:poort bevestigd correct via Connect-tab -- toch tonen alle 3 RDP's "Down". Nieuw diagnostisch script diagnose-rdp.sh wacht op Emils run</w:t>
             </w:r>
           </w:p>
         </w:tc>
@@ -1578,7 +1578,7 @@
                 <w:b w:val="false"/>
                 <w:bCs w:val="false"/>
               </w:rPr>
-              <w:t xml:space="preserve">Verificatie nu</w:t>
+              <w:t xml:space="preserve">Diagnose nu</w:t>
             </w:r>
           </w:p>
         </w:tc>

--- a/docs/Plan-van-aanpak-DADD2026-Enewable.docx
+++ b/docs/Plan-van-aanpak-DADD2026-Enewable.docx
@@ -60,7 +60,7 @@
           <w:sz w:val="20"/>
           <w:szCs w:val="20"/>
         </w:rPr>
-        <w:t xml:space="preserve">Voortgang: bridge-export bleek alleen te kunnen importeren, niet exporteren, zonder een publiek bereikbare lokale broker -- Emil koos daarop queues + REST Delivery Points (RDP's): demo-apps blijven ongewijzigd DIRECT publiceren, 3 queues vangen dit automatisch op (Solace "message promotion"), 3 RDP's sturen elke queue native door naar de bijbehorende cloud-broker. Oude bridge-configuratie opgeruimd. Eerste testrun faalde op de rest-consumers door een verkeerde authenticationScheme-waarde ("basic" i.p.v. "http-basic") -- gefixt, en de herhaalde run draait nu volledig schoon (0 WARN). Broker Manager toont echter alle 3 RDP's als "Down"; het REST-host:poort-vermoeden (9443, zelfde host als SMF) is inmiddels bevestigd correct via de Connect-tab, dus de oorzaak ligt elders. Nieuw diagnostisch script (diagnose-rdp.sh) moet dit blootleggen.</w:t>
+        <w:t xml:space="preserve">Voortgang: bridge-export bleek alleen te kunnen importeren, niet exporteren, zonder een publiek bereikbare lokale broker -- Emil koos daarop queues + REST Delivery Points (RDP's): demo-apps blijven ongewijzigd DIRECT publiceren, 3 queues vangen dit automatisch op (Solace "message promotion"), 3 RDP's sturen elke queue native door naar de bijbehorende cloud-broker. Oude bridge-configuratie opgeruimd. Eerste testrun faalde op de rest-consumers door een verkeerde authenticationScheme-waarde ("basic" i.p.v. "http-basic") -- gefixt, en de herhaalde run draait nu volledig schoon (0 WARN). Broker Manager toont echter alle 3 RDP's als "Down"; het REST-host:poort-vermoeden is bevestigd correct, dus de oorzaak ligt elders. De diagnose (diagnose-rdp.sh) laat zien dat de REST-consumer zelf gezond is (up:true, 3 verbindingen) -- de RDP faalt specifiek op "No REST Queue Bindings Up", dus de queue-binding is de boosdoener. Script uitgebreid om dat direct te bevestigen; Emil draait het nogmaals.</w:t>
       </w:r>
     </w:p>
     <w:p>
@@ -1558,7 +1558,7 @@
                 <w:b w:val="false"/>
                 <w:bCs w:val="false"/>
               </w:rPr>
-              <w:t xml:space="preserve">⛔ Script draait schoon (0 WARN), REST-host:poort bevestigd correct via Connect-tab -- toch tonen alle 3 RDP's "Down". Nieuw diagnostisch script diagnose-rdp.sh wacht op Emils run</w:t>
+              <w:t xml:space="preserve">🔬 De REST-consumer zelf is gezond (up:true); de RDP faalt op "No REST Queue Bindings Up" -- de queue-binding, niet de verbinding, is de boosdoener. diagnose-rdp.sh uitgebreid, opnieuw draaien nodig</w:t>
             </w:r>
           </w:p>
         </w:tc>
@@ -1578,7 +1578,7 @@
                 <w:b w:val="false"/>
                 <w:bCs w:val="false"/>
               </w:rPr>
-              <w:t xml:space="preserve">Diagnose nu</w:t>
+              <w:t xml:space="preserve">Diagnose nu (ronde 2)</w:t>
             </w:r>
           </w:p>
         </w:tc>

--- a/docs/Plan-van-aanpak-DADD2026-Enewable.docx
+++ b/docs/Plan-van-aanpak-DADD2026-Enewable.docx
@@ -60,7 +60,7 @@
           <w:sz w:val="20"/>
           <w:szCs w:val="20"/>
         </w:rPr>
-        <w:t xml:space="preserve">Voortgang: bridge-export bleek alleen te kunnen importeren, niet exporteren, zonder een publiek bereikbare lokale broker -- Emil koos daarop queues + REST Delivery Points (RDP's): demo-apps blijven ongewijzigd DIRECT publiceren, 3 queues vangen dit automatisch op (Solace "message promotion"), 3 RDP's sturen elke queue native door naar de bijbehorende cloud-broker. Oude bridge-configuratie opgeruimd. Eerste testrun faalde op de rest-consumers door een verkeerde authenticationScheme-waarde ("basic" i.p.v. "http-basic") -- gefixt, en de herhaalde run draait nu volledig schoon (0 WARN). Broker Manager toont echter alle 3 RDP's als "Down"; het REST-host:poort-vermoeden is bevestigd correct, dus de oorzaak ligt elders. De diagnose (diagnose-rdp.sh) laat zien dat de REST-consumer zelf gezond is (up:true, 3 verbindingen) -- de RDP faalt specifiek op "No REST Queue Bindings Up", dus de queue-binding is de boosdoener. Script uitgebreid om dat direct te bevestigen; Emil draait het nogmaals.</w:t>
+        <w:t xml:space="preserve">Voortgang: bridge-export bleek alleen te kunnen importeren, niet exporteren, zonder een publiek bereikbare lokale broker -- Emil koos daarop queues + REST Delivery Points (RDP's): demo-apps blijven ongewijzigd DIRECT publiceren, 3 queues vangen dit automatisch op (Solace "message promotion"), 3 RDP's sturen elke queue native door naar de bijbehorende cloud-broker. Oude bridge-configuratie opgeruimd. Eerste testrun faalde op de rest-consumers door een verkeerde authenticationScheme-waarde ("basic" i.p.v. "http-basic") -- gefixt, en de herhaalde run draait nu volledig schoon (0 WARN). Broker Manager toont echter alle 3 RDP's als "Down". De diagnose (diagnose-rdp.sh) heeft de oorzaak inmiddels vernauwd: de REST-consumer-verbinding zelf is gezond (up:true) en de topic-subscriptie op elke queue is bevestigd aanwezig -- maar de queue-binding faalt met HTTP 503 "Service Unavailable": de verbinding komt tot stand, de POST wordt afgewezen. Vermoedelijke oorzaak: REST-incoming staat niet aan op de doel-Message-VPN. Nieuw script enable-rest-on-cloud-vpns.sh checkt/zet dit aan; Emil draait het en herhaalt daarna diagnose-rdp.sh.</w:t>
       </w:r>
     </w:p>
     <w:p>
@@ -1558,7 +1558,7 @@
                 <w:b w:val="false"/>
                 <w:bCs w:val="false"/>
               </w:rPr>
-              <w:t xml:space="preserve">🔬 De REST-consumer zelf is gezond (up:true); de RDP faalt op "No REST Queue Bindings Up" -- de queue-binding, niet de verbinding, is de boosdoener. diagnose-rdp.sh uitgebreid, opnieuw draaien nodig</w:t>
+              <w:t xml:space="preserve">🔬 Queue-binding faalt met HTTP 503 "Service Unavailable"; REST-consumer-verbinding en topic-subscriptie zijn beide bevestigd gezond. Vermoedelijke oorzaak: REST-incoming staat niet aan op de cloud-VPN -- nieuw script enable-rest-on-cloud-vpns.sh toegevoegd</w:t>
             </w:r>
           </w:p>
         </w:tc>
@@ -1578,7 +1578,7 @@
                 <w:b w:val="false"/>
                 <w:bCs w:val="false"/>
               </w:rPr>
-              <w:t xml:space="preserve">Diagnose nu (ronde 2)</w:t>
+              <w:t xml:space="preserve">Emil draait het script, dan diagnose-rdp.sh opnieuw</w:t>
             </w:r>
           </w:p>
         </w:tc>
@@ -1905,7 +1905,7 @@
         <w:spacing w:after="80"/>
       </w:pPr>
       <w:r>
-        <w:t xml:space="preserve">De RDP-attribuutnamen zijn gecrosscheckt tegen een werkende Go SEMP-client (Solace's eigen CLI-documentatie geeft geen REST-attribuutnamen), maar het REST-host/poort per cloud-service (aanname: 9443) moet Emil nog bevestigen op de Connect-tab -- eerste concrete vervolgstap.</w:t>
+        <w:t xml:space="preserve">De RDP-attribuutnamen zijn gecrosscheckt tegen een werkende Go SEMP-client (Solace's eigen CLI-documentatie geeft geen REST-attribuutnamen); het REST-host/poort per cloud-service (9443) is inmiddels bevestigd correct via de Connect-tab. De resterende "Down"-status is vernauwd tot een HTTP 503 op de queue-binding, met als vermoedelijke oorzaak dat REST-incoming niet aanstaat op de cloud-VPN.</w:t>
       </w:r>
     </w:p>
     <w:p>
@@ -1953,7 +1953,7 @@
         <w:spacing w:after="80"/>
       </w:pPr>
       <w:r>
-        <w:t xml:space="preserve">REST-host/poort per cloud-service bevestigen op de Connect-tab (en REST-messaging aanzetten waar nog uit) en configure-rdp-export.sh draaien.</w:t>
+        <w:t xml:space="preserve">enable-rest-on-cloud-vpns.sh draaien om REST-incoming te checken/aan te zetten op elke cloud-VPN, daarna diagnose-rdp.sh herhalen.</w:t>
       </w:r>
     </w:p>
     <w:p>
@@ -1966,7 +1966,7 @@
         <w:spacing w:after="80"/>
       </w:pPr>
       <w:r>
-        <w:t xml:space="preserve">Controleren dat de 3 queues gevuld raken en de 3 REST Delivery Points "Up" komen in Broker Manager.</w:t>
+        <w:t xml:space="preserve">Controleren dat de queue-binding's lastFailureReason verandert (niet meer "Service Unavailable") en dat de 3 REST Delivery Points "Up" komen in Broker Manager.</w:t>
       </w:r>
     </w:p>
     <w:p>

--- a/docs/Plan-van-aanpak-DADD2026-Enewable.docx
+++ b/docs/Plan-van-aanpak-DADD2026-Enewable.docx
@@ -60,7 +60,7 @@
           <w:sz w:val="20"/>
           <w:szCs w:val="20"/>
         </w:rPr>
-        <w:t xml:space="preserve">Voortgang: bridge-export bleek alleen te kunnen importeren, niet exporteren, zonder een publiek bereikbare lokale broker -- Emil koos daarop queues + REST Delivery Points (RDP's): demo-apps blijven ongewijzigd DIRECT publiceren, 3 queues vangen dit automatisch op (Solace "message promotion"), 3 RDP's sturen elke queue native door naar de bijbehorende cloud-broker. Oude bridge-configuratie opgeruimd. Eerste testrun faalde op de rest-consumers door een verkeerde authenticationScheme-waarde ("basic" i.p.v. "http-basic") -- gefixt, en de herhaalde run draait nu volledig schoon (0 WARN). Broker Manager toont echter alle 3 RDP's als "Down". De diagnose (diagnose-rdp.sh) heeft de oorzaak inmiddels vernauwd: de REST-consumer-verbinding zelf is gezond (up:true) en de topic-subscriptie op elke queue is bevestigd aanwezig -- maar de queue-binding faalt met HTTP 503 "Service Unavailable": de verbinding komt tot stand, de POST wordt afgewezen. Vermoedelijke oorzaak: REST-incoming staat niet aan op de doel-Message-VPN. Nieuw script enable-rest-on-cloud-vpns.sh checkt/zet dit aan; Emil draait het en herhaalt daarna diagnose-rdp.sh.</w:t>
+        <w:t xml:space="preserve">Voortgang: bridge-export bleek alleen te kunnen importeren, niet exporteren, zonder een publiek bereikbare lokale broker -- Emil koos daarop queues + REST Delivery Points (RDP's): demo-apps blijven ongewijzigd DIRECT publiceren, 3 queues vangen dit automatisch op (Solace "message promotion"), 3 RDP's sturen elke queue native door naar de bijbehorende cloud-broker. Oude bridge-configuratie opgeruimd. Eerste testrun faalde op de rest-consumers door een verkeerde authenticationScheme-waarde ("basic" i.p.v. "http-basic") -- gefixt, en de herhaalde run draait nu volledig schoon (0 WARN). Broker Manager toont echter alle 3 RDP's als "Down". De diagnose (diagnose-rdp.sh) heeft de oorzaak vernauwd tot de queue-binding: de REST-consumer-verbinding zelf is gezond (up:true) en de topic-subscriptie op elke queue is bevestigd aanwezig, maar de queue-binding faalt met HTTP 503 "Service Unavailable" -- ook nog bij een derde diagnose-run, actueel en niet stale. Vermoedelijke oorzaak (nog niet bevestigd of ontkracht): REST-incoming staat niet aan op de doel-Message-VPN (enable-rest-on-cloud-vpns.sh). Nieuw script test-rest-direct.sh bypasst de RDP en POST't rechtstreeks naar elke cloud-broker, om de échte HTTP-respons te zien in plaats van de RDP se samenvatting.</w:t>
       </w:r>
     </w:p>
     <w:p>
@@ -1558,7 +1558,7 @@
                 <w:b w:val="false"/>
                 <w:bCs w:val="false"/>
               </w:rPr>
-              <w:t xml:space="preserve">🔬 Queue-binding faalt met HTTP 503 "Service Unavailable"; REST-consumer-verbinding en topic-subscriptie zijn beide bevestigd gezond. Vermoedelijke oorzaak: REST-incoming staat niet aan op de cloud-VPN -- nieuw script enable-rest-on-cloud-vpns.sh toegevoegd</w:t>
+              <w:t xml:space="preserve">🔬 HTTP 503 "Service Unavailable" op de queue-binding blijft bestaan, ook bij een derde diagnose-run (actueel, niet stale). REST-consumer-verbinding en topic-subscriptie zijn beide bevestigd gezond. Nieuw script test-rest-direct.sh POST't rechtstreeks naar elke cloud-broker voor de échte HTTP-respons</w:t>
             </w:r>
           </w:p>
         </w:tc>
@@ -1578,7 +1578,7 @@
                 <w:b w:val="false"/>
                 <w:bCs w:val="false"/>
               </w:rPr>
-              <w:t xml:space="preserve">Emil draait het script, dan diagnose-rdp.sh opnieuw</w:t>
+              <w:t xml:space="preserve">Emil draait test-rest-direct.sh</w:t>
             </w:r>
           </w:p>
         </w:tc>
@@ -1953,7 +1953,7 @@
         <w:spacing w:after="80"/>
       </w:pPr>
       <w:r>
-        <w:t xml:space="preserve">enable-rest-on-cloud-vpns.sh draaien om REST-incoming te checken/aan te zetten op elke cloud-VPN, daarna diagnose-rdp.sh herhalen.</w:t>
+        <w:t xml:space="preserve">test-rest-direct.sh draaien: POST rechtstreeks (curl) naar elke cloud-broker om de échte HTTP-statusregel en responsebody te zien, i.p.v. de RDP se samenvatting.</w:t>
       </w:r>
     </w:p>
     <w:p>
@@ -1966,7 +1966,7 @@
         <w:spacing w:after="80"/>
       </w:pPr>
       <w:r>
-        <w:t xml:space="preserve">Controleren dat de queue-binding's lastFailureReason verandert (niet meer "Service Unavailable") en dat de 3 REST Delivery Points "Up" komen in Broker Manager.</w:t>
+        <w:t xml:space="preserve">Op basis daarvan de echte 503-oorzaak vaststellen (REST-incoming, auth, of iets anders) en de 3 REST Delivery Points op "Up" krijgen in Broker Manager.</w:t>
       </w:r>
     </w:p>
     <w:p>

--- a/docs/Plan-van-aanpak-DADD2026-Enewable.docx
+++ b/docs/Plan-van-aanpak-DADD2026-Enewable.docx
@@ -60,7 +60,7 @@
           <w:sz w:val="20"/>
           <w:szCs w:val="20"/>
         </w:rPr>
-        <w:t xml:space="preserve">Voortgang: bridge-export bleek alleen te kunnen importeren, niet exporteren, zonder een publiek bereikbare lokale broker -- Emil koos daarop queues + REST Delivery Points (RDP's): demo-apps blijven ongewijzigd DIRECT publiceren, 3 queues vangen dit automatisch op (Solace "message promotion"), 3 RDP's sturen elke queue native door naar de bijbehorende cloud-broker. Oude bridge-configuratie opgeruimd. Eerste testrun faalde op de rest-consumers door een verkeerde authenticationScheme-waarde ("basic" i.p.v. "http-basic") -- gefixt, en de herhaalde run draait nu volledig schoon (0 WARN). Broker Manager toont echter alle 3 RDP's als "Down". De diagnose (diagnose-rdp.sh) heeft de oorzaak vernauwd tot de queue-binding: de REST-consumer-verbinding zelf is gezond (up:true) en de topic-subscriptie op elke queue is bevestigd aanwezig, maar de queue-binding faalt met HTTP 503 "Service Unavailable" -- ook nog bij een derde diagnose-run, actueel en niet stale. Vermoedelijke oorzaak (nog niet bevestigd of ontkracht): REST-incoming staat niet aan op de doel-Message-VPN (enable-rest-on-cloud-vpns.sh). Nieuw script test-rest-direct.sh bypasst de RDP en POST't rechtstreeks naar elke cloud-broker, om de échte HTTP-respons te zien in plaats van de RDP se samenvatting.</w:t>
+        <w:t xml:space="preserve">Voortgang: bridge-export bleek alleen te kunnen importeren, niet exporteren, zonder een publiek bereikbare lokale broker -- Emil koos daarop queues + REST Delivery Points (RDP's): demo-apps blijven ongewijzigd DIRECT publiceren, 3 queues vangen dit automatisch op (Solace "message promotion"), 3 RDP's sturen elke queue native door naar de bijbehorende cloud-broker. Oude bridge-configuratie opgeruimd. Eerste testrun faalde op de rest-consumers door een verkeerde authenticationScheme-waarde ("basic" i.p.v. "http-basic") -- gefixt, en de herhaalde run draait nu volledig schoon (0 WARN). Broker Manager toont echter alle 3 RDP's als "Down" met HTTP 503 "Service Unavailable" op de queue-binding. Een directe curl-POST naar alle 3 cloud-brokers (test-rest-direct.sh), met dezelfde host/poort/credentials/topic-constructie als de RDP gebruikt, lukt echter gewoon (200 OK) -- dit sluit REST-incoming-uitgeschakeld, verkeerde auth, host/poort en topic-mapping definitief uit. Belangrijke aanwijzing: de REST-consumer se eigen HTTP-tellers staan nog op 0 -- er is nog nooit een échte berichtaflevering geprobeerd, dus de 503 is vermoedelijk een RDP-interne gereedheids-/probe-stap, geen mislukte aflevering. Vervolgstap: een echte end-to-end publish-test.</w:t>
       </w:r>
     </w:p>
     <w:p>
@@ -1558,7 +1558,7 @@
                 <w:b w:val="false"/>
                 <w:bCs w:val="false"/>
               </w:rPr>
-              <w:t xml:space="preserve">🔬 HTTP 503 "Service Unavailable" op de queue-binding blijft bestaan, ook bij een derde diagnose-run (actueel, niet stale). REST-consumer-verbinding en topic-subscriptie zijn beide bevestigd gezond. Nieuw script test-rest-direct.sh POST't rechtstreeks naar elke cloud-broker voor de échte HTTP-respons</w:t>
+              <w:t xml:space="preserve">🔬 test-rest-direct.sh: alle 3 cloud-brokers antwoorden 200 OK op een directe POST -- REST-incoming, auth, host/poort en topic-mapping zijn uitgesloten als oorzaak. De RDP-consumer se tellers staan op 0: nog geen enkele échte berichtaflevering geprobeerd, dus de 503 is geen mislukte aflevering</w:t>
             </w:r>
           </w:p>
         </w:tc>
@@ -1578,7 +1578,7 @@
                 <w:b w:val="false"/>
                 <w:bCs w:val="false"/>
               </w:rPr>
-              <w:t xml:space="preserve">Emil draait test-rest-direct.sh</w:t>
+              <w:t xml:space="preserve">Echte end-to-end publish-test, dan diagnose-rdp.sh opnieuw</w:t>
             </w:r>
           </w:p>
         </w:tc>
@@ -1953,7 +1953,7 @@
         <w:spacing w:after="80"/>
       </w:pPr>
       <w:r>
-        <w:t xml:space="preserve">test-rest-direct.sh draaien: POST rechtstreeks (curl) naar elke cloud-broker om de échte HTTP-statusregel en responsebody te zien, i.p.v. de RDP se samenvatting.</w:t>
+        <w:t xml:space="preserve">~~test-rest-direct.sh draaien.~~ ✅ -- alle 3 cloud-brokers antwoorden 200 OK; REST-incoming, auth, host/poort en topic-mapping zijn uitgesloten als oorzaak.</w:t>
       </w:r>
     </w:p>
     <w:p>
@@ -1966,7 +1966,7 @@
         <w:spacing w:after="80"/>
       </w:pPr>
       <w:r>
-        <w:t xml:space="preserve">Op basis daarvan de echte 503-oorzaak vaststellen (REST-incoming, auth, of iets anders) en de 3 REST Delivery Points op "Up" krijgen in Broker Manager.</w:t>
+        <w:t xml:space="preserve">Een echte end-to-end publish-test draaien (stm/python/sdkperf) en meteen daarna diagnose-rdp.sh herhalen: landt het bericht in de queue, en bewegen de REST-consumer se tellers van 0 af?</w:t>
       </w:r>
     </w:p>
     <w:p>

--- a/docs/Plan-van-aanpak-DADD2026-Enewable.docx
+++ b/docs/Plan-van-aanpak-DADD2026-Enewable.docx
@@ -60,7 +60,7 @@
           <w:sz w:val="20"/>
           <w:szCs w:val="20"/>
         </w:rPr>
-        <w:t xml:space="preserve">Voortgang: bridge-export bleek alleen te kunnen importeren, niet exporteren, zonder een publiek bereikbare lokale broker -- Emil koos daarop queues + REST Delivery Points (RDP's): demo-apps blijven ongewijzigd DIRECT publiceren, 3 queues vangen dit automatisch op (Solace "message promotion"), 3 RDP's sturen elke queue native door naar de bijbehorende cloud-broker. Oude bridge-configuratie opgeruimd. Eerste testrun faalde op de rest-consumers door een verkeerde authenticationScheme-waarde ("basic" i.p.v. "http-basic") -- gefixt, en de herhaalde run draait nu volledig schoon (0 WARN). Broker Manager toont echter alle 3 RDP's als "Down" met HTTP 503 "Service Unavailable" op de queue-binding. Een directe curl-POST naar alle 3 cloud-brokers (test-rest-direct.sh), met dezelfde host/poort/credentials/topic-constructie als de RDP gebruikt, lukt echter gewoon (200 OK) -- dit sluit REST-incoming-uitgeschakeld, verkeerde auth, host/poort en topic-mapping definitief uit. Belangrijke aanwijzing: de REST-consumer se eigen HTTP-tellers staan nog op 0 -- er is nog nooit een échte berichtaflevering geprobeerd, dus de 503 is vermoedelijk een RDP-interne gereedheids-/probe-stap, geen mislukte aflevering. Vervolgstap: een echte end-to-end publish-test.</w:t>
+        <w:t xml:space="preserve">Voortgang: bridge-export bleek alleen te kunnen importeren, niet exporteren, zonder een publiek bereikbare lokale broker -- Emil koos daarop queues + REST Delivery Points (RDP's): demo-apps blijven ongewijzigd DIRECT publiceren, 3 queues vangen dit automatisch op (Solace "message promotion"), 3 RDP's sturen elke queue native door naar de bijbehorende cloud-broker. Oude bridge-configuratie opgeruimd. Eerste testrun faalde op de rest-consumers door een verkeerde authenticationScheme-waarde ("basic" i.p.v. "http-basic") -- gefixt, en de herhaalde run draait nu volledig schoon (0 WARN). Broker Manager toont echter alle 3 RDP's als "Down" met HTTP 503 "Service Unavailable" op de queue-binding. Een directe curl-POST naar alle 3 cloud-brokers, met dezelfde host/poort/credentials/topic-constructie als de RDP gebruikt, lukt gewoon (200 OK) -- dit sluit REST-incoming-uitgeschakeld, verkeerde auth, host/poort en topic-mapping definitief uit; de REST-consumer se eigen tellers staan nog op 0 (nog nooit een échte berichtaflevering geprobeerd). De eerste poging tot een echte end-to-end publish-test liep meteen vast op de demo-app zelf: de geïnstalleerde Solace Try-Me CLI (stm v1.0.0) kent geen "publish"-subcommando, alleen "send" -- gefixt in publish-public.sh. Emil moet de publish-test nu opnieuw draaien.</w:t>
       </w:r>
     </w:p>
     <w:p>
@@ -1558,7 +1558,7 @@
                 <w:b w:val="false"/>
                 <w:bCs w:val="false"/>
               </w:rPr>
-              <w:t xml:space="preserve">🔬 test-rest-direct.sh: alle 3 cloud-brokers antwoorden 200 OK op een directe POST -- REST-incoming, auth, host/poort en topic-mapping zijn uitgesloten als oorzaak. De RDP-consumer se tellers staan op 0: nog geen enkele échte berichtaflevering geprobeerd, dus de 503 is geen mislukte aflevering</w:t>
+              <w:t xml:space="preserve">🔬 RDP-diagnose: REST-incoming/auth/host/topic uitgesloten als 503-oorzaak (directe POST werkt, 200 OK); REST-consumer nog 0 echte POSTs. Eerste publish-test faalde op de stm CLI zelf (stm publish bestaat niet, moet stm send zijn) -- gefixt</w:t>
             </w:r>
           </w:p>
         </w:tc>
@@ -1578,7 +1578,7 @@
                 <w:b w:val="false"/>
                 <w:bCs w:val="false"/>
               </w:rPr>
-              <w:t xml:space="preserve">Echte end-to-end publish-test, dan diagnose-rdp.sh opnieuw</w:t>
+              <w:t xml:space="preserve">Emil draait publish-public.sh opnieuw, dan diagnose-rdp.sh</w:t>
             </w:r>
           </w:p>
         </w:tc>
@@ -1966,7 +1966,7 @@
         <w:spacing w:after="80"/>
       </w:pPr>
       <w:r>
-        <w:t xml:space="preserve">Een echte end-to-end publish-test draaien (stm/python/sdkperf) en meteen daarna diagnose-rdp.sh herhalen: landt het bericht in de queue, en bewegen de REST-consumer se tellers van 0 af?</w:t>
+        <w:t xml:space="preserve">~~Publish-test draaien.~~ 🔬 -- liep vast op de stm CLI ("publish" bestaat niet, moet "send" zijn), gefixt. Opnieuw draaien en meteen daarna diagnose-rdp.sh herhalen: landt het bericht in de queue, en bewegen de REST-consumer se tellers van 0 af?</w:t>
       </w:r>
     </w:p>
     <w:p>

--- a/docs/Plan-van-aanpak-DADD2026-Enewable.docx
+++ b/docs/Plan-van-aanpak-DADD2026-Enewable.docx
@@ -60,7 +60,7 @@
           <w:sz w:val="20"/>
           <w:szCs w:val="20"/>
         </w:rPr>
-        <w:t xml:space="preserve">Voortgang: bridge-export bleek alleen te kunnen importeren, niet exporteren, zonder een publiek bereikbare lokale broker -- Emil koos daarop queues + REST Delivery Points (RDP's): demo-apps blijven ongewijzigd DIRECT publiceren, 3 queues vangen dit automatisch op (Solace "message promotion"), 3 RDP's sturen elke queue native door naar de bijbehorende cloud-broker. Oude bridge-configuratie opgeruimd. Eerste testrun faalde op de rest-consumers door een verkeerde authenticationScheme-waarde ("basic" i.p.v. "http-basic") -- gefixt, en de herhaalde run draait nu volledig schoon (0 WARN). Broker Manager toont echter alle 3 RDP's als "Down" met HTTP 503 "Service Unavailable" op de queue-binding. Een directe curl-POST naar alle 3 cloud-brokers, met dezelfde host/poort/credentials/topic-constructie als de RDP gebruikt, lukt gewoon (200 OK) -- dit sluit REST-incoming-uitgeschakeld, verkeerde auth, host/poort en topic-mapping definitief uit; de REST-consumer se eigen tellers staan nog op 0 (nog nooit een échte berichtaflevering geprobeerd). De eerste poging tot een echte end-to-end publish-test liep meteen vast op de demo-app zelf: de geïnstalleerde Solace Try-Me CLI (stm v1.0.0) kent geen "publish"-subcommando, alleen "send" -- gefixt in publish-public.sh. Emil moet de publish-test nu opnieuw draaien.</w:t>
+        <w:t xml:space="preserve">Voortgang: bridge-export bleek alleen te kunnen importeren, niet exporteren, zonder een publiek bereikbare lokale broker -- Emil koos daarop queues + REST Delivery Points (RDP's): demo-apps blijven ongewijzigd DIRECT publiceren, 3 queues vangen dit automatisch op (Solace "message promotion"), 3 RDP's sturen elke queue native door naar de bijbehorende cloud-broker. Oude bridge-configuratie opgeruimd. Eerste testrun faalde op de rest-consumers door een verkeerde authenticationScheme-waarde ("basic" i.p.v. "http-basic") -- gefixt, en de herhaalde run draait nu volledig schoon (0 WARN). Broker Manager toont echter alle 3 RDP's als "Down" met HTTP 503 "Service Unavailable" op de queue-binding. Een directe curl-POST naar alle 3 cloud-brokers, met dezelfde host/poort/credentials/topic-constructie als de RDP gebruikt, lukt gewoon (200 OK) -- dit sluit REST-incoming-uitgeschakeld, verkeerde auth, host/poort en topic-mapping definitief uit; de REST-consumer se eigen tellers staan nog op 0 (nog nooit een échte berichtaflevering geprobeerd). De eerste poging tot een echte end-to-end publish-test liep meteen vast op de demo-app zelf: de geïnstalleerde Solace Try-Me CLI (stm v1.0.0) kent geen "publish"-subcommando, alleen "send" -- gefixt in publish-public.sh. Na die fix loopt de test alweer vast, nu op een nieuw en apart probleem: de lokale broker wijst pub-public af met "The RADIUS profile is shutdown" -- dit gebeurt vóórdat de RDP-keten zelfs bereikt wordt, dus los van het 503-onderzoek. Vermoeden: de enewable-VPN se auth-type staat op "radius" i.p.v. "internal". Nieuw diagnostisch script diagnose-local-auth.sh moet Emil vanuit zijn eigen terminal draaien.</w:t>
       </w:r>
     </w:p>
     <w:p>
@@ -1558,7 +1558,7 @@
                 <w:b w:val="false"/>
                 <w:bCs w:val="false"/>
               </w:rPr>
-              <w:t xml:space="preserve">🔬 RDP-diagnose: REST-incoming/auth/host/topic uitgesloten als 503-oorzaak (directe POST werkt, 200 OK); REST-consumer nog 0 echte POSTs. Eerste publish-test faalde op de stm CLI zelf (stm publish bestaat niet, moet stm send zijn) -- gefixt</w:t>
+              <w:t xml:space="preserve">🔬 RDP-diagnose: REST-incoming/auth/host/topic al uitgesloten als 503-oorzaak. Publish-test gefixt op de stm CLI, maar loopt nu vast op een nieuw, apart probleem: de lokale broker wijst pub-public af ("The RADIUS profile is shutdown") -- vóór de RDP-keten zelfs bereikt wordt</w:t>
             </w:r>
           </w:p>
         </w:tc>
@@ -1578,7 +1578,7 @@
                 <w:b w:val="false"/>
                 <w:bCs w:val="false"/>
               </w:rPr>
-              <w:t xml:space="preserve">Emil draait publish-public.sh opnieuw, dan diagnose-rdp.sh</w:t>
+              <w:t xml:space="preserve">Emil draait diagnose-local-auth.sh vanuit eigen terminal</w:t>
             </w:r>
           </w:p>
         </w:tc>
@@ -1966,7 +1966,20 @@
         <w:spacing w:after="80"/>
       </w:pPr>
       <w:r>
-        <w:t xml:space="preserve">~~Publish-test draaien.~~ 🔬 -- liep vast op de stm CLI ("publish" bestaat niet, moet "send" zijn), gefixt. Opnieuw draaien en meteen daarna diagnose-rdp.sh herhalen: landt het bericht in de queue, en bewegen de REST-consumer se tellers van 0 af?</w:t>
+        <w:t xml:space="preserve">~~Publish-test draaien.~~ 🔬 -- liep vast op de stm CLI ("publish" bestaat niet, moet "send" zijn), gefixt; loopt nu vast op een nieuw probleem: de lokale broker wijst pub-public af ("RADIUS profile is shutdown").</w:t>
+      </w:r>
+    </w:p>
+    <w:p>
+      <w:pPr>
+        <w:pStyle w:val="ListParagraph"/>
+        <w:numPr>
+          <w:ilvl w:val="0"/>
+          <w:numId w:val="2"/>
+        </w:numPr>
+        <w:spacing w:after="80"/>
+      </w:pPr>
+      <w:r>
+        <w:t xml:space="preserve">diagnose-local-auth.sh draaien (Emils eigen terminal) om te zien of de enewable-VPN per ongeluk op RADIUS-auth staat, of een client-username/profiel is uitgeschakeld. Pas daarna de publish-test + diagnose-rdp.sh opnieuw.</w:t>
       </w:r>
     </w:p>
     <w:p>

--- a/docs/Plan-van-aanpak-DADD2026-Enewable.docx
+++ b/docs/Plan-van-aanpak-DADD2026-Enewable.docx
@@ -60,7 +60,7 @@
           <w:sz w:val="20"/>
           <w:szCs w:val="20"/>
         </w:rPr>
-        <w:t xml:space="preserve">Voortgang: bridge-export bleek alleen te kunnen importeren, niet exporteren, zonder een publiek bereikbare lokale broker -- Emil koos daarop queues + REST Delivery Points (RDP's): demo-apps blijven ongewijzigd DIRECT publiceren, 3 queues vangen dit automatisch op (Solace "message promotion"), 3 RDP's sturen elke queue native door naar de bijbehorende cloud-broker. Oude bridge-configuratie opgeruimd. Eerste testrun faalde op de rest-consumers door een verkeerde authenticationScheme-waarde ("basic" i.p.v. "http-basic") -- gefixt, en de herhaalde run draait nu volledig schoon (0 WARN). Broker Manager toont echter alle 3 RDP's als "Down" met HTTP 503 "Service Unavailable" op de queue-binding. Een directe curl-POST naar alle 3 cloud-brokers, met dezelfde host/poort/credentials/topic-constructie als de RDP gebruikt, lukt gewoon (200 OK) -- dit sluit REST-incoming-uitgeschakeld, verkeerde auth, host/poort en topic-mapping definitief uit; de REST-consumer se eigen tellers staan nog op 0 (nog nooit een échte berichtaflevering geprobeerd). De eerste poging tot een echte end-to-end publish-test liep meteen vast op de demo-app zelf: de geïnstalleerde Solace Try-Me CLI (stm v1.0.0) kent geen "publish"-subcommando, alleen "send" -- gefixt in publish-public.sh. Na die fix loopt de test alweer vast, nu op een nieuw en apart probleem: de lokale broker wijst pub-public af met "The RADIUS profile is shutdown" -- dit gebeurt vóórdat de RDP-keten zelfs bereikt wordt, dus los van het 503-onderzoek. Vermoeden: de enewable-VPN se auth-type staat op "radius" i.p.v. "internal". Nieuw diagnostisch script diagnose-local-auth.sh moet Emil vanuit zijn eigen terminal draaien.</w:t>
+        <w:t xml:space="preserve">Voortgang: bridge-export bleek alleen te kunnen importeren, niet exporteren, zonder een publiek bereikbare lokale broker -- Emil koos daarop queues + REST Delivery Points (RDP's): demo-apps blijven ongewijzigd DIRECT publiceren, 3 queues vangen dit automatisch op (Solace "message promotion"), 3 RDP's sturen elke queue native door naar de bijbehorende cloud-broker. Oude bridge-configuratie opgeruimd. Eerste testrun faalde op de rest-consumers door een verkeerde authenticationScheme-waarde ("basic" i.p.v. "http-basic") -- gefixt, en de herhaalde run draait nu volledig schoon (0 WARN). Broker Manager toont echter alle 3 RDP's als "Down" met HTTP 503 "Service Unavailable" op de queue-binding. Een directe curl-POST naar alle 3 cloud-brokers, met dezelfde host/poort/credentials/topic-constructie als de RDP gebruikt, lukt gewoon (200 OK) -- dit sluit REST-incoming-uitgeschakeld, verkeerde auth, host/poort en topic-mapping definitief uit; de REST-consumer se eigen tellers staan nog op 0 (nog nooit een échte berichtaflevering geprobeerd). De eerste poging tot een echte end-to-end publish-test liep meteen vast op de demo-app zelf: de geïnstalleerde Solace Try-Me CLI (stm v1.0.0) kent geen "publish"-subcommando, alleen "send" -- gefixt in publish-public.sh. Na die fix loopt de test alweer vast, nu op een nieuw en apart probleem: de lokale broker wijst pub-public af met "The RADIUS profile is shutdown" -- dit gebeurt vóórdat de RDP-keten zelfs bereikt wordt, dus los van het 503-onderzoek. Bevestigd en gefixt: de enewable-VPN se auth-type stond daadwerkelijk op "radius" zonder enig RADIUS-profiel; configure-local-broker.sh PATCHt de VPN nu naar "internal". Emil moet dat script herdraaien en dan de echte end-to-end publish-test opnieuw proberen.</w:t>
       </w:r>
     </w:p>
     <w:p>
@@ -1558,7 +1558,7 @@
                 <w:b w:val="false"/>
                 <w:bCs w:val="false"/>
               </w:rPr>
-              <w:t xml:space="preserve">🔬 RDP-diagnose: REST-incoming/auth/host/topic al uitgesloten als 503-oorzaak. Publish-test gefixt op de stm CLI, maar loopt nu vast op een nieuw, apart probleem: de lokale broker wijst pub-public af ("The RADIUS profile is shutdown") -- vóór de RDP-keten zelfs bereikt wordt</w:t>
+              <w:t xml:space="preserve">✅ Lokale auth-bug gevonden en gefixt: de enewable-VPN stond op RADIUS-auth zonder RADIUS-profiel, waardoor elke publisher werd afgewezen vóór de RDP-keten zelfs bereikt werd. configure-local-broker.sh PATCHt de VPN nu naar internal-auth</w:t>
             </w:r>
           </w:p>
         </w:tc>
@@ -1578,7 +1578,7 @@
                 <w:b w:val="false"/>
                 <w:bCs w:val="false"/>
               </w:rPr>
-              <w:t xml:space="preserve">Emil draait diagnose-local-auth.sh vanuit eigen terminal</w:t>
+              <w:t xml:space="preserve">Emil herdraait configure-local-broker.sh, dan de echte publish-test + diagnose-rdp.sh</w:t>
             </w:r>
           </w:p>
         </w:tc>
@@ -1966,7 +1966,7 @@
         <w:spacing w:after="80"/>
       </w:pPr>
       <w:r>
-        <w:t xml:space="preserve">~~Publish-test draaien.~~ 🔬 -- liep vast op de stm CLI ("publish" bestaat niet, moet "send" zijn), gefixt; loopt nu vast op een nieuw probleem: de lokale broker wijst pub-public af ("RADIUS profile is shutdown").</w:t>
+        <w:t xml:space="preserve">~~Publish-test draaien; diagnose-local-auth.sh.~~ ✅ -- twee losse bugs gevonden en gefixt: stm CLI-syntax ("publish" -&gt; "send") en de enewable-VPN se auth-type (RADIUS -&gt; internal).</w:t>
       </w:r>
     </w:p>
     <w:p>
@@ -1979,7 +1979,7 @@
         <w:spacing w:after="80"/>
       </w:pPr>
       <w:r>
-        <w:t xml:space="preserve">diagnose-local-auth.sh draaien (Emils eigen terminal) om te zien of de enewable-VPN per ongeluk op RADIUS-auth staat, of een client-username/profiel is uitgeschakeld. Pas daarna de publish-test + diagnose-rdp.sh opnieuw.</w:t>
+        <w:t xml:space="preserve">configure-local-broker.sh herdraaien (idempotent), dan de echte end-to-end publish-test + diagnose-rdp.sh: landt het bericht in de queue, en bewegen de REST-consumer se tellers van 0 af?</w:t>
       </w:r>
     </w:p>
     <w:p>

--- a/docs/Plan-van-aanpak-DADD2026-Enewable.docx
+++ b/docs/Plan-van-aanpak-DADD2026-Enewable.docx
@@ -60,7 +60,7 @@
           <w:sz w:val="20"/>
           <w:szCs w:val="20"/>
         </w:rPr>
-        <w:t xml:space="preserve">Voortgang: bridge-export bleek alleen te kunnen importeren, niet exporteren, zonder een publiek bereikbare lokale broker -- Emil koos daarop queues + REST Delivery Points (RDP's): demo-apps blijven ongewijzigd DIRECT publiceren, 3 queues vangen dit automatisch op (Solace "message promotion"), 3 RDP's sturen elke queue native door naar de bijbehorende cloud-broker. Oude bridge-configuratie opgeruimd. Eerste testrun faalde op de rest-consumers door een verkeerde authenticationScheme-waarde ("basic" i.p.v. "http-basic") -- gefixt, en de herhaalde run draait nu volledig schoon (0 WARN). Broker Manager toont echter alle 3 RDP's als "Down" met HTTP 503 "Service Unavailable" op de queue-binding. Een directe curl-POST naar alle 3 cloud-brokers, met dezelfde host/poort/credentials/topic-constructie als de RDP gebruikt, lukt gewoon (200 OK) -- dit sluit REST-incoming-uitgeschakeld, verkeerde auth, host/poort en topic-mapping definitief uit; de REST-consumer se eigen tellers staan nog op 0 (nog nooit een échte berichtaflevering geprobeerd). De eerste poging tot een echte end-to-end publish-test liep meteen vast op de demo-app zelf: de geïnstalleerde Solace Try-Me CLI (stm v1.0.0) kent geen "publish"-subcommando, alleen "send" -- gefixt in publish-public.sh. Na die fix loopt de test alweer vast, nu op een nieuw en apart probleem: de lokale broker wijst pub-public af met "The RADIUS profile is shutdown" -- dit gebeurt vóórdat de RDP-keten zelfs bereikt wordt, dus los van het 503-onderzoek. Bevestigd en gefixt: de enewable-VPN se auth-type stond daadwerkelijk op "radius" zonder enig RADIUS-profiel; configure-local-broker.sh PATCHt de VPN nu naar "internal". Emil moet dat script herdraaien en dan de echte end-to-end publish-test opnieuw proberen.</w:t>
+        <w:t xml:space="preserve">Voortgang: bridge-export bleek alleen te kunnen importeren, niet exporteren, zonder een publiek bereikbare lokale broker -- Emil koos daarop queues + REST Delivery Points (RDP's): demo-apps blijven ongewijzigd DIRECT publiceren, 3 queues vangen dit automatisch op (Solace "message promotion"), 3 RDP's sturen elke queue native door naar de bijbehorende cloud-broker. Oude bridge-configuratie opgeruimd. Eerste testrun faalde op de rest-consumers door een verkeerde authenticationScheme-waarde ("basic" i.p.v. "http-basic") -- gefixt, en de herhaalde run draait nu volledig schoon (0 WARN). Broker Manager toont echter alle 3 RDP's als "Down" met HTTP 503 "Service Unavailable" op de queue-binding. Een directe curl-POST naar alle 3 cloud-brokers, met dezelfde host/poort/credentials/topic-constructie als de RDP gebruikt, lukt gewoon (200 OK) -- dit sluit REST-incoming-uitgeschakeld, verkeerde auth, host/poort en topic-mapping definitief uit; de REST-consumer se eigen tellers staan nog op 0 (nog nooit een échte berichtaflevering geprobeerd). De eerste poging tot een echte end-to-end publish-test liep meteen vast op de demo-app zelf: de geïnstalleerde Solace Try-Me CLI (stm v1.0.0) kent geen "publish"-subcommando, alleen "send" -- gefixt in publish-public.sh. Na die fix loopt de test alweer vast, nu op een nieuw en apart probleem: de lokale broker wijst pub-public af met "The RADIUS profile is shutdown" -- dit gebeurt vóórdat de RDP-keten zelfs bereikt wordt, dus los van het 503-onderzoek. Bevestigd en gefixt: de enewable-VPN se auth-type stond daadwerkelijk op "radius" zonder enig RADIUS-profiel; configure-local-broker.sh PATCHt de VPN nu naar "internal". Na die fix lukte de verbinding, maar elk bericht werd geweigerd ("Sending guaranteed message is not allowed by router for this client"): stm send publiceert standaard PERSISTENT, niet DIRECT, en deze demo is bewust op DIRECT-publiceren + queue-promotion gebouwd. Ook gefixt: --delivery-mode DIRECT toegevoegd aan publish-public.sh. Klaar voor een schone end-to-end test.</w:t>
       </w:r>
     </w:p>
     <w:p>
@@ -1558,7 +1558,7 @@
                 <w:b w:val="false"/>
                 <w:bCs w:val="false"/>
               </w:rPr>
-              <w:t xml:space="preserve">✅ Lokale auth-bug gevonden en gefixt: de enewable-VPN stond op RADIUS-auth zonder RADIUS-profiel, waardoor elke publisher werd afgewezen vóór de RDP-keten zelfs bereikt werd. configure-local-broker.sh PATCHt de VPN nu naar internal-auth</w:t>
+              <w:t xml:space="preserve">✅ RADIUS-auth-bug gefixt (VPN naar internal-auth); publish-test faalde daarna nog op delivery-mode -- stm send stuurt standaard PERSISTENT, moet DIRECT zijn (deze demo is bewust op DIRECT + queue-promotion gebouwd) -- ook gefixt</w:t>
             </w:r>
           </w:p>
         </w:tc>
@@ -1578,7 +1578,7 @@
                 <w:b w:val="false"/>
                 <w:bCs w:val="false"/>
               </w:rPr>
-              <w:t xml:space="preserve">Emil herdraait configure-local-broker.sh, dan de echte publish-test + diagnose-rdp.sh</w:t>
+              <w:t xml:space="preserve">Emil draait de publish-test + diagnose-rdp.sh opnieuw</w:t>
             </w:r>
           </w:p>
         </w:tc>
@@ -1966,7 +1966,7 @@
         <w:spacing w:after="80"/>
       </w:pPr>
       <w:r>
-        <w:t xml:space="preserve">~~Publish-test draaien; diagnose-local-auth.sh.~~ ✅ -- twee losse bugs gevonden en gefixt: stm CLI-syntax ("publish" -&gt; "send") en de enewable-VPN se auth-type (RADIUS -&gt; internal).</w:t>
+        <w:t xml:space="preserve">~~Publish-test draaien; diagnose-local-auth.sh.~~ ✅ -- drie losse bugs gevonden en gefixt: stm CLI-syntax ("publish" -&gt; "send"), de enewable-VPN se auth-type (RADIUS -&gt; internal), en de delivery-mode (PERSISTENT -&gt; DIRECT).</w:t>
       </w:r>
     </w:p>
     <w:p>
@@ -1979,7 +1979,7 @@
         <w:spacing w:after="80"/>
       </w:pPr>
       <w:r>
-        <w:t xml:space="preserve">configure-local-broker.sh herdraaien (idempotent), dan de echte end-to-end publish-test + diagnose-rdp.sh: landt het bericht in de queue, en bewegen de REST-consumer se tellers van 0 af?</w:t>
+        <w:t xml:space="preserve">De echte end-to-end publish-test opnieuw draaien + diagnose-rdp.sh: landt het bericht in de queue, bewegen de REST-consumer se tellers van 0 af, komt het aan op AWS?</w:t>
       </w:r>
     </w:p>
     <w:p>

--- a/docs/Plan-van-aanpak-DADD2026-Enewable.docx
+++ b/docs/Plan-van-aanpak-DADD2026-Enewable.docx
@@ -60,7 +60,7 @@
           <w:sz w:val="20"/>
           <w:szCs w:val="20"/>
         </w:rPr>
-        <w:t xml:space="preserve">Voortgang: bridge-export bleek alleen te kunnen importeren, niet exporteren, zonder een publiek bereikbare lokale broker -- Emil koos daarop queues + REST Delivery Points (RDP's): demo-apps blijven ongewijzigd DIRECT publiceren, 3 queues vangen dit automatisch op (Solace "message promotion"), 3 RDP's sturen elke queue native door naar de bijbehorende cloud-broker. Oude bridge-configuratie opgeruimd. Eerste testrun faalde op de rest-consumers door een verkeerde authenticationScheme-waarde ("basic" i.p.v. "http-basic") -- gefixt, en de herhaalde run draait nu volledig schoon (0 WARN). Broker Manager toont echter alle 3 RDP's als "Down" met HTTP 503 "Service Unavailable" op de queue-binding. Een directe curl-POST naar alle 3 cloud-brokers, met dezelfde host/poort/credentials/topic-constructie als de RDP gebruikt, lukt gewoon (200 OK) -- dit sluit REST-incoming-uitgeschakeld, verkeerde auth, host/poort en topic-mapping definitief uit; de REST-consumer se eigen tellers staan nog op 0 (nog nooit een échte berichtaflevering geprobeerd). De eerste poging tot een echte end-to-end publish-test liep meteen vast op de demo-app zelf: de geïnstalleerde Solace Try-Me CLI (stm v1.0.0) kent geen "publish"-subcommando, alleen "send" -- gefixt in publish-public.sh. Na die fix loopt de test alweer vast, nu op een nieuw en apart probleem: de lokale broker wijst pub-public af met "The RADIUS profile is shutdown" -- dit gebeurt vóórdat de RDP-keten zelfs bereikt wordt, dus los van het 503-onderzoek. Bevestigd en gefixt: de enewable-VPN se auth-type stond daadwerkelijk op "radius" zonder enig RADIUS-profiel; configure-local-broker.sh PATCHt de VPN nu naar "internal". Na die fix lukte de verbinding, maar elk bericht werd geweigerd ("Sending guaranteed message is not allowed by router for this client"): stm send publiceert standaard PERSISTENT, niet DIRECT, en deze demo is bewust op DIRECT-publiceren + queue-promotion gebouwd. Ook gefixt: --delivery-mode DIRECT toegevoegd aan publish-public.sh. Klaar voor een schone end-to-end test.</w:t>
+        <w:t xml:space="preserve">Voortgang: bridge-export bleek alleen te kunnen importeren, niet exporteren, zonder een publiek bereikbare lokale broker -- Emil koos daarop queues + REST Delivery Points (RDP's): demo-apps blijven ongewijzigd DIRECT publiceren, 3 queues vangen dit automatisch op (Solace "message promotion"), 3 RDP's sturen elke queue native door naar de bijbehorende cloud-broker. Oude bridge-configuratie opgeruimd. Eerste testrun faalde op de rest-consumers door een verkeerde authenticationScheme-waarde ("basic" i.p.v. "http-basic") -- gefixt, en de herhaalde run draait nu volledig schoon (0 WARN). Broker Manager toont echter alle 3 RDP's als "Down" met HTTP 503 "Service Unavailable" op de queue-binding. Een directe curl-POST naar alle 3 cloud-brokers, met dezelfde host/poort/credentials/topic-constructie als de RDP gebruikt, lukt gewoon (200 OK) -- dit sluit REST-incoming-uitgeschakeld, verkeerde auth, host/poort en topic-mapping definitief uit; de REST-consumer se eigen tellers staan nog op 0 (nog nooit een échte berichtaflevering geprobeerd). De eerste poging tot een echte end-to-end publish-test liep meteen vast op de demo-app zelf: de geïnstalleerde Solace Try-Me CLI (stm v1.0.0) kent geen "publish"-subcommando, alleen "send" -- gefixt in publish-public.sh. Na die fix loopt de test alweer vast, nu op een nieuw en apart probleem: de lokale broker wijst pub-public af met "The RADIUS profile is shutdown" -- dit gebeurt vóórdat de RDP-keten zelfs bereikt wordt, dus los van het 503-onderzoek. Bevestigd en gefixt: de enewable-VPN se auth-type stond daadwerkelijk op "radius" zonder enig RADIUS-profiel; configure-local-broker.sh PATCHt de VPN nu naar "internal". Na die fix lukte de verbinding, maar elk bericht werd geweigerd ("Sending guaranteed message is not allowed by router for this client"): stm send publiceert standaard PERSISTENT, niet DIRECT. Ook gefixt: --delivery-mode DIRECT toegevoegd. Daarna landde het bericht eindelijk in de lokale queue (message-promotion bevestigd werkend, spooledMsgCount: 10), maar kwam niet aan op AWS. Root cause gevonden: requestTargetEvaluation op de queue-binding stond op "none", dus "${topic()}" werd nooit geëvalueerd -- elke queue-binding postte naar het letterlijke pad "/${topic()}", vermoedelijk geblokkeerd door een WAF (Log4Shell-achtig patroon). Gefixt in configure-rdp-export.sh.</w:t>
       </w:r>
     </w:p>
     <w:p>
@@ -1558,7 +1558,7 @@
                 <w:b w:val="false"/>
                 <w:bCs w:val="false"/>
               </w:rPr>
-              <w:t xml:space="preserve">✅ RADIUS-auth-bug gefixt (VPN naar internal-auth); publish-test faalde daarna nog op delivery-mode -- stm send stuurt standaard PERSISTENT, moet DIRECT zijn (deze demo is bewust op DIRECT + queue-promotion gebouwd) -- ook gefixt</w:t>
+              <w:t xml:space="preserve">✅ Root cause van de 503 gevonden en gefixt: requestTargetEvaluation stond op "none", dus "${topic()}" werd nooit geëvalueerd -- elke queue-binding postte naar het letterlijke pad "/${topic()}", vermoedelijk WAF-geblokkeerd. Message-promotion zelf bevestigd werkend (queue vulde met 10 berichten)</w:t>
             </w:r>
           </w:p>
         </w:tc>
@@ -1578,7 +1578,7 @@
                 <w:b w:val="false"/>
                 <w:bCs w:val="false"/>
               </w:rPr>
-              <w:t xml:space="preserve">Emil draait de publish-test + diagnose-rdp.sh opnieuw</w:t>
+              <w:t xml:space="preserve">Emil herdraait configure-rdp-export.sh, dan de publish-test + diagnose-rdp.sh</w:t>
             </w:r>
           </w:p>
         </w:tc>
@@ -1966,7 +1966,7 @@
         <w:spacing w:after="80"/>
       </w:pPr>
       <w:r>
-        <w:t xml:space="preserve">~~Publish-test draaien; diagnose-local-auth.sh.~~ ✅ -- drie losse bugs gevonden en gefixt: stm CLI-syntax ("publish" -&gt; "send"), de enewable-VPN se auth-type (RADIUS -&gt; internal), en de delivery-mode (PERSISTENT -&gt; DIRECT).</w:t>
+        <w:t xml:space="preserve">~~Publish-test + diagnose-rdp.sh, iteratief.~~ ✅ -- vier losse bugs gevonden en gefixt: stm CLI-syntax ("publish" -&gt; "send"), VPN-auth-type (RADIUS -&gt; internal), delivery-mode (PERSISTENT -&gt; DIRECT), en requestTargetEvaluation ("none" -&gt; "substitution-expressions") als root cause van de 503.</w:t>
       </w:r>
     </w:p>
     <w:p>
@@ -1979,7 +1979,7 @@
         <w:spacing w:after="80"/>
       </w:pPr>
       <w:r>
-        <w:t xml:space="preserve">De echte end-to-end publish-test opnieuw draaien + diagnose-rdp.sh: landt het bericht in de queue, bewegen de REST-consumer se tellers van 0 af, komt het aan op AWS?</w:t>
+        <w:t xml:space="preserve">configure-rdp-export.sh opnieuw draaien (patcht de 3 bestaande queue-bindings), dan de publish-test + diagnose-rdp.sh herhalen en op de AWS "Try Me!"-tab checken of het bericht nu echt aankomt.</w:t>
       </w:r>
     </w:p>
     <w:p>

--- a/docs/Plan-van-aanpak-DADD2026-Enewable.docx
+++ b/docs/Plan-van-aanpak-DADD2026-Enewable.docx
@@ -60,7 +60,7 @@
           <w:sz w:val="20"/>
           <w:szCs w:val="20"/>
         </w:rPr>
-        <w:t xml:space="preserve">Voortgang: bridge-export bleek alleen te kunnen importeren, niet exporteren, zonder een publiek bereikbare lokale broker -- Emil koos daarop queues + REST Delivery Points (RDP's): demo-apps blijven ongewijzigd DIRECT publiceren, 3 queues vangen dit automatisch op (Solace "message promotion"), 3 RDP's sturen elke queue native door naar de bijbehorende cloud-broker. Oude bridge-configuratie opgeruimd. Eerste testrun faalde op de rest-consumers door een verkeerde authenticationScheme-waarde ("basic" i.p.v. "http-basic") -- gefixt, en de herhaalde run draait nu volledig schoon (0 WARN). Broker Manager toont echter alle 3 RDP's als "Down" met HTTP 503 "Service Unavailable" op de queue-binding. Een directe curl-POST naar alle 3 cloud-brokers, met dezelfde host/poort/credentials/topic-constructie als de RDP gebruikt, lukt gewoon (200 OK) -- dit sluit REST-incoming-uitgeschakeld, verkeerde auth, host/poort en topic-mapping definitief uit; de REST-consumer se eigen tellers staan nog op 0 (nog nooit een échte berichtaflevering geprobeerd). De eerste poging tot een echte end-to-end publish-test liep meteen vast op de demo-app zelf: de geïnstalleerde Solace Try-Me CLI (stm v1.0.0) kent geen "publish"-subcommando, alleen "send" -- gefixt in publish-public.sh. Na die fix loopt de test alweer vast, nu op een nieuw en apart probleem: de lokale broker wijst pub-public af met "The RADIUS profile is shutdown" -- dit gebeurt vóórdat de RDP-keten zelfs bereikt wordt, dus los van het 503-onderzoek. Bevestigd en gefixt: de enewable-VPN se auth-type stond daadwerkelijk op "radius" zonder enig RADIUS-profiel; configure-local-broker.sh PATCHt de VPN nu naar "internal". Na die fix lukte de verbinding, maar elk bericht werd geweigerd ("Sending guaranteed message is not allowed by router for this client"): stm send publiceert standaard PERSISTENT, niet DIRECT. Ook gefixt: --delivery-mode DIRECT toegevoegd. Daarna landde het bericht eindelijk in de lokale queue (message-promotion bevestigd werkend, spooledMsgCount: 10), maar kwam niet aan op AWS. Root cause gevonden: requestTargetEvaluation op de queue-binding stond op "none", dus "${topic()}" werd nooit geëvalueerd -- elke queue-binding postte naar het letterlijke pad "/${topic()}", vermoedelijk geblokkeerd door een WAF (Log4Shell-achtig patroon). Gefixt in configure-rdp-export.sh.</w:t>
+        <w:t xml:space="preserve">Voortgang: bridge-export bleek alleen te kunnen importeren, niet exporteren, zonder een publiek bereikbare lokale broker -- Emil koos daarop queues + REST Delivery Points (RDP's): demo-apps blijven ongewijzigd DIRECT publiceren, 3 queues vangen dit automatisch op (Solace "message promotion"), 3 RDP's sturen elke queue native door naar de bijbehorende cloud-broker. Oude bridge-configuratie opgeruimd. Eerste testrun faalde op de rest-consumers door een verkeerde authenticationScheme-waarde ("basic" i.p.v. "http-basic") -- gefixt, en de herhaalde run draait nu volledig schoon (0 WARN). Broker Manager toont echter alle 3 RDP's als "Down" met HTTP 503 "Service Unavailable" op de queue-binding. Een directe curl-POST naar alle 3 cloud-brokers, met dezelfde host/poort/credentials/topic-constructie als de RDP gebruikt, lukt gewoon (200 OK) -- dit sluit REST-incoming-uitgeschakeld, verkeerde auth, host/poort en topic-mapping definitief uit; de REST-consumer se eigen tellers staan nog op 0 (nog nooit een échte berichtaflevering geprobeerd). De eerste poging tot een echte end-to-end publish-test liep meteen vast op de demo-app zelf: de geïnstalleerde Solace Try-Me CLI (stm v1.0.0) kent geen "publish"-subcommando, alleen "send" -- gefixt in publish-public.sh. Na die fix loopt de test alweer vast, nu op een nieuw en apart probleem: de lokale broker wijst pub-public af met "The RADIUS profile is shutdown" -- dit gebeurt vóórdat de RDP-keten zelfs bereikt wordt, dus los van het 503-onderzoek. Bevestigd en gefixt: de enewable-VPN se auth-type stond daadwerkelijk op "radius" zonder enig RADIUS-profiel; configure-local-broker.sh PATCHt de VPN nu naar "internal". Na die fix lukte de verbinding, maar elk bericht werd geweigerd ("Sending guaranteed message is not allowed by router for this client"): stm send publiceert standaard PERSISTENT, niet DIRECT. Ook gefixt: --delivery-mode DIRECT toegevoegd. Daarna landde het bericht eindelijk in de lokale queue (message-promotion bevestigd werkend, spooledMsgCount: 10), maar kwam niet aan op AWS. Root cause gevonden: requestTargetEvaluation op de queue-binding stond op "none", dus "${topic()}" werd nooit geëvalueerd -- elke queue-binding postte naar het letterlijke pad "/${topic()}", vermoedelijk geblokkeerd door een WAF (Log4Shell-achtig patroon). Gefixt in configure-rdp-export.sh. Vervolg: een herhaalde diagnose (ronde 5, spooledMsgCount inmiddels 20) bevestigt dat de fix daadwerkelijk live staat, maar de 503 en httpRequestTxMsgCount: 0 blijven volledig ongewijzigd -- dus niet de (enige) oorzaak. Nieuw spoor: de REST-consumer toont "lastConnectionFailureReason": "Peer TCP Closed" -- mogelijk sluit de cloud-broker de persistente verbindingspool van de RDP actief, terwijl een losse curl-POST (nieuwe verbinding per keer) altijd wél slaagt. Nieuw diagnosescript watch-rdp-live.sh moet dit bevestigen of ontkrachten.</w:t>
       </w:r>
     </w:p>
     <w:p>
@@ -1558,7 +1558,7 @@
                 <w:b w:val="false"/>
                 <w:bCs w:val="false"/>
               </w:rPr>
-              <w:t xml:space="preserve">✅ Root cause van de 503 gevonden en gefixt: requestTargetEvaluation stond op "none", dus "${topic()}" werd nooit geëvalueerd -- elke queue-binding postte naar het letterlijke pad "/${topic()}", vermoedelijk WAF-geblokkeerd. Message-promotion zelf bevestigd werkend (queue vulde met 10 berichten)</w:t>
+              <w:t xml:space="preserve">🔴 requestTargetEvaluation-fix bevestigd live toegepast, maar de 503 en httpRequestTxMsgCount: 0 blijven ongewijzigd (ronde 5, spooledMsgCount nu 20) -- dus niet de (enige) oorzaak. Nieuw spoor: REST-consumer toont "Peer TCP Closed", mogelijk sluit de cloud-broker de persistente verbindingspool actief</w:t>
             </w:r>
           </w:p>
         </w:tc>
@@ -1578,7 +1578,7 @@
                 <w:b w:val="false"/>
                 <w:bCs w:val="false"/>
               </w:rPr>
-              <w:t xml:space="preserve">Emil herdraait configure-rdp-export.sh, dan de publish-test + diagnose-rdp.sh</w:t>
+              <w:t xml:space="preserve">Emil draait publish-test + nieuw watch-rdp-live.sh (30s polling) om te bevestigen of dit een continue connect/drop-lus is</w:t>
             </w:r>
           </w:p>
         </w:tc>
@@ -1966,7 +1966,7 @@
         <w:spacing w:after="80"/>
       </w:pPr>
       <w:r>
-        <w:t xml:space="preserve">~~Publish-test + diagnose-rdp.sh, iteratief.~~ ✅ -- vier losse bugs gevonden en gefixt: stm CLI-syntax ("publish" -&gt; "send"), VPN-auth-type (RADIUS -&gt; internal), delivery-mode (PERSISTENT -&gt; DIRECT), en requestTargetEvaluation ("none" -&gt; "substitution-expressions") als root cause van de 503.</w:t>
+        <w:t xml:space="preserve">~~Publish-test + diagnose-rdp.sh, iteratief.~~ ✅ -- vier losse bugs gevonden en gefixt: stm CLI-syntax ("publish" -&gt; "send"), VPN-auth-type (RADIUS -&gt; internal), delivery-mode (PERSISTENT -&gt; DIRECT), en requestTargetEvaluation ("none" -&gt; "substitution-expressions").</w:t>
       </w:r>
     </w:p>
     <w:p>
@@ -1979,7 +1979,20 @@
         <w:spacing w:after="80"/>
       </w:pPr>
       <w:r>
-        <w:t xml:space="preserve">configure-rdp-export.sh opnieuw draaien (patcht de 3 bestaande queue-bindings), dan de publish-test + diagnose-rdp.sh herhalen en op de AWS "Try Me!"-tab checken of het bericht nu echt aankomt.</w:t>
+        <w:t xml:space="preserve">~~configure-rdp-export.sh opnieuw draaien, dan publish-test + diagnose-rdp.sh herhalen.~~ ✅ -- fix bevestigd live, maar de 503 en httpRequestTxMsgCount: 0 blijven ongewijzigd (ronde 5): niet de (enige) oorzaak. Nieuw spoor: REST-consumer toont "Peer TCP Closed" op de persistente verbindingspool.</w:t>
+      </w:r>
+    </w:p>
+    <w:p>
+      <w:pPr>
+        <w:pStyle w:val="ListParagraph"/>
+        <w:numPr>
+          <w:ilvl w:val="0"/>
+          <w:numId w:val="2"/>
+        </w:numPr>
+        <w:spacing w:after="80"/>
+      </w:pPr>
+      <w:r>
+        <w:t xml:space="preserve">Publish-test draaien, meteen daarna het nieuwe watch-rdp-live.sh (30s polling, elke 2s) om te zien of de HTTP-tellers ooit bewegen en of de verbindingen in een continue connect/drop-lus zitten.</w:t>
       </w:r>
     </w:p>
     <w:p>

--- a/docs/Plan-van-aanpak-DADD2026-Enewable.docx
+++ b/docs/Plan-van-aanpak-DADD2026-Enewable.docx
@@ -60,7 +60,7 @@
           <w:sz w:val="20"/>
           <w:szCs w:val="20"/>
         </w:rPr>
-        <w:t xml:space="preserve">Voortgang: bridge-export bleek alleen te kunnen importeren, niet exporteren, zonder een publiek bereikbare lokale broker -- Emil koos daarop queues + REST Delivery Points (RDP's): demo-apps blijven ongewijzigd DIRECT publiceren, 3 queues vangen dit automatisch op (Solace "message promotion"), 3 RDP's sturen elke queue native door naar de bijbehorende cloud-broker. Oude bridge-configuratie opgeruimd. Eerste testrun faalde op de rest-consumers door een verkeerde authenticationScheme-waarde ("basic" i.p.v. "http-basic") -- gefixt, en de herhaalde run draait nu volledig schoon (0 WARN). Broker Manager toont echter alle 3 RDP's als "Down" met HTTP 503 "Service Unavailable" op de queue-binding. Een directe curl-POST naar alle 3 cloud-brokers, met dezelfde host/poort/credentials/topic-constructie als de RDP gebruikt, lukt gewoon (200 OK) -- dit sluit REST-incoming-uitgeschakeld, verkeerde auth, host/poort en topic-mapping definitief uit; de REST-consumer se eigen tellers staan nog op 0 (nog nooit een échte berichtaflevering geprobeerd). De eerste poging tot een echte end-to-end publish-test liep meteen vast op de demo-app zelf: de geïnstalleerde Solace Try-Me CLI (stm v1.0.0) kent geen "publish"-subcommando, alleen "send" -- gefixt in publish-public.sh. Na die fix loopt de test alweer vast, nu op een nieuw en apart probleem: de lokale broker wijst pub-public af met "The RADIUS profile is shutdown" -- dit gebeurt vóórdat de RDP-keten zelfs bereikt wordt, dus los van het 503-onderzoek. Bevestigd en gefixt: de enewable-VPN se auth-type stond daadwerkelijk op "radius" zonder enig RADIUS-profiel; configure-local-broker.sh PATCHt de VPN nu naar "internal". Na die fix lukte de verbinding, maar elk bericht werd geweigerd ("Sending guaranteed message is not allowed by router for this client"): stm send publiceert standaard PERSISTENT, niet DIRECT. Ook gefixt: --delivery-mode DIRECT toegevoegd. Daarna landde het bericht eindelijk in de lokale queue (message-promotion bevestigd werkend, spooledMsgCount: 10), maar kwam niet aan op AWS. Root cause gevonden: requestTargetEvaluation op de queue-binding stond op "none", dus "${topic()}" werd nooit geëvalueerd -- elke queue-binding postte naar het letterlijke pad "/${topic()}", vermoedelijk geblokkeerd door een WAF (Log4Shell-achtig patroon). Gefixt in configure-rdp-export.sh. Vervolg: een herhaalde diagnose (ronde 5, spooledMsgCount inmiddels 20) bevestigt dat de fix daadwerkelijk live staat, maar de 503 en httpRequestTxMsgCount: 0 blijven volledig ongewijzigd -- dus niet de (enige) oorzaak. Nieuw spoor: de REST-consumer toont "lastConnectionFailureReason": "Peer TCP Closed" -- mogelijk sluit de cloud-broker de persistente verbindingspool van de RDP actief, terwijl een losse curl-POST (nieuwe verbinding per keer) altijd wél slaagt. Nieuw diagnosescript watch-rdp-live.sh moet dit bevestigen of ontkrachten.</w:t>
+        <w:t xml:space="preserve">Voortgang: bridge-export bleek alleen te kunnen importeren, niet exporteren, zonder een publiek bereikbare lokale broker -- Emil koos daarop queues + REST Delivery Points (RDP's): demo-apps blijven ongewijzigd DIRECT publiceren, 3 queues vangen dit automatisch op (Solace "message promotion"), 3 RDP's sturen elke queue native door naar de bijbehorende cloud-broker. Oude bridge-configuratie opgeruimd. Eerste testrun faalde op de rest-consumers door een verkeerde authenticationScheme-waarde ("basic" i.p.v. "http-basic") -- gefixt, en de herhaalde run draait nu volledig schoon (0 WARN). Broker Manager toont echter alle 3 RDP's als "Down" met HTTP 503 "Service Unavailable" op de queue-binding. Een directe curl-POST naar alle 3 cloud-brokers, met dezelfde host/poort/credentials/topic-constructie als de RDP gebruikt, lukt gewoon (200 OK) -- dit sluit REST-incoming-uitgeschakeld, verkeerde auth, host/poort en topic-mapping definitief uit; de REST-consumer se eigen tellers staan nog op 0 (nog nooit een échte berichtaflevering geprobeerd). De eerste poging tot een echte end-to-end publish-test liep meteen vast op de demo-app zelf: de geïnstalleerde Solace Try-Me CLI (stm v1.0.0) kent geen "publish"-subcommando, alleen "send" -- gefixt in publish-public.sh. Na die fix loopt de test alweer vast, nu op een nieuw en apart probleem: de lokale broker wijst pub-public af met "The RADIUS profile is shutdown" -- dit gebeurt vóórdat de RDP-keten zelfs bereikt wordt, dus los van het 503-onderzoek. Bevestigd en gefixt: de enewable-VPN se auth-type stond daadwerkelijk op "radius" zonder enig RADIUS-profiel; configure-local-broker.sh PATCHt de VPN nu naar "internal". Na die fix lukte de verbinding, maar elk bericht werd geweigerd ("Sending guaranteed message is not allowed by router for this client"): stm send publiceert standaard PERSISTENT, niet DIRECT. Ook gefixt: --delivery-mode DIRECT toegevoegd. Daarna landde het bericht eindelijk in de lokale queue (message-promotion bevestigd werkend, spooledMsgCount: 10), maar kwam niet aan op AWS. Root cause gevonden: requestTargetEvaluation op de queue-binding stond op "none", dus "${topic()}" werd nooit geëvalueerd -- elke queue-binding postte naar het letterlijke pad "/${topic()}", vermoedelijk geblokkeerd door een WAF (Log4Shell-achtig patroon). Gefixt in configure-rdp-export.sh. Vervolg: een herhaalde diagnose (ronde 5, spooledMsgCount inmiddels 20) bevestigt dat de fix daadwerkelijk live staat, maar de 503 en httpRequestTxMsgCount: 0 blijven volledig ongewijzigd -- dus niet de (enige) oorzaak. Nieuw spoor: de REST-consumer toont "lastConnectionFailureReason": "Peer TCP Closed" -- mogelijk sluit de cloud-broker de persistente verbindingspool van de RDP actief, terwijl een losse curl-POST (nieuwe verbinding per keer) altijd wél slaagt. Nieuw diagnosescript watch-rdp-live.sh moet dit bevestigen of ontkrachten -- de eerste run leverde alleen null-waarden op door een bug in het script zelf (jq-filter las van het verkeerde JSON-niveau), inmiddels gefixt; een tweede run is nodig voor een echte uitspraak.</w:t>
       </w:r>
     </w:p>
     <w:p>
@@ -1992,7 +1992,7 @@
         <w:spacing w:after="80"/>
       </w:pPr>
       <w:r>
-        <w:t xml:space="preserve">Publish-test draaien, meteen daarna het nieuwe watch-rdp-live.sh (30s polling, elke 2s) om te zien of de HTTP-tellers ooit bewegen en of de verbindingen in een continue connect/drop-lus zitten.</w:t>
+        <w:t xml:space="preserve">~~watch-rdp-live.sh draaien.~~ ✅ (poging 1) -- alleen null-waarden door een bug in het script se jq-filter (las van het top-level object i.p.v. .data); gefixt, geen nieuwe broker-info. Nu: nogmaals draaien (er liggen al 30 berichten in q-export-public, geen nieuwe publish-test nodig) om te zien of de HTTP-tellers ooit bewegen en of de verbindingen in een continue connect/drop-lus zitten.</w:t>
       </w:r>
     </w:p>
     <w:p>

--- a/docs/Plan-van-aanpak-DADD2026-Enewable.docx
+++ b/docs/Plan-van-aanpak-DADD2026-Enewable.docx
@@ -60,7 +60,7 @@
           <w:sz w:val="20"/>
           <w:szCs w:val="20"/>
         </w:rPr>
-        <w:t xml:space="preserve">Voortgang: bridge-export bleek alleen te kunnen importeren, niet exporteren, zonder een publiek bereikbare lokale broker -- Emil koos daarop queues + REST Delivery Points (RDP's): demo-apps blijven ongewijzigd DIRECT publiceren, 3 queues vangen dit automatisch op (Solace "message promotion"), 3 RDP's sturen elke queue native door naar de bijbehorende cloud-broker. Oude bridge-configuratie opgeruimd. Eerste testrun faalde op de rest-consumers door een verkeerde authenticationScheme-waarde ("basic" i.p.v. "http-basic") -- gefixt, en de herhaalde run draait nu volledig schoon (0 WARN). Broker Manager toont echter alle 3 RDP's als "Down" met HTTP 503 "Service Unavailable" op de queue-binding. Een directe curl-POST naar alle 3 cloud-brokers, met dezelfde host/poort/credentials/topic-constructie als de RDP gebruikt, lukt gewoon (200 OK) -- dit sluit REST-incoming-uitgeschakeld, verkeerde auth, host/poort en topic-mapping definitief uit; de REST-consumer se eigen tellers staan nog op 0 (nog nooit een échte berichtaflevering geprobeerd). De eerste poging tot een echte end-to-end publish-test liep meteen vast op de demo-app zelf: de geïnstalleerde Solace Try-Me CLI (stm v1.0.0) kent geen "publish"-subcommando, alleen "send" -- gefixt in publish-public.sh. Na die fix loopt de test alweer vast, nu op een nieuw en apart probleem: de lokale broker wijst pub-public af met "The RADIUS profile is shutdown" -- dit gebeurt vóórdat de RDP-keten zelfs bereikt wordt, dus los van het 503-onderzoek. Bevestigd en gefixt: de enewable-VPN se auth-type stond daadwerkelijk op "radius" zonder enig RADIUS-profiel; configure-local-broker.sh PATCHt de VPN nu naar "internal". Na die fix lukte de verbinding, maar elk bericht werd geweigerd ("Sending guaranteed message is not allowed by router for this client"): stm send publiceert standaard PERSISTENT, niet DIRECT. Ook gefixt: --delivery-mode DIRECT toegevoegd. Daarna landde het bericht eindelijk in de lokale queue (message-promotion bevestigd werkend, spooledMsgCount: 10), maar kwam niet aan op AWS. Root cause gevonden: requestTargetEvaluation op de queue-binding stond op "none", dus "${topic()}" werd nooit geëvalueerd -- elke queue-binding postte naar het letterlijke pad "/${topic()}", vermoedelijk geblokkeerd door een WAF (Log4Shell-achtig patroon). Gefixt in configure-rdp-export.sh. Vervolg: een herhaalde diagnose (ronde 5, spooledMsgCount inmiddels 20) bevestigt dat de fix daadwerkelijk live staat, maar de 503 en httpRequestTxMsgCount: 0 blijven volledig ongewijzigd -- dus niet de (enige) oorzaak. Nieuw spoor: de REST-consumer toont "lastConnectionFailureReason": "Peer TCP Closed" -- mogelijk sluit de cloud-broker de persistente verbindingspool van de RDP actief, terwijl een losse curl-POST (nieuwe verbinding per keer) altijd wél slaagt. Nieuw diagnosescript watch-rdp-live.sh moet dit bevestigen of ontkrachten -- de eerste run leverde alleen null-waarden op door een bug in het script zelf (jq-filter las van het verkeerde JSON-niveau), inmiddels gefixt; een tweede run is nodig voor een echte uitspraak.</w:t>
+        <w:t xml:space="preserve">Voortgang: bridge-export bleek alleen te kunnen importeren, niet exporteren, zonder een publiek bereikbare lokale broker -- Emil koos daarop queues + REST Delivery Points (RDP's): demo-apps blijven ongewijzigd DIRECT publiceren, 3 queues vangen dit automatisch op (Solace "message promotion"), 3 RDP's sturen elke queue native door naar de bijbehorende cloud-broker. Oude bridge-configuratie opgeruimd. Eerste testrun faalde op de rest-consumers door een verkeerde authenticationScheme-waarde ("basic" i.p.v. "http-basic") -- gefixt, en de herhaalde run draait nu volledig schoon (0 WARN). Broker Manager toont echter alle 3 RDP's als "Down" met HTTP 503 "Service Unavailable" op de queue-binding. Een directe curl-POST naar alle 3 cloud-brokers, met dezelfde host/poort/credentials/topic-constructie als de RDP gebruikt, lukt gewoon (200 OK) -- dit sluit REST-incoming-uitgeschakeld, verkeerde auth, host/poort en topic-mapping definitief uit; de REST-consumer se eigen tellers staan nog op 0 (nog nooit een échte berichtaflevering geprobeerd). De eerste poging tot een echte end-to-end publish-test liep meteen vast op de demo-app zelf: de geïnstalleerde Solace Try-Me CLI (stm v1.0.0) kent geen "publish"-subcommando, alleen "send" -- gefixt in publish-public.sh. Na die fix loopt de test alweer vast, nu op een nieuw en apart probleem: de lokale broker wijst pub-public af met "The RADIUS profile is shutdown" -- dit gebeurt vóórdat de RDP-keten zelfs bereikt wordt, dus los van het 503-onderzoek. Bevestigd en gefixt: de enewable-VPN se auth-type stond daadwerkelijk op "radius" zonder enig RADIUS-profiel; configure-local-broker.sh PATCHt de VPN nu naar "internal". Na die fix lukte de verbinding, maar elk bericht werd geweigerd ("Sending guaranteed message is not allowed by router for this client"): stm send publiceert standaard PERSISTENT, niet DIRECT. Ook gefixt: --delivery-mode DIRECT toegevoegd. Daarna landde het bericht eindelijk in de lokale queue (message-promotion bevestigd werkend, spooledMsgCount: 10), maar kwam niet aan op AWS. Root cause gevonden: requestTargetEvaluation op de queue-binding stond op "none", dus "${topic()}" werd nooit geëvalueerd -- elke queue-binding postte naar het letterlijke pad "/${topic()}", vermoedelijk geblokkeerd door een WAF (Log4Shell-achtig patroon). Gefixt in configure-rdp-export.sh. Vervolg: een herhaalde diagnose (ronde 5, spooledMsgCount inmiddels 20) bevestigt dat de fix daadwerkelijk live staat, maar de 503 en httpRequestTxMsgCount: 0 blijven volledig ongewijzigd -- dus niet de (enige) oorzaak. Nieuw spoor: de REST-consumer toont "lastConnectionFailureReason": "Peer TCP Closed" -- mogelijk sluit de cloud-broker de persistente verbindingspool van de RDP actief, terwijl een losse curl-POST (nieuwe verbinding per keer) altijd wél slaagt. Nieuw diagnosescript watch-rdp-live.sh moet dit bevestigen of ontkrachten -- de eerste run leverde alleen null-waarden op door een bug in het script zelf (jq-filter las van het verkeerde JSON-niveau), inmiddels gefixt. De herhaalde run met correcte data toont de echte root cause: de queue-binding bindt zich nooit aan zijn eigen lokale queue (bindRequestCount: 0, "Consumers: 0" in Broker Manager) omdat clientProfileName "default" (gebruikt door zowel de RDP als de demo-app publishers) allowGuaranteedMsgReceiveEnabled: false heeft -- en een RDP-binding is precies een guaranteed-receive-operatie. Het "Peer TCP Closed"-spoor bleek een rode haring: de binding faalt onafhankelijk van of de REST-consumer gezond is. Gefixt: een los clientprofiel "rdp-deliver" met allowGuaranteedMsgReceiveEnabled: true, en alle 3 RDP's daarop gezet.</w:t>
       </w:r>
     </w:p>
     <w:p>
@@ -1558,7 +1558,7 @@
                 <w:b w:val="false"/>
                 <w:bCs w:val="false"/>
               </w:rPr>
-              <w:t xml:space="preserve">🔴 requestTargetEvaluation-fix bevestigd live toegepast, maar de 503 en httpRequestTxMsgCount: 0 blijven ongewijzigd (ronde 5, spooledMsgCount nu 20) -- dus niet de (enige) oorzaak. Nieuw spoor: REST-consumer toont "Peer TCP Closed", mogelijk sluit de cloud-broker de persistente verbindingspool actief</w:t>
+              <w:t xml:space="preserve">✅ Echte root cause gevonden en gefixt: clientProfileName "default" (RDP + publishers) had allowGuaranteedMsgReceiveEnabled: false, dus de queue-binding kon nooit binden aan zijn eigen queue (bindRequestCount: 0, "Consumers: 0" in Broker Manager). Nieuw profiel rdp-deliver toegevoegd</w:t>
             </w:r>
           </w:p>
         </w:tc>
@@ -1578,7 +1578,7 @@
                 <w:b w:val="false"/>
                 <w:bCs w:val="false"/>
               </w:rPr>
-              <w:t xml:space="preserve">Emil draait publish-test + nieuw watch-rdp-live.sh (30s polling) om te bevestigen of dit een continue connect/drop-lus is</w:t>
+              <w:t xml:space="preserve">Emil herdraait configure-rdp-export.sh (zet de 3 RDP's op het nieuwe profiel), dan diagnose-rdp.sh + AWS "Try Me!"-tab controleren</w:t>
             </w:r>
           </w:p>
         </w:tc>
@@ -1992,7 +1992,20 @@
         <w:spacing w:after="80"/>
       </w:pPr>
       <w:r>
-        <w:t xml:space="preserve">~~watch-rdp-live.sh draaien.~~ ✅ (poging 1) -- alleen null-waarden door een bug in het script se jq-filter (las van het top-level object i.p.v. .data); gefixt, geen nieuwe broker-info. Nu: nogmaals draaien (er liggen al 30 berichten in q-export-public, geen nieuwe publish-test nodig) om te zien of de HTTP-tellers ooit bewegen en of de verbindingen in een continue connect/drop-lus zitten.</w:t>
+        <w:t xml:space="preserve">~~watch-rdp-live.sh draaien.~~ ✅ -- toont de echte root cause: de queue-binding bindt zich nooit aan zijn eigen lokale queue (bindRequestCount: 0). Oorzaak: clientProfileName "default" (RDP + publishers) heeft allowGuaranteedMsgReceiveEnabled: false. Gefixt met nieuw profiel rdp-deliver.</w:t>
+      </w:r>
+    </w:p>
+    <w:p>
+      <w:pPr>
+        <w:pStyle w:val="ListParagraph"/>
+        <w:numPr>
+          <w:ilvl w:val="0"/>
+          <w:numId w:val="2"/>
+        </w:numPr>
+        <w:spacing w:after="80"/>
+      </w:pPr>
+      <w:r>
+        <w:t xml:space="preserve">configure-rdp-export.sh opnieuw draaien (zet de 3 RDP's op het nieuwe profiel), dan diagnose-rdp.sh en de AWS "Try Me!"-tab controleren of het bericht nu eindelijk aankomt.</w:t>
       </w:r>
     </w:p>
     <w:p>

--- a/docs/Plan-van-aanpak-DADD2026-Enewable.docx
+++ b/docs/Plan-van-aanpak-DADD2026-Enewable.docx
@@ -60,7 +60,7 @@
           <w:sz w:val="20"/>
           <w:szCs w:val="20"/>
         </w:rPr>
-        <w:t xml:space="preserve">Voortgang: bridge-export bleek alleen te kunnen importeren, niet exporteren, zonder een publiek bereikbare lokale broker -- Emil koos daarop queues + REST Delivery Points (RDP's): demo-apps blijven ongewijzigd DIRECT publiceren, 3 queues vangen dit automatisch op (Solace "message promotion"), 3 RDP's sturen elke queue native door naar de bijbehorende cloud-broker. Oude bridge-configuratie opgeruimd. Eerste testrun faalde op de rest-consumers door een verkeerde authenticationScheme-waarde ("basic" i.p.v. "http-basic") -- gefixt, en de herhaalde run draait nu volledig schoon (0 WARN). Broker Manager toont echter alle 3 RDP's als "Down" met HTTP 503 "Service Unavailable" op de queue-binding. Een directe curl-POST naar alle 3 cloud-brokers, met dezelfde host/poort/credentials/topic-constructie als de RDP gebruikt, lukt gewoon (200 OK) -- dit sluit REST-incoming-uitgeschakeld, verkeerde auth, host/poort en topic-mapping definitief uit; de REST-consumer se eigen tellers staan nog op 0 (nog nooit een échte berichtaflevering geprobeerd). De eerste poging tot een echte end-to-end publish-test liep meteen vast op de demo-app zelf: de geïnstalleerde Solace Try-Me CLI (stm v1.0.0) kent geen "publish"-subcommando, alleen "send" -- gefixt in publish-public.sh. Na die fix loopt de test alweer vast, nu op een nieuw en apart probleem: de lokale broker wijst pub-public af met "The RADIUS profile is shutdown" -- dit gebeurt vóórdat de RDP-keten zelfs bereikt wordt, dus los van het 503-onderzoek. Bevestigd en gefixt: de enewable-VPN se auth-type stond daadwerkelijk op "radius" zonder enig RADIUS-profiel; configure-local-broker.sh PATCHt de VPN nu naar "internal". Na die fix lukte de verbinding, maar elk bericht werd geweigerd ("Sending guaranteed message is not allowed by router for this client"): stm send publiceert standaard PERSISTENT, niet DIRECT. Ook gefixt: --delivery-mode DIRECT toegevoegd. Daarna landde het bericht eindelijk in de lokale queue (message-promotion bevestigd werkend, spooledMsgCount: 10), maar kwam niet aan op AWS. Root cause gevonden: requestTargetEvaluation op de queue-binding stond op "none", dus "${topic()}" werd nooit geëvalueerd -- elke queue-binding postte naar het letterlijke pad "/${topic()}", vermoedelijk geblokkeerd door een WAF (Log4Shell-achtig patroon). Gefixt in configure-rdp-export.sh. Vervolg: een herhaalde diagnose (ronde 5, spooledMsgCount inmiddels 20) bevestigt dat de fix daadwerkelijk live staat, maar de 503 en httpRequestTxMsgCount: 0 blijven volledig ongewijzigd -- dus niet de (enige) oorzaak. Nieuw spoor: de REST-consumer toont "lastConnectionFailureReason": "Peer TCP Closed" -- mogelijk sluit de cloud-broker de persistente verbindingspool van de RDP actief, terwijl een losse curl-POST (nieuwe verbinding per keer) altijd wél slaagt. Nieuw diagnosescript watch-rdp-live.sh moet dit bevestigen of ontkrachten -- de eerste run leverde alleen null-waarden op door een bug in het script zelf (jq-filter las van het verkeerde JSON-niveau), inmiddels gefixt. De herhaalde run met correcte data toont de echte root cause: de queue-binding bindt zich nooit aan zijn eigen lokale queue (bindRequestCount: 0, "Consumers: 0" in Broker Manager) omdat clientProfileName "default" (gebruikt door zowel de RDP als de demo-app publishers) allowGuaranteedMsgReceiveEnabled: false heeft -- en een RDP-binding is precies een guaranteed-receive-operatie. Het "Peer TCP Closed"-spoor bleek een rode haring: de binding faalt onafhankelijk van of de REST-consumer gezond is. Gefixt: een los clientprofiel "rdp-deliver" met allowGuaranteedMsgReceiveEnabled: true, en alle 3 RDP's daarop gezet.</w:t>
+        <w:t xml:space="preserve">Voortgang: bridge-export bleek alleen te kunnen importeren, niet exporteren, zonder een publiek bereikbare lokale broker -- Emil koos daarop queues + REST Delivery Points (RDP's): demo-apps blijven ongewijzigd DIRECT publiceren, 3 queues vangen dit automatisch op (Solace "message promotion"), 3 RDP's sturen elke queue native door naar de bijbehorende cloud-broker. Oude bridge-configuratie opgeruimd. Eerste testrun faalde op de rest-consumers door een verkeerde authenticationScheme-waarde ("basic" i.p.v. "http-basic") -- gefixt, en de herhaalde run draait nu volledig schoon (0 WARN). Broker Manager toont echter alle 3 RDP's als "Down" met HTTP 503 "Service Unavailable" op de queue-binding. Een directe curl-POST naar alle 3 cloud-brokers, met dezelfde host/poort/credentials/topic-constructie als de RDP gebruikt, lukt gewoon (200 OK) -- dit sluit REST-incoming-uitgeschakeld, verkeerde auth, host/poort en topic-mapping definitief uit; de REST-consumer se eigen tellers staan nog op 0 (nog nooit een échte berichtaflevering geprobeerd). De eerste poging tot een echte end-to-end publish-test liep meteen vast op de demo-app zelf: de geïnstalleerde Solace Try-Me CLI (stm v1.0.0) kent geen "publish"-subcommando, alleen "send" -- gefixt in publish-public.sh. Na die fix loopt de test alweer vast, nu op een nieuw en apart probleem: de lokale broker wijst pub-public af met "The RADIUS profile is shutdown" -- dit gebeurt vóórdat de RDP-keten zelfs bereikt wordt, dus los van het 503-onderzoek. Bevestigd en gefixt: de enewable-VPN se auth-type stond daadwerkelijk op "radius" zonder enig RADIUS-profiel; configure-local-broker.sh PATCHt de VPN nu naar "internal". Na die fix lukte de verbinding, maar elk bericht werd geweigerd ("Sending guaranteed message is not allowed by router for this client"): stm send publiceert standaard PERSISTENT, niet DIRECT. Ook gefixt: --delivery-mode DIRECT toegevoegd. Daarna landde het bericht eindelijk in de lokale queue (message-promotion bevestigd werkend, spooledMsgCount: 10), maar kwam niet aan op AWS. Root cause gevonden: requestTargetEvaluation op de queue-binding stond op "none", dus "${topic()}" werd nooit geëvalueerd -- elke queue-binding postte naar het letterlijke pad "/${topic()}", vermoedelijk geblokkeerd door een WAF (Log4Shell-achtig patroon). Gefixt in configure-rdp-export.sh. Vervolg: een herhaalde diagnose (ronde 5, spooledMsgCount inmiddels 20) bevestigt dat de fix daadwerkelijk live staat, maar de 503 en httpRequestTxMsgCount: 0 blijven volledig ongewijzigd -- dus niet de (enige) oorzaak. Nieuw spoor: de REST-consumer toont "lastConnectionFailureReason": "Peer TCP Closed" -- mogelijk sluit de cloud-broker de persistente verbindingspool van de RDP actief, terwijl een losse curl-POST (nieuwe verbinding per keer) altijd wél slaagt. Nieuw diagnosescript watch-rdp-live.sh moet dit bevestigen of ontkrachten -- de eerste run leverde alleen null-waarden op door een bug in het script zelf (jq-filter las van het verkeerde JSON-niveau), inmiddels gefixt. De herhaalde run met correcte data toont de echte root cause: de queue-binding bindt zich nooit aan zijn eigen lokale queue (bindRequestCount: 0, "Consumers: 0" in Broker Manager) omdat clientProfileName "default" (gebruikt door zowel de RDP als de demo-app publishers) allowGuaranteedMsgReceiveEnabled: false heeft -- en een RDP-binding is precies een guaranteed-receive-operatie. Het "Peer TCP Closed"-spoor bleek een rode haring: de binding faalt onafhankelijk van of de REST-consumer gezond is. Gefixt: een los clientprofiel "rdp-deliver" met allowGuaranteedMsgReceiveEnabled: true, en alle 3 RDP's daarop gezet. Sanity-check vóór het toepassen: een handmatige curl-POST rechtstreeks naar AWS (zelfde credentials als de RDP) geeft 200 OK en het bericht verschijnt meteen in AWS "Try Me!" -- AWS-kant, credentials en topic-mapping zijn dus 100% in orde, het probleem zat uitsluitend lokaal.</w:t>
       </w:r>
     </w:p>
     <w:p>
@@ -2005,7 +2005,20 @@
         <w:spacing w:after="80"/>
       </w:pPr>
       <w:r>
-        <w:t xml:space="preserve">configure-rdp-export.sh opnieuw draaien (zet de 3 RDP's op het nieuwe profiel), dan diagnose-rdp.sh en de AWS "Try Me!"-tab controleren of het bericht nu eindelijk aankomt.</w:t>
+        <w:t xml:space="preserve">~~Sanity-check: handmatige curl-POST rechtstreeks naar AWS.~~ ✅ -- 200 OK, bericht verschijnt meteen in AWS "Try Me!": AWS-kant, credentials en topic-mapping zijn 100% in orde, het probleem zit uitsluitend lokaal.</w:t>
+      </w:r>
+    </w:p>
+    <w:p>
+      <w:pPr>
+        <w:pStyle w:val="ListParagraph"/>
+        <w:numPr>
+          <w:ilvl w:val="0"/>
+          <w:numId w:val="2"/>
+        </w:numPr>
+        <w:spacing w:after="80"/>
+      </w:pPr>
+      <w:r>
+        <w:t xml:space="preserve">configure-rdp-export.sh opnieuw draaien (zet de 3 RDP's op het nieuwe rdp-deliver-profiel), dan diagnose-rdp.sh en de AWS "Try Me!"-tab controleren of het bericht nu via de RDP-keten eindelijk aankomt.</w:t>
       </w:r>
     </w:p>
     <w:p>

--- a/docs/Plan-van-aanpak-DADD2026-Enewable.docx
+++ b/docs/Plan-van-aanpak-DADD2026-Enewable.docx
@@ -60,7 +60,7 @@
           <w:sz w:val="20"/>
           <w:szCs w:val="20"/>
         </w:rPr>
-        <w:t xml:space="preserve">Voortgang: bridge-export bleek alleen te kunnen importeren, niet exporteren, zonder een publiek bereikbare lokale broker -- Emil koos daarop queues + REST Delivery Points (RDP's): demo-apps blijven ongewijzigd DIRECT publiceren, 3 queues vangen dit automatisch op (Solace "message promotion"), 3 RDP's sturen elke queue native door naar de bijbehorende cloud-broker. Oude bridge-configuratie opgeruimd. Eerste testrun faalde op de rest-consumers door een verkeerde authenticationScheme-waarde ("basic" i.p.v. "http-basic") -- gefixt, en de herhaalde run draait nu volledig schoon (0 WARN). Broker Manager toont echter alle 3 RDP's als "Down" met HTTP 503 "Service Unavailable" op de queue-binding. Een directe curl-POST naar alle 3 cloud-brokers, met dezelfde host/poort/credentials/topic-constructie als de RDP gebruikt, lukt gewoon (200 OK) -- dit sluit REST-incoming-uitgeschakeld, verkeerde auth, host/poort en topic-mapping definitief uit; de REST-consumer se eigen tellers staan nog op 0 (nog nooit een échte berichtaflevering geprobeerd). De eerste poging tot een echte end-to-end publish-test liep meteen vast op de demo-app zelf: de geïnstalleerde Solace Try-Me CLI (stm v1.0.0) kent geen "publish"-subcommando, alleen "send" -- gefixt in publish-public.sh. Na die fix loopt de test alweer vast, nu op een nieuw en apart probleem: de lokale broker wijst pub-public af met "The RADIUS profile is shutdown" -- dit gebeurt vóórdat de RDP-keten zelfs bereikt wordt, dus los van het 503-onderzoek. Bevestigd en gefixt: de enewable-VPN se auth-type stond daadwerkelijk op "radius" zonder enig RADIUS-profiel; configure-local-broker.sh PATCHt de VPN nu naar "internal". Na die fix lukte de verbinding, maar elk bericht werd geweigerd ("Sending guaranteed message is not allowed by router for this client"): stm send publiceert standaard PERSISTENT, niet DIRECT. Ook gefixt: --delivery-mode DIRECT toegevoegd. Daarna landde het bericht eindelijk in de lokale queue (message-promotion bevestigd werkend, spooledMsgCount: 10), maar kwam niet aan op AWS. Root cause gevonden: requestTargetEvaluation op de queue-binding stond op "none", dus "${topic()}" werd nooit geëvalueerd -- elke queue-binding postte naar het letterlijke pad "/${topic()}", vermoedelijk geblokkeerd door een WAF (Log4Shell-achtig patroon). Gefixt in configure-rdp-export.sh. Vervolg: een herhaalde diagnose (ronde 5, spooledMsgCount inmiddels 20) bevestigt dat de fix daadwerkelijk live staat, maar de 503 en httpRequestTxMsgCount: 0 blijven volledig ongewijzigd -- dus niet de (enige) oorzaak. Nieuw spoor: de REST-consumer toont "lastConnectionFailureReason": "Peer TCP Closed" -- mogelijk sluit de cloud-broker de persistente verbindingspool van de RDP actief, terwijl een losse curl-POST (nieuwe verbinding per keer) altijd wél slaagt. Nieuw diagnosescript watch-rdp-live.sh moet dit bevestigen of ontkrachten -- de eerste run leverde alleen null-waarden op door een bug in het script zelf (jq-filter las van het verkeerde JSON-niveau), inmiddels gefixt. De herhaalde run met correcte data toont de echte root cause: de queue-binding bindt zich nooit aan zijn eigen lokale queue (bindRequestCount: 0, "Consumers: 0" in Broker Manager) omdat clientProfileName "default" (gebruikt door zowel de RDP als de demo-app publishers) allowGuaranteedMsgReceiveEnabled: false heeft -- en een RDP-binding is precies een guaranteed-receive-operatie. Het "Peer TCP Closed"-spoor bleek een rode haring: de binding faalt onafhankelijk van of de REST-consumer gezond is. Gefixt: een los clientprofiel "rdp-deliver" met allowGuaranteedMsgReceiveEnabled: true, en alle 3 RDP's daarop gezet. Sanity-check vóór het toepassen: een handmatige curl-POST rechtstreeks naar AWS (zelfde credentials als de RDP) geeft 200 OK en het bericht verschijnt meteen in AWS "Try Me!" -- AWS-kant, credentials en topic-mapping zijn dus 100% in orde, het probleem zat uitsluitend lokaal.</w:t>
+        <w:t xml:space="preserve">Voortgang: bridge-export bleek alleen te kunnen importeren, niet exporteren, zonder een publiek bereikbare lokale broker -- Emil koos daarop queues + REST Delivery Points (RDP's): demo-apps blijven ongewijzigd DIRECT publiceren, 3 queues vangen dit automatisch op (Solace "message promotion"), 3 RDP's sturen elke queue native door naar de bijbehorende cloud-broker. Oude bridge-configuratie opgeruimd. Eerste testrun faalde op de rest-consumers door een verkeerde authenticationScheme-waarde ("basic" i.p.v. "http-basic") -- gefixt, en de herhaalde run draait nu volledig schoon (0 WARN). Broker Manager toont echter alle 3 RDP's als "Down" met HTTP 503 "Service Unavailable" op de queue-binding. Een directe curl-POST naar alle 3 cloud-brokers, met dezelfde host/poort/credentials/topic-constructie als de RDP gebruikt, lukt gewoon (200 OK) -- dit sluit REST-incoming-uitgeschakeld, verkeerde auth, host/poort en topic-mapping definitief uit; de REST-consumer se eigen tellers staan nog op 0 (nog nooit een échte berichtaflevering geprobeerd). De eerste poging tot een echte end-to-end publish-test liep meteen vast op de demo-app zelf: de geïnstalleerde Solace Try-Me CLI (stm v1.0.0) kent geen "publish"-subcommando, alleen "send" -- gefixt in publish-public.sh. Na die fix loopt de test alweer vast, nu op een nieuw en apart probleem: de lokale broker wijst pub-public af met "The RADIUS profile is shutdown" -- dit gebeurt vóórdat de RDP-keten zelfs bereikt wordt, dus los van het 503-onderzoek. Bevestigd en gefixt: de enewable-VPN se auth-type stond daadwerkelijk op "radius" zonder enig RADIUS-profiel; configure-local-broker.sh PATCHt de VPN nu naar "internal". Na die fix lukte de verbinding, maar elk bericht werd geweigerd ("Sending guaranteed message is not allowed by router for this client"): stm send publiceert standaard PERSISTENT, niet DIRECT. Ook gefixt: --delivery-mode DIRECT toegevoegd. Daarna landde het bericht eindelijk in de lokale queue (message-promotion bevestigd werkend, spooledMsgCount: 10), maar kwam niet aan op AWS. Root cause gevonden: requestTargetEvaluation op de queue-binding stond op "none", dus "${topic()}" werd nooit geëvalueerd -- elke queue-binding postte naar het letterlijke pad "/${topic()}", vermoedelijk geblokkeerd door een WAF (Log4Shell-achtig patroon). Gefixt in configure-rdp-export.sh. Vervolg: een herhaalde diagnose (ronde 5, spooledMsgCount inmiddels 20) bevestigt dat de fix daadwerkelijk live staat, maar de 503 en httpRequestTxMsgCount: 0 blijven volledig ongewijzigd -- dus niet de (enige) oorzaak. Nieuw spoor: de REST-consumer toont "lastConnectionFailureReason": "Peer TCP Closed" -- mogelijk sluit de cloud-broker de persistente verbindingspool van de RDP actief, terwijl een losse curl-POST (nieuwe verbinding per keer) altijd wél slaagt. Nieuw diagnosescript watch-rdp-live.sh moet dit bevestigen of ontkrachten -- de eerste run leverde alleen null-waarden op door een bug in het script zelf (jq-filter las van het verkeerde JSON-niveau), inmiddels gefixt. De herhaalde run met correcte data toont de echte root cause: de queue-binding bindt zich nooit aan zijn eigen lokale queue (bindRequestCount: 0, "Consumers: 0" in Broker Manager) omdat clientProfileName "default" (gebruikt door zowel de RDP als de demo-app publishers) allowGuaranteedMsgReceiveEnabled: false heeft -- en een RDP-binding is precies een guaranteed-receive-operatie. Het "Peer TCP Closed"-spoor bleek een rode haring: de binding faalt onafhankelijk van of de REST-consumer gezond is. Gefixt: een los clientprofiel "rdp-deliver" met allowGuaranteedMsgReceiveEnabled: true, en alle 3 RDP's daarop gezet. Sanity-check vóór het toepassen: een handmatige curl-POST rechtstreeks naar AWS (zelfde credentials als de RDP) geeft 200 OK en het bericht verschijnt meteen in AWS "Try Me!" -- AWS-kant, credentials en topic-mapping zijn dus 100% in orde, het probleem zat uitsluitend lokaal. Na het toepassen van de fix: WERKT. Alle 3 queue-bindings staan op up:true met bindSuccessCount:1 (voor het eerst ooit daadwerkelijk gebonden aan hun queue), RDP-aws leverde 21 van de 30 wachtende berichten daadwerkelijk af, en AWS "Try Me!" toont het echte bericht aankomen op enewable/public/market/price -- de RDP-export werkt nu volledig end-to-end.</w:t>
       </w:r>
     </w:p>
     <w:p>
@@ -1558,7 +1558,7 @@
                 <w:b w:val="false"/>
                 <w:bCs w:val="false"/>
               </w:rPr>
-              <w:t xml:space="preserve">✅ Echte root cause gevonden en gefixt: clientProfileName "default" (RDP + publishers) had allowGuaranteedMsgReceiveEnabled: false, dus de queue-binding kon nooit binden aan zijn eigen queue (bindRequestCount: 0, "Consumers: 0" in Broker Manager). Nieuw profiel rdp-deliver toegevoegd</w:t>
+              <w:t xml:space="preserve">✅✅ Volledig werkend, end-to-end bevestigd op AWS: alle 3 queue-bindings up:true met bindSuccessCount:1, RDP-aws leverde 21 berichten daadwerkelijk af, zichtbaar in AWS "Try Me!" op enewable/public/market/price. Azure/STACKIT staan klaar, nog ongetest</w:t>
             </w:r>
           </w:p>
         </w:tc>
@@ -1578,7 +1578,7 @@
                 <w:b w:val="false"/>
                 <w:bCs w:val="false"/>
               </w:rPr>
-              <w:t xml:space="preserve">Emil herdraait configure-rdp-export.sh (zet de 3 RDP's op het nieuwe profiel), dan diagnose-rdp.sh + AWS "Try Me!"-tab controleren</w:t>
+              <w:t xml:space="preserve">Fase 5: volledige testronde met alle 3 demo-apps (stm/python/sdkperf) op alle 3 topic-subtrees</w:t>
             </w:r>
           </w:p>
         </w:tc>
@@ -2018,7 +2018,7 @@
         <w:spacing w:after="80"/>
       </w:pPr>
       <w:r>
-        <w:t xml:space="preserve">configure-rdp-export.sh opnieuw draaien (zet de 3 RDP's op het nieuwe rdp-deliver-profiel), dan diagnose-rdp.sh en de AWS "Try Me!"-tab controleren of het bericht nu via de RDP-keten eindelijk aankomt.</w:t>
+        <w:t xml:space="preserve">~~configure-rdp-export.sh opnieuw draaien, dan diagnose-rdp.sh en de AWS "Try Me!"-tab controleren.~~ ✅✅ WERKT: alle 3 queue-bindings up:true met bindSuccessCount:1, RDP-aws leverde 21 berichten daadwerkelijk af, zichtbaar in AWS "Try Me!" op de juiste topic. Azure/STACKIT staan klaar, nog ongetest.</w:t>
       </w:r>
     </w:p>
     <w:p>

--- a/docs/Plan-van-aanpak-DADD2026-Enewable.docx
+++ b/docs/Plan-van-aanpak-DADD2026-Enewable.docx
@@ -1640,7 +1640,7 @@
                 <w:b w:val="false"/>
                 <w:bCs w:val="false"/>
               </w:rPr>
-              <w:t xml:space="preserve">Alle 3 tools end-to-end testen</w:t>
+              <w:t xml:space="preserve">🟡 stm-public (AWS) ✅ en python-eu-nonpersonal (Azure) ✅ bevestigd, elk alleen op de eigen broker; sdkperf-pii (STACKIT) nog te doen</w:t>
             </w:r>
           </w:p>
         </w:tc>
@@ -2031,7 +2031,7 @@
         <w:spacing w:after="80"/>
       </w:pPr>
       <w:r>
-        <w:t xml:space="preserve">Eerste end-to-end testronde: publiceren met stm/python/sdkperf en per cloud-broker controleren dat het bericht op dezelfde topic aankomt, en nergens anders.</w:t>
+        <w:t xml:space="preserve">Eerste end-to-end testronde: publiceren met stm/python/sdkperf en per cloud-broker controleren dat het bericht op dezelfde topic aankomt, en nergens anders. ~~stm-public -&gt; AWS.~~ ✅ ~~python-eu-nonpersonal -&gt; Azure.~~ ✅ (20 berichten, na een zsh-commentaar-instructiefout hersteld). sdkperf-pii -&gt; STACKIT: nog te doen.</w:t>
       </w:r>
     </w:p>
     <w:p>

--- a/docs/Plan-van-aanpak-DADD2026-Enewable.docx
+++ b/docs/Plan-van-aanpak-DADD2026-Enewable.docx
@@ -1640,7 +1640,7 @@
                 <w:b w:val="false"/>
                 <w:bCs w:val="false"/>
               </w:rPr>
-              <w:t xml:space="preserve">🟡 stm-public (AWS) ✅ en python-eu-nonpersonal (Azure) ✅ bevestigd, elk alleen op de eigen broker; sdkperf-pii (STACKIT) nog te doen</w:t>
+              <w:t xml:space="preserve">🟡 2/3: stm-public (AWS) ✅ en python-eu-nonpersonal (Azure) ✅ bevestigd, elk alleen op de eigen broker; sdkperf-pii (STACKIT) klaar om te retesten na een PATH-fix (SDKPERF_BIN)</w:t>
             </w:r>
           </w:p>
         </w:tc>
@@ -2031,7 +2031,7 @@
         <w:spacing w:after="80"/>
       </w:pPr>
       <w:r>
-        <w:t xml:space="preserve">Eerste end-to-end testronde: publiceren met stm/python/sdkperf en per cloud-broker controleren dat het bericht op dezelfde topic aankomt, en nergens anders. ~~stm-public -&gt; AWS.~~ ✅ ~~python-eu-nonpersonal -&gt; Azure.~~ ✅ (20 berichten, na een zsh-commentaar-instructiefout hersteld). sdkperf-pii -&gt; STACKIT: nog te doen.</w:t>
+        <w:t xml:space="preserve">Eerste end-to-end testronde: publiceren met stm/python/sdkperf en per cloud-broker controleren dat het bericht op dezelfde topic aankomt, en nergens anders. ~~stm-public -&gt; AWS.~~ ✅ ~~python-eu-nonpersonal -&gt; Azure.~~ ✅ (20 berichten, na een zsh-commentaar-instructiefout hersteld). sdkperf-pii -&gt; STACKIT: liep vast op sdkperf_java.sh niet op PATH (Emils omgeving) -- gefixt via SDKPERF_BIN in local-broker/.env; klaar om te retesten.</w:t>
       </w:r>
     </w:p>
     <w:p>

--- a/docs/Plan-van-aanpak-DADD2026-Enewable.docx
+++ b/docs/Plan-van-aanpak-DADD2026-Enewable.docx
@@ -1558,7 +1558,7 @@
                 <w:b w:val="false"/>
                 <w:bCs w:val="false"/>
               </w:rPr>
-              <w:t xml:space="preserve">✅✅ Volledig werkend, end-to-end bevestigd op AWS: alle 3 queue-bindings up:true met bindSuccessCount:1, RDP-aws leverde 21 berichten daadwerkelijk af, zichtbaar in AWS "Try Me!" op enewable/public/market/price. Azure/STACKIT staan klaar, nog ongetest</w:t>
+              <w:t xml:space="preserve">✅✅ Volledig werkend, end-to-end bevestigd op alle 3 cloud-brokers (AWS, Azure, STACKIT/GCP-interim)</w:t>
             </w:r>
           </w:p>
         </w:tc>
@@ -1578,7 +1578,7 @@
                 <w:b w:val="false"/>
                 <w:bCs w:val="false"/>
               </w:rPr>
-              <w:t xml:space="preserve">Fase 5: volledige testronde met alle 3 demo-apps (stm/python/sdkperf) op alle 3 topic-subtrees</w:t>
+              <w:t xml:space="preserve">Fase 5 afgerond, 3/3 geslaagd. Volgende: draaiboek + fallback-opname (sectie 14, stap 6)</w:t>
             </w:r>
           </w:p>
         </w:tc>
@@ -1640,7 +1640,7 @@
                 <w:b w:val="false"/>
                 <w:bCs w:val="false"/>
               </w:rPr>
-              <w:t xml:space="preserve">🟡 2/3: stm-public (AWS) ✅ en python-eu-nonpersonal (Azure) ✅ bevestigd, elk alleen op de eigen broker; sdkperf-pii (STACKIT) klaar om te retesten na een PATH-fix (SDKPERF_BIN)</w:t>
+              <w:t xml:space="preserve">✅✅ 3/3: stm-public (AWS), python-eu-nonpersonal (Azure) en sdkperf-pii (STACKIT) alle drie bevestigd, elk uitsluitend op de eigen doelbroker</w:t>
             </w:r>
           </w:p>
         </w:tc>
@@ -1660,7 +1660,7 @@
                 <w:b w:val="false"/>
                 <w:bCs w:val="false"/>
               </w:rPr>
-              <w:t xml:space="preserve">Meerdere keren vóór DADD</w:t>
+              <w:t xml:space="preserve">Herhalen vóór DADD zelf als extra zekerheid</w:t>
             </w:r>
           </w:p>
         </w:tc>
@@ -2031,7 +2031,7 @@
         <w:spacing w:after="80"/>
       </w:pPr>
       <w:r>
-        <w:t xml:space="preserve">Eerste end-to-end testronde: publiceren met stm/python/sdkperf en per cloud-broker controleren dat het bericht op dezelfde topic aankomt, en nergens anders. ~~stm-public -&gt; AWS.~~ ✅ ~~python-eu-nonpersonal -&gt; Azure.~~ ✅ (20 berichten, na een zsh-commentaar-instructiefout hersteld). sdkperf-pii -&gt; STACKIT: liep vast op sdkperf_java.sh niet op PATH (Emils omgeving) -- gefixt via SDKPERF_BIN in local-broker/.env; klaar om te retesten.</w:t>
+        <w:t xml:space="preserve">~~Eerste end-to-end testronde: publiceren met stm/python/sdkperf en per cloud-broker controleren dat het bericht op dezelfde topic aankomt, en nergens anders.~~ ✅ Afgerond, 3/3: stm-public -&gt; AWS. python-eu-nonpersonal -&gt; Azure (20 berichten, na een zsh-commentaar-instructiefout hersteld). sdkperf-pii -&gt; STACKIT (20 berichten, na een SDKPERF_BIN PATH-fix). Elke app landt uitsluitend op zijn eigen doelbroker.</w:t>
       </w:r>
     </w:p>
     <w:p>

--- a/docs/Plan-van-aanpak-DADD2026-Enewable.docx
+++ b/docs/Plan-van-aanpak-DADD2026-Enewable.docx
@@ -2032,6 +2032,19 @@
       </w:pPr>
       <w:r>
         <w:t xml:space="preserve">~~Eerste end-to-end testronde: publiceren met stm/python/sdkperf en per cloud-broker controleren dat het bericht op dezelfde topic aankomt, en nergens anders.~~ ✅ Afgerond, 3/3: stm-public -&gt; AWS. python-eu-nonpersonal -&gt; Azure (20 berichten, na een zsh-commentaar-instructiefout hersteld). sdkperf-pii -&gt; STACKIT (20 berichten, na een SDKPERF_BIN PATH-fix). Elke app landt uitsluitend op zijn eigen doelbroker.</w:t>
+      </w:r>
+    </w:p>
+    <w:p>
+      <w:pPr>
+        <w:pStyle w:val="ListParagraph"/>
+        <w:numPr>
+          <w:ilvl w:val="0"/>
+          <w:numId w:val="2"/>
+        </w:numPr>
+        <w:spacing w:after="80"/>
+      </w:pPr>
+      <w:r>
+        <w:t xml:space="preserve">~~Documentatie synchroniseren met de code, README herschrijven, doorlopend-draaien-script toevoegen.~~ ✅ -- 3 documenten met stale RDP/bridge-verwijzingen gecorrigeerd; README.md is nu de volledige stap-voor-stap-handleiding vanaf nul (uitgaand van bestaande Solace Cloud-services/credentials); nieuw local-broker/scripts/run-demo-loop.sh laat de 3 demo-apps doorlopend draaien voor stand/booth-gebruik.</w:t>
       </w:r>
     </w:p>
     <w:p>

--- a/docs/Plan-van-aanpak-DADD2026-Enewable.docx
+++ b/docs/Plan-van-aanpak-DADD2026-Enewable.docx
@@ -1640,7 +1640,7 @@
                 <w:b w:val="false"/>
                 <w:bCs w:val="false"/>
               </w:rPr>
-              <w:t xml:space="preserve">✅✅ 3/3: stm-public (AWS), python-eu-nonpersonal (Azure) en sdkperf-pii (STACKIT) alle drie bevestigd, elk uitsluitend op de eigen doelbroker</w:t>
+              <w:t xml:space="preserve">✅✅ 3/3: stm-public, python-eu-nonpersonal en sdkperf-pii alle drie bevestigd. Sindsdien versterkt: elke app publiceert nu alle 3 dataklassen per run (AWS+Azure+STACKIT), niet meer maar één per app</w:t>
             </w:r>
           </w:p>
         </w:tc>
@@ -1844,7 +1844,7 @@
         <w:spacing w:after="140"/>
       </w:pPr>
       <w:r>
-        <w:t xml:space="preserve">Drie Solace Cloud “Try Me!”-tabs (AWS/Azure/STACKIT) zichtbaar naast elkaar: (1) stm publiceert publieke data → verschijnt alleen op AWS; (2) het Python-script publiceert niet-persoonlijke EU-data → verschijnt alleen op Azure; (3) SDKPerf publiceert PII → verschijnt uitsluitend op STACKIT, expliciet niet op de andere twee. Neem vooraf een schermopname als fallback.</w:t>
+        <w:t xml:space="preserve">Drie Solace Cloud “Try Me!”-tabs (AWS/Azure/STACKIT) zichtbaar naast elkaar: één van de drie tools (stm, het Python-script, of SDKPerf) publiceert, en dat ene commando levert alle drie de dataklassen tegelijk af -- publiek verschijnt op AWS, niet-persoonlijke EU-data op Azure, PII uitsluitend op STACKIT. Welke tool je kiest maakt voor de bestemming geen verschil: alleen de topic (en de bijbehorende, per-klasse gescoped credential) bepaalt waar een bericht landt -- dat is precies het punt. Optioneel: herhaal met een andere tool, of gebruik de --class-vlag om één klasse te isoleren. Neem vooraf een schermopname als fallback.</w:t>
       </w:r>
     </w:p>
     <w:p>
@@ -2031,7 +2031,7 @@
         <w:spacing w:after="80"/>
       </w:pPr>
       <w:r>
-        <w:t xml:space="preserve">~~Eerste end-to-end testronde: publiceren met stm/python/sdkperf en per cloud-broker controleren dat het bericht op dezelfde topic aankomt, en nergens anders.~~ ✅ Afgerond, 3/3: stm-public -&gt; AWS. python-eu-nonpersonal -&gt; Azure (20 berichten, na een zsh-commentaar-instructiefout hersteld). sdkperf-pii -&gt; STACKIT (20 berichten, na een SDKPERF_BIN PATH-fix). Elke app landt uitsluitend op zijn eigen doelbroker.</w:t>
+        <w:t xml:space="preserve">~~Eerste end-to-end testronde: publiceren met stm/python/sdkperf en per cloud-broker controleren dat het bericht op dezelfde topic aankomt, en nergens anders.~~ ✅ Afgerond, 3/3: stm-public -&gt; AWS. python-eu-nonpersonal -&gt; Azure (20 berichten, na een zsh-commentaar-instructiefout hersteld). sdkperf-pii -&gt; STACKIT (20 berichten, na een SDKPERF_BIN PATH-fix). Elke app landde toen uitsluitend op zijn eigen doelbroker (zie volgende bullet voor de daaropvolgende versterking).</w:t>
       </w:r>
     </w:p>
     <w:p>
@@ -2045,6 +2045,19 @@
       </w:pPr>
       <w:r>
         <w:t xml:space="preserve">~~Documentatie synchroniseren met de code, README herschrijven, doorlopend-draaien-script toevoegen.~~ ✅ -- 3 documenten met stale RDP/bridge-verwijzingen gecorrigeerd; README.md is nu de volledige stap-voor-stap-handleiding vanaf nul (uitgaand van bestaande Solace Cloud-services/credentials); nieuw local-broker/scripts/run-demo-loop.sh laat de 3 demo-apps doorlopend draaien voor stand/booth-gebruik.</w:t>
+      </w:r>
+    </w:p>
+    <w:p>
+      <w:pPr>
+        <w:pStyle w:val="ListParagraph"/>
+        <w:numPr>
+          <w:ilvl w:val="0"/>
+          <w:numId w:val="2"/>
+        </w:numPr>
+        <w:spacing w:after="80"/>
+      </w:pPr>
+      <w:r>
+        <w:t xml:space="preserve">~~Elke demo-app alle 3 dataklassen laten publiceren i.p.v. maar één per app, zodat de topic -- niet de tool -- de bestemming bepaalt.~~ ✅ -- alle 3 scripts herschreven met per-klasse credential/topic/payload en per-klasse foutisolatie (één falende klasse stopt de andere twee niet), --class-vlag toegevoegd om optioneel tot één klasse te beperken, gedeelde demo-apps/sample-payloads/ geïntroduceerd, alle documentatie (READMEs, docs/demo-apps.md, docs/topologie.md + topology/topologie.mmd, root-README.md) bijgewerkt.</w:t>
       </w:r>
     </w:p>
     <w:p>

--- a/docs/Plan-van-aanpak-DADD2026-Enewable.docx
+++ b/docs/Plan-van-aanpak-DADD2026-Enewable.docx
@@ -1011,7 +1011,7 @@
         <w:spacing w:after="80"/>
       </w:pPr>
       <w:r>
-        <w:t xml:space="preserve">Eigen client-username per dataklasse met een ACL-profiel dat publiceren tot één topic-subtree beperkt (“governed sharing” aan de bron); voor de REST Delivery Points naar de cloud-brokers geldt hetzelfde -- dezelfde, dedicated username per service (hergebruikt van de bridge-opzet), niet de standaard solace-cloud-client (die de “Try Me!”-tab gebruikt).</w:t>
+        <w:t xml:space="preserve">Eigen client-username per dataklasse met een ACL-profiel dat publiceren tot één topic-subtree beperkt (“governed sharing” aan de bron); voor de REST Delivery Points naar de cloud-brokers geldt hetzelfde -- dezelfde, dedicated username per service (hergebruikt van de bridge-opzet), niet de standaard solace-cloud-client (die de “Try Me!”-tab gebruikt). Los daarvan: een apart, read-only monitor-account dat op heel enewable/&gt; mag subscriben (voor visualisatietools als Sunburst Topic Explorer) maar zelf niets kan publiceren -- doorbreekt de publish-governance dus niet.</w:t>
       </w:r>
     </w:p>
     <w:p>

--- a/docs/Plan-van-aanpak-DADD2026-Enewable.docx
+++ b/docs/Plan-van-aanpak-DADD2026-Enewable.docx
@@ -694,7 +694,7 @@
                 <w:b/>
                 <w:bCs/>
               </w:rPr>
-              <w:t xml:space="preserve">Voorbeeld</w:t>
+              <w:t xml:space="preserve">Voorbeeld (dynamische topic)</w:t>
             </w:r>
           </w:p>
         </w:tc>
@@ -780,7 +780,7 @@
                 <w:b w:val="false"/>
                 <w:bCs w:val="false"/>
               </w:rPr>
-              <w:t xml:space="preserve">Day-ahead energieprijs, weerdata</w:t>
+              <w:t xml:space="preserve">.../price/day-ahead-price/NL</w:t>
             </w:r>
           </w:p>
         </w:tc>
@@ -866,7 +866,7 @@
                 <w:b w:val="false"/>
                 <w:bCs w:val="false"/>
               </w:rPr>
-              <w:t xml:space="preserve">Geaggregeerde netbelasting</w:t>
+              <w:t xml:space="preserve">.../load/grid-load-aggregate/3500-NL</w:t>
             </w:r>
           </w:p>
         </w:tc>
@@ -952,7 +952,7 @@
                 <w:b w:val="false"/>
                 <w:bCs w:val="false"/>
               </w:rPr>
-              <w:t xml:space="preserve">Meterstand + klant-ID</w:t>
+              <w:t xml:space="preserve">.../reading/ENW-NL-000482</w:t>
             </w:r>
           </w:p>
         </w:tc>
@@ -1051,6 +1051,19 @@
       </w:pPr>
       <w:r>
         <w:t xml:space="preserve">STACKIT: uitgangspunt is dat STACKIT komende week algemeen beschikbaar (GA) is in Solace Cloud, met dezelfde self-service deployment als AWS/Azure/GCP. Tot het zover is, mimicken we het sovereign-knooppunt met een Solace Cloud HA-broker op GCP europe-west1 (België) -- zelfde topics, ACL's en bridge-naam, alleen het fysieke eindpunt wisselt bij de overstap.</w:t>
+      </w:r>
+    </w:p>
+    <w:p>
+      <w:pPr>
+        <w:pStyle w:val="ListParagraph"/>
+        <w:numPr>
+          <w:ilvl w:val="0"/>
+          <w:numId w:val="2"/>
+        </w:numPr>
+        <w:spacing w:after="80"/>
+      </w:pPr>
+      <w:r>
+        <w:t xml:space="preserve">Topics zijn dynamisch: elke tool voegt echte veldwaarden uit het bericht toe aan de topic (bijv. .../price/day-ahead-price/NL, .../reading/ENW-NL-000482), niet een vaste string. Werkt zonder broker-wijziging, want alle ACL's en RDP-export-queues staan al op de hele topic-subtree (multi-level wildcard), niet op één exacte topic.</w:t>
       </w:r>
     </w:p>
     <w:p>

--- a/docs/Plan-van-aanpak-DADD2026-Enewable.docx
+++ b/docs/Plan-van-aanpak-DADD2026-Enewable.docx
@@ -780,7 +780,7 @@
                 <w:b w:val="false"/>
                 <w:bCs w:val="false"/>
               </w:rPr>
-              <w:t xml:space="preserve">.../price/day-ahead-price/NL</w:t>
+              <w:t xml:space="preserve">.../price/intraday-price/BE (3 types x 5 markten)</w:t>
             </w:r>
           </w:p>
         </w:tc>
@@ -1063,7 +1063,7 @@
         <w:spacing w:after="80"/>
       </w:pPr>
       <w:r>
-        <w:t xml:space="preserve">Topics zijn dynamisch: elke tool voegt echte veldwaarden uit het bericht toe aan de topic (bijv. .../price/day-ahead-price/NL, .../reading/ENW-NL-000482), niet een vaste string. Werkt zonder broker-wijziging, want alle ACL's en RDP-export-queues staan al op de hele topic-subtree (multi-level wildcard), niet op één exacte topic.</w:t>
+        <w:t xml:space="preserve">Topics zijn dynamisch: elke tool voegt echte veldwaarden uit het bericht toe aan de topic (bijv. .../price/intraday-price/BE uit 3 types x 5 markten, .../reading/ENW-NL-000482), niet een vaste string. Werkt zonder broker-wijziging, want alle ACL's en RDP-export-queues staan al op de hele topic-subtree (multi-level wildcard), niet op één exacte topic.</w:t>
       </w:r>
     </w:p>
     <w:p>

--- a/docs/Plan-van-aanpak-DADD2026-Enewable.docx
+++ b/docs/Plan-van-aanpak-DADD2026-Enewable.docx
@@ -866,7 +866,7 @@
                 <w:b w:val="false"/>
                 <w:bCs w:val="false"/>
               </w:rPr>
-              <w:t xml:space="preserve">.../load/grid-load-aggregate/3500-NL</w:t>
+              <w:t xml:space="preserve">.../load/grid-load-aggregate/3500-NL (10 postcodegebieden)</w:t>
             </w:r>
           </w:p>
         </w:tc>
@@ -952,7 +952,7 @@
                 <w:b w:val="false"/>
                 <w:bCs w:val="false"/>
               </w:rPr>
-              <w:t xml:space="preserve">.../reading/ENW-NL-000482</w:t>
+              <w:t xml:space="preserve">.../reading/ENW-NL-000482 (20 klant-ID's)</w:t>
             </w:r>
           </w:p>
         </w:tc>
@@ -1063,7 +1063,7 @@
         <w:spacing w:after="80"/>
       </w:pPr>
       <w:r>
-        <w:t xml:space="preserve">Topics zijn dynamisch: elke tool voegt echte veldwaarden uit het bericht toe aan de topic (bijv. .../price/intraday-price/BE uit 3 types x 5 markten, .../reading/ENW-NL-000482), niet een vaste string. Werkt zonder broker-wijziging, want alle ACL's en RDP-export-queues staan al op de hele topic-subtree (multi-level wildcard), niet op één exacte topic.</w:t>
+        <w:t xml:space="preserve">Topics zijn dynamisch: elke tool voegt echte veldwaarden uit het bericht toe aan de topic, willekeurig per bericht uit een vaste lijst -- publiek uit 3 types x 5 markten (bijv. .../price/intraday-price/BE), niet-persoonlijk EU uit 10 postcodegebieden (.../load/grid-load-aggregate/3500-NL), PII uit 20 fictieve klant-ID's (.../reading/ENW-NL-000482) -- niet een vaste string. Werkt zonder broker-wijziging, want alle ACL's en RDP-export-queues staan al op de hele topic-subtree (multi-level wildcard), niet op één exacte topic.</w:t>
       </w:r>
     </w:p>
     <w:p>

--- a/docs/Plan-van-aanpak-DADD2026-Enewable.docx
+++ b/docs/Plan-van-aanpak-DADD2026-Enewable.docx
@@ -2083,7 +2083,20 @@
         <w:spacing w:after="80"/>
       </w:pPr>
       <w:r>
-        <w:t xml:space="preserve">Daarna draaiboek en fallback-opname voorbereiden.</w:t>
+        <w:t xml:space="preserve">~~Variatie uitbreiden (type/market voor publiek, postcodeArea/customerId voor eu-ops/eu-pii) en TODO.md/AGENTS.md/SKILLS.md toevoegen zodat de sessie gesloten en later hervat kan worden.~~ ✅ -- zie PLAN.md sectie 13, punten 36-39. TODO.md bevat nu de actuele, geprioriteerde actielijst (in plaats van deze paragraaf); AGENTS.md en SKILLS.md geven een AI-coding-agent of nieuwe bijdrager de architectuurconventies resp. herbruikbare recepten.</w:t>
+      </w:r>
+    </w:p>
+    <w:p>
+      <w:pPr>
+        <w:pStyle w:val="ListParagraph"/>
+        <w:numPr>
+          <w:ilvl w:val="0"/>
+          <w:numId w:val="2"/>
+        </w:numPr>
+        <w:spacing w:after="80"/>
+      </w:pPr>
+      <w:r>
+        <w:t xml:space="preserve">Daarna: draaiboek en fallback-opname voorbereiden (zie TODO.md, "Moet vóór DADD").</w:t>
       </w:r>
     </w:p>
     <w:sectPr>

--- a/docs/Plan-van-aanpak-DADD2026-Enewable.docx
+++ b/docs/Plan-van-aanpak-DADD2026-Enewable.docx
@@ -61,6 +61,22 @@
           <w:szCs w:val="20"/>
         </w:rPr>
         <w:t xml:space="preserve">Voortgang: bridge-export bleek alleen te kunnen importeren, niet exporteren, zonder een publiek bereikbare lokale broker -- Emil koos daarop queues + REST Delivery Points (RDP's): demo-apps blijven ongewijzigd DIRECT publiceren, 3 queues vangen dit automatisch op (Solace "message promotion"), 3 RDP's sturen elke queue native door naar de bijbehorende cloud-broker. Oude bridge-configuratie opgeruimd. Eerste testrun faalde op de rest-consumers door een verkeerde authenticationScheme-waarde ("basic" i.p.v. "http-basic") -- gefixt, en de herhaalde run draait nu volledig schoon (0 WARN). Broker Manager toont echter alle 3 RDP's als "Down" met HTTP 503 "Service Unavailable" op de queue-binding. Een directe curl-POST naar alle 3 cloud-brokers, met dezelfde host/poort/credentials/topic-constructie als de RDP gebruikt, lukt gewoon (200 OK) -- dit sluit REST-incoming-uitgeschakeld, verkeerde auth, host/poort en topic-mapping definitief uit; de REST-consumer se eigen tellers staan nog op 0 (nog nooit een échte berichtaflevering geprobeerd). De eerste poging tot een echte end-to-end publish-test liep meteen vast op de demo-app zelf: de geïnstalleerde Solace Try-Me CLI (stm v1.0.0) kent geen "publish"-subcommando, alleen "send" -- gefixt in publish-public.sh. Na die fix loopt de test alweer vast, nu op een nieuw en apart probleem: de lokale broker wijst pub-public af met "The RADIUS profile is shutdown" -- dit gebeurt vóórdat de RDP-keten zelfs bereikt wordt, dus los van het 503-onderzoek. Bevestigd en gefixt: de enewable-VPN se auth-type stond daadwerkelijk op "radius" zonder enig RADIUS-profiel; configure-local-broker.sh PATCHt de VPN nu naar "internal". Na die fix lukte de verbinding, maar elk bericht werd geweigerd ("Sending guaranteed message is not allowed by router for this client"): stm send publiceert standaard PERSISTENT, niet DIRECT. Ook gefixt: --delivery-mode DIRECT toegevoegd. Daarna landde het bericht eindelijk in de lokale queue (message-promotion bevestigd werkend, spooledMsgCount: 10), maar kwam niet aan op AWS. Root cause gevonden: requestTargetEvaluation op de queue-binding stond op "none", dus "${topic()}" werd nooit geëvalueerd -- elke queue-binding postte naar het letterlijke pad "/${topic()}", vermoedelijk geblokkeerd door een WAF (Log4Shell-achtig patroon). Gefixt in configure-rdp-export.sh. Vervolg: een herhaalde diagnose (ronde 5, spooledMsgCount inmiddels 20) bevestigt dat de fix daadwerkelijk live staat, maar de 503 en httpRequestTxMsgCount: 0 blijven volledig ongewijzigd -- dus niet de (enige) oorzaak. Nieuw spoor: de REST-consumer toont "lastConnectionFailureReason": "Peer TCP Closed" -- mogelijk sluit de cloud-broker de persistente verbindingspool van de RDP actief, terwijl een losse curl-POST (nieuwe verbinding per keer) altijd wél slaagt. Nieuw diagnosescript watch-rdp-live.sh moet dit bevestigen of ontkrachten -- de eerste run leverde alleen null-waarden op door een bug in het script zelf (jq-filter las van het verkeerde JSON-niveau), inmiddels gefixt. De herhaalde run met correcte data toont de echte root cause: de queue-binding bindt zich nooit aan zijn eigen lokale queue (bindRequestCount: 0, "Consumers: 0" in Broker Manager) omdat clientProfileName "default" (gebruikt door zowel de RDP als de demo-app publishers) allowGuaranteedMsgReceiveEnabled: false heeft -- en een RDP-binding is precies een guaranteed-receive-operatie. Het "Peer TCP Closed"-spoor bleek een rode haring: de binding faalt onafhankelijk van of de REST-consumer gezond is. Gefixt: een los clientprofiel "rdp-deliver" met allowGuaranteedMsgReceiveEnabled: true, en alle 3 RDP's daarop gezet. Sanity-check vóór het toepassen: een handmatige curl-POST rechtstreeks naar AWS (zelfde credentials als de RDP) geeft 200 OK en het bericht verschijnt meteen in AWS "Try Me!" -- AWS-kant, credentials en topic-mapping zijn dus 100% in orde, het probleem zat uitsluitend lokaal. Na het toepassen van de fix: WERKT. Alle 3 queue-bindings staan op up:true met bindSuccessCount:1 (voor het eerst ooit daadwerkelijk gebonden aan hun queue), RDP-aws leverde 21 van de 30 wachtende berichten daadwerkelijk af, en AWS "Try Me!" toont het echte bericht aankomen op enewable/public/market/price -- de RDP-export werkt nu volledig end-to-end.</w:t>
+      </w:r>
+    </w:p>
+    <w:p>
+      <w:pPr>
+        <w:spacing w:after="140"/>
+      </w:pPr>
+      <w:r>
+        <w:rPr>
+          <w:b/>
+          <w:bCs/>
+          <w:i/>
+          <w:iCs/>
+          <w:sz w:val="20"/>
+          <w:szCs w:val="20"/>
+        </w:rPr>
+        <w:t xml:space="preserve">Status (01/10/2026): de 3 cloud-broker-services hierboven zijn inmiddels verwijderd en worden opnieuw aangemaakt -- nu als "Developer 100"-tier (niet-HA) verdeeld over twee Solace Cloud-organisaties (AWS+Azure in de ene, STACKIT in de andere), via een nieuwe Terraform-opzet (cloud-setup/terraform/, Solace's eigen beta-provider) i.p.v. de eerdere Enterprise-250-HA-klasse in één org. Zie PLAN.md sectie 13, punt 40 en TODO.md, "Blokkerend", voor de volledige details en openstaande aannames (o.a. de exacte serviceClassId-schrijfwijze en of STACKIT al echt GA is).</w:t>
       </w:r>
     </w:p>
     <w:p>
@@ -388,7 +404,7 @@
                 <w:b w:val="false"/>
                 <w:bCs w:val="false"/>
               </w:rPr>
-              <w:t xml:space="preserve">Solace Cloud, HA</w:t>
+              <w:t xml:space="preserve">Solace Cloud, Developer 100 (non-HA) -- opnieuw aan te maken via Terraform, org 1</w:t>
             </w:r>
           </w:p>
         </w:tc>
@@ -474,7 +490,7 @@
                 <w:b w:val="false"/>
                 <w:bCs w:val="false"/>
               </w:rPr>
-              <w:t xml:space="preserve">Solace Cloud, HA</w:t>
+              <w:t xml:space="preserve">Solace Cloud, Developer 100 (non-HA) -- opnieuw aan te maken via Terraform, org 1</w:t>
             </w:r>
           </w:p>
         </w:tc>
@@ -560,7 +576,7 @@
                 <w:b w:val="false"/>
                 <w:bCs w:val="false"/>
               </w:rPr>
-              <w:t xml:space="preserve">Sovereign HA (GA verwacht; interim gereed: GCP europe-west1)</w:t>
+              <w:t xml:space="preserve">Solace Cloud, Developer 100 (non-HA) -- opnieuw aan te maken via Terraform, org 2; GA-status te bevestigen</w:t>
             </w:r>
           </w:p>
         </w:tc>
@@ -1489,7 +1505,7 @@
                 <w:b w:val="false"/>
                 <w:bCs w:val="false"/>
               </w:rPr>
-              <w:t xml:space="preserve">✅ Alle 3 gereed: AWS, Azure, STACKIT/GCP-interim</w:t>
+              <w:t xml:space="preserve">⚠️ Services verwijderd (01/10/2026), opnieuw aanmaken via Terraform (Developer 100-tier, 2 org's) -- zie cloud-setup/terraform/</w:t>
             </w:r>
           </w:p>
         </w:tc>
@@ -1509,7 +1525,7 @@
                 <w:b w:val="false"/>
                 <w:bCs w:val="false"/>
               </w:rPr>
-              <w:t xml:space="preserve">Gereed</w:t>
+              <w:t xml:space="preserve">In uitvoering</w:t>
             </w:r>
           </w:p>
         </w:tc>
@@ -2096,7 +2112,20 @@
         <w:spacing w:after="80"/>
       </w:pPr>
       <w:r>
-        <w:t xml:space="preserve">Daarna: draaiboek en fallback-opname voorbereiden (zie TODO.md, "Moet vóór DADD").</w:t>
+        <w:t xml:space="preserve">De 3 cloud-broker-services zijn verwijderd; Terraform-opzet (cloud-setup/terraform/) toegevoegd om ze opnieuw aan te maken (Developer 100-tier, 2 org's). Moet nog door Emil zelf gedraaid worden (netwerktoegang vanuit de sessie is geblokkeerd) -- zie PLAN.md sectie 13, punt 40 en TODO.md, "Blokkerend". Dit blokkeert alle andere testwerk totdat het is gedaan.</w:t>
+      </w:r>
+    </w:p>
+    <w:p>
+      <w:pPr>
+        <w:pStyle w:val="ListParagraph"/>
+        <w:numPr>
+          <w:ilvl w:val="0"/>
+          <w:numId w:val="2"/>
+        </w:numPr>
+        <w:spacing w:after="80"/>
+      </w:pPr>
+      <w:r>
+        <w:t xml:space="preserve">Daarna: local-broker/.env bijwerken, de SEMP-configuratiescripts opnieuw draaien, testplan herhalen, en pas dan draaiboek + fallback-opname voorbereiden (zie TODO.md).</w:t>
       </w:r>
     </w:p>
     <w:sectPr>

--- a/docs/Plan-van-aanpak-DADD2026-Enewable.docx
+++ b/docs/Plan-van-aanpak-DADD2026-Enewable.docx
@@ -76,7 +76,7 @@
           <w:sz w:val="20"/>
           <w:szCs w:val="20"/>
         </w:rPr>
-        <w:t xml:space="preserve">Status (01/10/2026): de 3 cloud-broker-services hierboven zijn inmiddels verwijderd en worden opnieuw aangemaakt -- nu als "Developer 100"-tier (niet-HA) verdeeld over twee Solace Cloud-organisaties (AWS+Azure in de ene, STACKIT in de andere), via een nieuwe Terraform-opzet (cloud-setup/terraform/, Solace's eigen beta-provider) i.p.v. de eerdere Enterprise-250-HA-klasse in één org. Zie PLAN.md sectie 13, punt 40 en TODO.md, "Blokkerend", voor de volledige details en openstaande aannames (o.a. de exacte serviceClassId-schrijfwijze en of STACKIT al echt GA is).</w:t>
+        <w:t xml:space="preserve">Status (02/10/2026): de 3 cloud-broker-services hierboven zijn opnieuw aangemaakt -- nu als "Developer 100"-tier (niet-HA) verdeeld over twee Solace Cloud-organisaties (AWS+Azure in de ene, STACKIT in de andere), via een nieuwe Terraform-opzet (cloud-setup/terraform/, Solace's eigen beta-provider) i.p.v. de eerdere Enterprise-250-HA-klasse in één org. STACKIT bleek daarbij een eigen, echte dedicated datacenter te hebben -- de eerder voorziene GCP-interim-stand-in is niet nodig gebleken. local-broker/.env is bijgewerkt met de nieuwe hostnames/VPN-naam/SEMP-credentials; de configuratiescripts (bridge-user, lokale broker, RDP-export) moeten nog opnieuw draaien vóór een hernieuwde end-to-end-bevestiging. Zie PLAN.md sectie 13, punt 42 en TODO.md voor de volledige details.</w:t>
       </w:r>
     </w:p>
     <w:p>
@@ -404,7 +404,7 @@
                 <w:b w:val="false"/>
                 <w:bCs w:val="false"/>
               </w:rPr>
-              <w:t xml:space="preserve">Solace Cloud, Developer 100 (non-HA) -- opnieuw aan te maken via Terraform, org 1</w:t>
+              <w:t xml:space="preserve">Solace Cloud, Developer 100 (non-HA) -- opnieuw aangemaakt via Terraform, org 1</w:t>
             </w:r>
           </w:p>
         </w:tc>
@@ -490,7 +490,7 @@
                 <w:b w:val="false"/>
                 <w:bCs w:val="false"/>
               </w:rPr>
-              <w:t xml:space="preserve">Solace Cloud, Developer 100 (non-HA) -- opnieuw aan te maken via Terraform, org 1</w:t>
+              <w:t xml:space="preserve">Solace Cloud, Developer 100 (non-HA) -- opnieuw aangemaakt via Terraform, org 1</w:t>
             </w:r>
           </w:p>
         </w:tc>
@@ -576,7 +576,7 @@
                 <w:b w:val="false"/>
                 <w:bCs w:val="false"/>
               </w:rPr>
-              <w:t xml:space="preserve">Solace Cloud, Developer 100 (non-HA) -- opnieuw aan te maken via Terraform, org 2; GA-status te bevestigen</w:t>
+              <w:t xml:space="preserve">Solace Cloud, Developer 100 (non-HA) -- opnieuw aangemaakt via Terraform, org 2; eigen, echte dedicated datacenter (GA)</w:t>
             </w:r>
           </w:p>
         </w:tc>
@@ -1066,7 +1066,7 @@
         <w:spacing w:after="80"/>
       </w:pPr>
       <w:r>
-        <w:t xml:space="preserve">STACKIT: uitgangspunt is dat STACKIT komende week algemeen beschikbaar (GA) is in Solace Cloud, met dezelfde self-service deployment als AWS/Azure/GCP. Tot het zover is, mimicken we het sovereign-knooppunt met een Solace Cloud HA-broker op GCP europe-west1 (België) -- zelfde topics, ACL's en bridge-naam, alleen het fysieke eindpunt wisselt bij de overstap.</w:t>
+        <w:t xml:space="preserve">STACKIT: inmiddels bevestigd als eigen, echte dedicated datacenter in Solace Cloud (geen GCP-interim-stand-in meer nodig) -- zelfde topics en ACL's als AWS/Azure, alleen het fysieke eindpunt is STACKIT in plaats van een hyperscaler.</w:t>
       </w:r>
     </w:p>
     <w:p>
@@ -1284,7 +1284,6 @@
         <w:tc>
           <w:tcPr>
             <w:tcW w:type="dxa" w:w="700"/>
-            <w:shd w:fill="FFF9C4" w:val="clear"/>
             <w:tcMar>
               <w:top w:type="dxa" w:w="80"/>
               <w:left w:type="dxa" w:w="100"/>
@@ -1305,7 +1304,6 @@
         <w:tc>
           <w:tcPr>
             <w:tcW w:type="dxa" w:w="2600"/>
-            <w:shd w:fill="FFF9C4" w:val="clear"/>
             <w:tcMar>
               <w:top w:type="dxa" w:w="80"/>
               <w:left w:type="dxa" w:w="100"/>
@@ -1326,42 +1324,40 @@
         <w:tc>
           <w:tcPr>
             <w:tcW w:type="dxa" w:w="3400"/>
-            <w:shd w:fill="FFF9C4" w:val="clear"/>
-            <w:tcMar>
-              <w:top w:type="dxa" w:w="80"/>
-              <w:left w:type="dxa" w:w="100"/>
-              <w:bottom w:type="dxa" w:w="80"/>
-              <w:right w:type="dxa" w:w="100"/>
-            </w:tcMar>
-          </w:tcPr>
-          <w:p>
-            <w:r>
-              <w:rPr>
-                <w:b w:val="false"/>
-                <w:bCs w:val="false"/>
-              </w:rPr>
-              <w:t xml:space="preserve">✅ Interim-broker op GCP europe-west1 aangemaakt; vóór repetitie/DADD checken of STACKIT al GA is</w:t>
+            <w:tcMar>
+              <w:top w:type="dxa" w:w="80"/>
+              <w:left w:type="dxa" w:w="100"/>
+              <w:bottom w:type="dxa" w:w="80"/>
+              <w:right w:type="dxa" w:w="100"/>
+            </w:tcMar>
+          </w:tcPr>
+          <w:p>
+            <w:r>
+              <w:rPr>
+                <w:b w:val="false"/>
+                <w:bCs w:val="false"/>
+              </w:rPr>
+              <w:t xml:space="preserve">✅✅ STACKIT blijkt inmiddels een eigen, echte dedicated datacenter te hebben in Solace Cloud -- geen GCP-interim-stand-in meer nodig</w:t>
             </w:r>
           </w:p>
         </w:tc>
         <w:tc>
           <w:tcPr>
             <w:tcW w:type="dxa" w:w="2326"/>
-            <w:shd w:fill="FFF9C4" w:val="clear"/>
-            <w:tcMar>
-              <w:top w:type="dxa" w:w="80"/>
-              <w:left w:type="dxa" w:w="100"/>
-              <w:bottom w:type="dxa" w:w="80"/>
-              <w:right w:type="dxa" w:w="100"/>
-            </w:tcMar>
-          </w:tcPr>
-          <w:p>
-            <w:r>
-              <w:rPr>
-                <w:b w:val="false"/>
-                <w:bCs w:val="false"/>
-              </w:rPr>
-              <w:t xml:space="preserve">Interim: gereed</w:t>
+            <w:tcMar>
+              <w:top w:type="dxa" w:w="80"/>
+              <w:left w:type="dxa" w:w="100"/>
+              <w:bottom w:type="dxa" w:w="80"/>
+              <w:right w:type="dxa" w:w="100"/>
+            </w:tcMar>
+          </w:tcPr>
+          <w:p>
+            <w:r>
+              <w:rPr>
+                <w:b w:val="false"/>
+                <w:bCs w:val="false"/>
+              </w:rPr>
+              <w:t xml:space="preserve">GA bevestigd</w:t>
             </w:r>
           </w:p>
         </w:tc>
@@ -1423,7 +1419,7 @@
                 <w:b w:val="false"/>
                 <w:bCs w:val="false"/>
               </w:rPr>
-              <w:t xml:space="preserve">✅ Account + API-token aangemaakt</w:t>
+              <w:t xml:space="preserve">✅ Account + API-token aangemaakt (2 org's, 2 tokens)</w:t>
             </w:r>
           </w:p>
         </w:tc>
@@ -1505,7 +1501,7 @@
                 <w:b w:val="false"/>
                 <w:bCs w:val="false"/>
               </w:rPr>
-              <w:t xml:space="preserve">⚠️ Services verwijderd (01/10/2026), opnieuw aanmaken via Terraform (Developer 100-tier, 2 org's) -- zie cloud-setup/terraform/</w:t>
+              <w:t xml:space="preserve">✅✅ Services opnieuw aangemaakt via Terraform (Developer 100-tier, 2 org's) -- zie cloud-setup/terraform/, PLAN.md sectie 13 punt 42</w:t>
             </w:r>
           </w:p>
         </w:tc>
@@ -1525,7 +1521,7 @@
                 <w:b w:val="false"/>
                 <w:bCs w:val="false"/>
               </w:rPr>
-              <w:t xml:space="preserve">In uitvoering</w:t>
+              <w:t xml:space="preserve">Afgerond, 02/10/2026</w:t>
             </w:r>
           </w:p>
         </w:tc>
@@ -1587,7 +1583,7 @@
                 <w:b w:val="false"/>
                 <w:bCs w:val="false"/>
               </w:rPr>
-              <w:t xml:space="preserve">✅✅ Volledig werkend, end-to-end bevestigd op alle 3 cloud-brokers (AWS, Azure, STACKIT/GCP-interim)</w:t>
+              <w:t xml:space="preserve">✅ Eerder volledig end-to-end bevestigd, maar tegen de inmiddels verwijderde cloud-services -- local-broker/.env staat al op de nieuwe services; configure-remote-bridge-users.sh/configure-local-broker.sh/configure-rdp-export.sh moeten opnieuw draaien vóór hernieuwde bevestiging</w:t>
             </w:r>
           </w:p>
         </w:tc>
@@ -1607,7 +1603,7 @@
                 <w:b w:val="false"/>
                 <w:bCs w:val="false"/>
               </w:rPr>
-              <w:t xml:space="preserve">Fase 5 afgerond, 3/3 geslaagd. Volgende: draaiboek + fallback-opname (sectie 14, stap 6)</w:t>
+              <w:t xml:space="preserve">Opnieuw te bevestigen tegen nieuwe services</w:t>
             </w:r>
           </w:p>
         </w:tc>
@@ -1669,7 +1665,7 @@
                 <w:b w:val="false"/>
                 <w:bCs w:val="false"/>
               </w:rPr>
-              <w:t xml:space="preserve">✅✅ 3/3: stm-public, python-eu-nonpersonal en sdkperf-pii alle drie bevestigd. Sindsdien versterkt: elke app publiceert nu alle 3 dataklassen per run (AWS+Azure+STACKIT), niet meer maar één per app</w:t>
+              <w:t xml:space="preserve">✅ Eerder 3/3 bevestigd (stm-public, python-eu-nonpersonal, sdkperf-pii, elk alle 3 dataklassen per run) -- zelfde kanttekening als fase 4, herhalen tegen de nieuwe services</w:t>
             </w:r>
           </w:p>
         </w:tc>
@@ -1689,7 +1685,7 @@
                 <w:b w:val="false"/>
                 <w:bCs w:val="false"/>
               </w:rPr>
-              <w:t xml:space="preserve">Herhalen vóór DADD zelf als extra zekerheid</w:t>
+              <w:t xml:space="preserve">Herhalen na fase 4, en nogmaals vóór DADD zelf</w:t>
             </w:r>
           </w:p>
         </w:tc>
@@ -1895,7 +1891,7 @@
         <w:spacing w:after="80"/>
       </w:pPr>
       <w:r>
-        <w:t xml:space="preserve">STACKIT GA-timing is een restrisico, geen kernonzekerheid meer: mocht de planning schuiven, draait de demo door op de GCP-europe-west1-interim-broker -- controleer dit kort vóór de repetitie/DADD.</w:t>
+        <w:t xml:space="preserve">Public clusters in plaats van private/VPC-gepeerd: bewuste vereenvoudiging voor de demo, benoem dit expliciet in de presentatie zelf.</w:t>
       </w:r>
     </w:p>
     <w:p>
@@ -1908,7 +1904,7 @@
         <w:spacing w:after="80"/>
       </w:pPr>
       <w:r>
-        <w:t xml:space="preserve">Public clusters in plaats van private/VPC-gepeerd: bewuste vereenvoudiging voor de demo, benoem dit expliciet in de presentatie zelf.</w:t>
+        <w:t xml:space="preserve">Voor een architecturaal preciezere weergave van #noexport zou een DMR-cluster nodig zijn in plaats van queues/RDP's -- bewust buiten scope voor deze eerste versie.</w:t>
       </w:r>
     </w:p>
     <w:p>
@@ -1921,7 +1917,7 @@
         <w:spacing w:after="80"/>
       </w:pPr>
       <w:r>
-        <w:t xml:space="preserve">Voor een architecturaal preciezere weergave van #noexport zou een DMR-cluster nodig zijn in plaats van queues/RDP's -- bewust buiten scope voor deze eerste versie.</w:t>
+        <w:t xml:space="preserve">De RDP-attribuutnamen zijn gecrosscheckt tegen een werkende Go SEMP-client (Solace's eigen CLI-documentatie geeft geen REST-attribuutnamen); het REST-host/poort per cloud-service (9443) is inmiddels bevestigd correct via de Connect-tab. De resterende "Down"-status is vernauwd tot een HTTP 503 op de queue-binding, met als vermoedelijke oorzaak dat REST-incoming niet aanstaat op de cloud-VPN.</w:t>
       </w:r>
     </w:p>
     <w:p>
@@ -1934,7 +1930,7 @@
         <w:spacing w:after="80"/>
       </w:pPr>
       <w:r>
-        <w:t xml:space="preserve">De RDP-attribuutnamen zijn gecrosscheckt tegen een werkende Go SEMP-client (Solace's eigen CLI-documentatie geeft geen REST-attribuutnamen); het REST-host/poort per cloud-service (9443) is inmiddels bevestigd correct via de Connect-tab. De resterende "Down"-status is vernauwd tot een HTTP 503 op de queue-binding, met als vermoedelijke oorzaak dat REST-incoming niet aanstaat op de cloud-VPN.</w:t>
+        <w:t xml:space="preserve">Geen geautomatiseerde provisioning in één commando, geen monitoring/observability, geen CI -- bewuste keuzes voor een eenmalige demo-opzet, zie PLAN.md voor de volledige afweging.</w:t>
       </w:r>
     </w:p>
     <w:p>
@@ -1947,7 +1943,16 @@
         <w:spacing w:after="80"/>
       </w:pPr>
       <w:r>
-        <w:t xml:space="preserve">Geen geautomatiseerde provisioning in één commando, geen monitoring/observability, geen CI -- bewuste keuzes voor een eenmalige demo-opzet, zie PLAN.md voor de volledige afweging.</w:t>
+        <w:t xml:space="preserve">Azure is fysiek in Nederland maar organisatorisch een Amerikaanse hyperscaler -- de moeite waard om in de presentatie zelf te benoemen.</w:t>
+      </w:r>
+    </w:p>
+    <w:p>
+      <w:pPr>
+        <w:pStyle w:val="Heading1"/>
+        <w:spacing w:after="140" w:before="280"/>
+      </w:pPr>
+      <w:r>
+        <w:t xml:space="preserve">8. Vervolgstappen</w:t>
       </w:r>
     </w:p>
     <w:p>
@@ -1960,16 +1965,7 @@
         <w:spacing w:after="80"/>
       </w:pPr>
       <w:r>
-        <w:t xml:space="preserve">Azure is fysiek in Nederland maar organisatorisch een Amerikaanse hyperscaler -- de moeite waard om in de presentatie zelf te benoemen.</w:t>
-      </w:r>
-    </w:p>
-    <w:p>
-      <w:pPr>
-        <w:pStyle w:val="Heading1"/>
-        <w:spacing w:after="140" w:before="280"/>
-      </w:pPr>
-      <w:r>
-        <w:t xml:space="preserve">8. Vervolgstappen</w:t>
+        <w:t xml:space="preserve">~~test-rest-direct.sh draaien.~~ ✅ -- alle 3 cloud-brokers antwoorden 200 OK; REST-incoming, auth, host/poort en topic-mapping zijn uitgesloten als oorzaak.</w:t>
       </w:r>
     </w:p>
     <w:p>
@@ -1982,7 +1978,7 @@
         <w:spacing w:after="80"/>
       </w:pPr>
       <w:r>
-        <w:t xml:space="preserve">~~test-rest-direct.sh draaien.~~ ✅ -- alle 3 cloud-brokers antwoorden 200 OK; REST-incoming, auth, host/poort en topic-mapping zijn uitgesloten als oorzaak.</w:t>
+        <w:t xml:space="preserve">~~Publish-test + diagnose-rdp.sh, iteratief.~~ ✅ -- vier losse bugs gevonden en gefixt: stm CLI-syntax ("publish" -&gt; "send"), VPN-auth-type (RADIUS -&gt; internal), delivery-mode (PERSISTENT -&gt; DIRECT), en requestTargetEvaluation ("none" -&gt; "substitution-expressions").</w:t>
       </w:r>
     </w:p>
     <w:p>
@@ -1995,7 +1991,7 @@
         <w:spacing w:after="80"/>
       </w:pPr>
       <w:r>
-        <w:t xml:space="preserve">~~Publish-test + diagnose-rdp.sh, iteratief.~~ ✅ -- vier losse bugs gevonden en gefixt: stm CLI-syntax ("publish" -&gt; "send"), VPN-auth-type (RADIUS -&gt; internal), delivery-mode (PERSISTENT -&gt; DIRECT), en requestTargetEvaluation ("none" -&gt; "substitution-expressions").</w:t>
+        <w:t xml:space="preserve">~~configure-rdp-export.sh opnieuw draaien, dan publish-test + diagnose-rdp.sh herhalen.~~ ✅ -- fix bevestigd live, maar de 503 en httpRequestTxMsgCount: 0 blijven ongewijzigd (ronde 5): niet de (enige) oorzaak. Nieuw spoor: REST-consumer toont "Peer TCP Closed" op de persistente verbindingspool.</w:t>
       </w:r>
     </w:p>
     <w:p>
@@ -2008,7 +2004,7 @@
         <w:spacing w:after="80"/>
       </w:pPr>
       <w:r>
-        <w:t xml:space="preserve">~~configure-rdp-export.sh opnieuw draaien, dan publish-test + diagnose-rdp.sh herhalen.~~ ✅ -- fix bevestigd live, maar de 503 en httpRequestTxMsgCount: 0 blijven ongewijzigd (ronde 5): niet de (enige) oorzaak. Nieuw spoor: REST-consumer toont "Peer TCP Closed" op de persistente verbindingspool.</w:t>
+        <w:t xml:space="preserve">~~watch-rdp-live.sh draaien.~~ ✅ -- toont de echte root cause: de queue-binding bindt zich nooit aan zijn eigen lokale queue (bindRequestCount: 0). Oorzaak: clientProfileName "default" (RDP + publishers) heeft allowGuaranteedMsgReceiveEnabled: false. Gefixt met nieuw profiel rdp-deliver.</w:t>
       </w:r>
     </w:p>
     <w:p>
@@ -2021,7 +2017,7 @@
         <w:spacing w:after="80"/>
       </w:pPr>
       <w:r>
-        <w:t xml:space="preserve">~~watch-rdp-live.sh draaien.~~ ✅ -- toont de echte root cause: de queue-binding bindt zich nooit aan zijn eigen lokale queue (bindRequestCount: 0). Oorzaak: clientProfileName "default" (RDP + publishers) heeft allowGuaranteedMsgReceiveEnabled: false. Gefixt met nieuw profiel rdp-deliver.</w:t>
+        <w:t xml:space="preserve">~~Sanity-check: handmatige curl-POST rechtstreeks naar AWS.~~ ✅ -- 200 OK, bericht verschijnt meteen in AWS "Try Me!": AWS-kant, credentials en topic-mapping zijn 100% in orde, het probleem zit uitsluitend lokaal.</w:t>
       </w:r>
     </w:p>
     <w:p>
@@ -2034,7 +2030,7 @@
         <w:spacing w:after="80"/>
       </w:pPr>
       <w:r>
-        <w:t xml:space="preserve">~~Sanity-check: handmatige curl-POST rechtstreeks naar AWS.~~ ✅ -- 200 OK, bericht verschijnt meteen in AWS "Try Me!": AWS-kant, credentials en topic-mapping zijn 100% in orde, het probleem zit uitsluitend lokaal.</w:t>
+        <w:t xml:space="preserve">~~configure-rdp-export.sh opnieuw draaien, dan diagnose-rdp.sh en de AWS "Try Me!"-tab controleren.~~ ✅✅ WERKT: alle 3 queue-bindings up:true met bindSuccessCount:1, RDP-aws leverde 21 berichten daadwerkelijk af, zichtbaar in AWS "Try Me!" op de juiste topic. Azure/STACKIT staan klaar, nog ongetest.</w:t>
       </w:r>
     </w:p>
     <w:p>
@@ -2047,7 +2043,7 @@
         <w:spacing w:after="80"/>
       </w:pPr>
       <w:r>
-        <w:t xml:space="preserve">~~configure-rdp-export.sh opnieuw draaien, dan diagnose-rdp.sh en de AWS "Try Me!"-tab controleren.~~ ✅✅ WERKT: alle 3 queue-bindings up:true met bindSuccessCount:1, RDP-aws leverde 21 berichten daadwerkelijk af, zichtbaar in AWS "Try Me!" op de juiste topic. Azure/STACKIT staan klaar, nog ongetest.</w:t>
+        <w:t xml:space="preserve">~~Eerste end-to-end testronde: publiceren met stm/python/sdkperf en per cloud-broker controleren dat het bericht op dezelfde topic aankomt, en nergens anders.~~ ✅ Afgerond, 3/3: stm-public -&gt; AWS. python-eu-nonpersonal -&gt; Azure (20 berichten, na een zsh-commentaar-instructiefout hersteld). sdkperf-pii -&gt; STACKIT (20 berichten, na een SDKPERF_BIN PATH-fix). Elke app landde toen uitsluitend op zijn eigen doelbroker (zie volgende bullet voor de daaropvolgende versterking).</w:t>
       </w:r>
     </w:p>
     <w:p>
@@ -2060,7 +2056,7 @@
         <w:spacing w:after="80"/>
       </w:pPr>
       <w:r>
-        <w:t xml:space="preserve">~~Eerste end-to-end testronde: publiceren met stm/python/sdkperf en per cloud-broker controleren dat het bericht op dezelfde topic aankomt, en nergens anders.~~ ✅ Afgerond, 3/3: stm-public -&gt; AWS. python-eu-nonpersonal -&gt; Azure (20 berichten, na een zsh-commentaar-instructiefout hersteld). sdkperf-pii -&gt; STACKIT (20 berichten, na een SDKPERF_BIN PATH-fix). Elke app landde toen uitsluitend op zijn eigen doelbroker (zie volgende bullet voor de daaropvolgende versterking).</w:t>
+        <w:t xml:space="preserve">~~Documentatie synchroniseren met de code, README herschrijven, doorlopend-draaien-script toevoegen.~~ ✅ -- 3 documenten met stale RDP/bridge-verwijzingen gecorrigeerd; README.md is nu de volledige stap-voor-stap-handleiding vanaf nul (uitgaand van bestaande Solace Cloud-services/credentials); nieuw local-broker/scripts/run-demo-loop.sh laat de 3 demo-apps doorlopend draaien voor stand/booth-gebruik.</w:t>
       </w:r>
     </w:p>
     <w:p>
@@ -2073,7 +2069,7 @@
         <w:spacing w:after="80"/>
       </w:pPr>
       <w:r>
-        <w:t xml:space="preserve">~~Documentatie synchroniseren met de code, README herschrijven, doorlopend-draaien-script toevoegen.~~ ✅ -- 3 documenten met stale RDP/bridge-verwijzingen gecorrigeerd; README.md is nu de volledige stap-voor-stap-handleiding vanaf nul (uitgaand van bestaande Solace Cloud-services/credentials); nieuw local-broker/scripts/run-demo-loop.sh laat de 3 demo-apps doorlopend draaien voor stand/booth-gebruik.</w:t>
+        <w:t xml:space="preserve">~~Elke demo-app alle 3 dataklassen laten publiceren i.p.v. maar één per app, zodat de topic -- niet de tool -- de bestemming bepaalt.~~ ✅ -- alle 3 scripts herschreven met per-klasse credential/topic/payload en per-klasse foutisolatie (één falende klasse stopt de andere twee niet), --class-vlag toegevoegd om optioneel tot één klasse te beperken, gedeelde demo-apps/sample-payloads/ geïntroduceerd, alle documentatie (READMEs, docs/demo-apps.md, docs/topologie.md + topology/topologie.mmd, root-README.md) bijgewerkt.</w:t>
       </w:r>
     </w:p>
     <w:p>
@@ -2086,7 +2082,7 @@
         <w:spacing w:after="80"/>
       </w:pPr>
       <w:r>
-        <w:t xml:space="preserve">~~Elke demo-app alle 3 dataklassen laten publiceren i.p.v. maar één per app, zodat de topic -- niet de tool -- de bestemming bepaalt.~~ ✅ -- alle 3 scripts herschreven met per-klasse credential/topic/payload en per-klasse foutisolatie (één falende klasse stopt de andere twee niet), --class-vlag toegevoegd om optioneel tot één klasse te beperken, gedeelde demo-apps/sample-payloads/ geïntroduceerd, alle documentatie (READMEs, docs/demo-apps.md, docs/topologie.md + topology/topologie.mmd, root-README.md) bijgewerkt.</w:t>
+        <w:t xml:space="preserve">~~Variatie uitbreiden (type/market voor publiek, postcodeArea/customerId voor eu-ops/eu-pii) en TODO.md/AGENTS.md/SKILLS.md toevoegen zodat de sessie gesloten en later hervat kan worden.~~ ✅ -- zie PLAN.md sectie 13, punten 36-39. TODO.md bevat nu de actuele, geprioriteerde actielijst (in plaats van deze paragraaf); AGENTS.md en SKILLS.md geven een AI-coding-agent of nieuwe bijdrager de architectuurconventies resp. herbruikbare recepten.</w:t>
       </w:r>
     </w:p>
     <w:p>
@@ -2099,7 +2095,7 @@
         <w:spacing w:after="80"/>
       </w:pPr>
       <w:r>
-        <w:t xml:space="preserve">~~Variatie uitbreiden (type/market voor publiek, postcodeArea/customerId voor eu-ops/eu-pii) en TODO.md/AGENTS.md/SKILLS.md toevoegen zodat de sessie gesloten en later hervat kan worden.~~ ✅ -- zie PLAN.md sectie 13, punten 36-39. TODO.md bevat nu de actuele, geprioriteerde actielijst (in plaats van deze paragraaf); AGENTS.md en SKILLS.md geven een AI-coding-agent of nieuwe bijdrager de architectuurconventies resp. herbruikbare recepten.</w:t>
+        <w:t xml:space="preserve">~~De 3 cloud-broker-services opnieuw aanmaken via de nieuwe Terraform-opzet (cloud-setup/terraform/, Developer 100-tier, 2 org's) en local-broker/.env bijwerken.~~ ✅ -- alle 3 services Running (02/10/2026); STACKIT bleek een eigen, echte dedicated datacenter te hebben (geen GCP-interim nodig). local-broker/.env staat op de nieuwe hostnames/VPN-naam/SEMP-credentials (zie PLAN.md sectie 13, punt 42).</w:t>
       </w:r>
     </w:p>
     <w:p>
@@ -2112,20 +2108,7 @@
         <w:spacing w:after="80"/>
       </w:pPr>
       <w:r>
-        <w:t xml:space="preserve">De 3 cloud-broker-services zijn verwijderd; Terraform-opzet (cloud-setup/terraform/) toegevoegd om ze opnieuw aan te maken (Developer 100-tier, 2 org's). Moet nog door Emil zelf gedraaid worden (netwerktoegang vanuit de sessie is geblokkeerd) -- zie PLAN.md sectie 13, punt 40 en TODO.md, "Blokkerend". Dit blokkeert alle andere testwerk totdat het is gedaan.</w:t>
-      </w:r>
-    </w:p>
-    <w:p>
-      <w:pPr>
-        <w:pStyle w:val="ListParagraph"/>
-        <w:numPr>
-          <w:ilvl w:val="0"/>
-          <w:numId w:val="2"/>
-        </w:numPr>
-        <w:spacing w:after="80"/>
-      </w:pPr>
-      <w:r>
-        <w:t xml:space="preserve">Daarna: local-broker/.env bijwerken, de SEMP-configuratiescripts opnieuw draaien, testplan herhalen, en pas dan draaiboek + fallback-opname voorbereiden (zie TODO.md).</w:t>
+        <w:t xml:space="preserve">Nu: configure-remote-bridge-users.sh, configure-local-broker.sh en configure-rdp-export.sh opnieuw draaien tegen de nieuwe services (de oude bridge-user/ACL's bestonden alleen op de verwijderde services), daarna testplan (sectie 12) herhalen, en pas dan draaiboek + fallback-opname voorbereiden (zie TODO.md).</w:t>
       </w:r>
     </w:p>
     <w:sectPr>

--- a/docs/Plan-van-aanpak-DADD2026-Enewable.docx
+++ b/docs/Plan-van-aanpak-DADD2026-Enewable.docx
@@ -76,7 +76,7 @@
           <w:sz w:val="20"/>
           <w:szCs w:val="20"/>
         </w:rPr>
-        <w:t xml:space="preserve">Status (02/10/2026): de 3 cloud-broker-services hierboven zijn opnieuw aangemaakt -- nu als "Developer 100"-tier (niet-HA) verdeeld over twee Solace Cloud-organisaties (AWS+Azure in de ene, STACKIT in de andere), via een nieuwe Terraform-opzet (cloud-setup/terraform/, Solace's eigen beta-provider) i.p.v. de eerdere Enterprise-250-HA-klasse in één org. STACKIT bleek daarbij een eigen, echte dedicated datacenter te hebben -- de eerder voorziene GCP-interim-stand-in is niet nodig gebleken. local-broker/.env is bijgewerkt met de nieuwe hostnames/VPN-naam/SEMP-credentials; de configuratiescripts (bridge-user, lokale broker, RDP-export) moeten nog opnieuw draaien vóór een hernieuwde end-to-end-bevestiging. Zie PLAN.md sectie 13, punt 42 en TODO.md voor de volledige details.</w:t>
+        <w:t xml:space="preserve">Status (02/10/2026): de 3 cloud-broker-services hierboven zijn opnieuw aangemaakt -- nu als "Developer 100"-tier (niet-HA) verdeeld over twee Solace Cloud-organisaties (AWS+Azure in de ene, STACKIT in de andere), via een nieuwe Terraform-opzet (cloud-setup/terraform/, Solace's eigen beta-provider) i.p.v. de eerdere Enterprise-250-HA-klasse in één org. STACKIT bleek daarbij een eigen, echte dedicated datacenter te hebben -- de eerder voorziene GCP-interim-stand-in is niet nodig gebleken. De volledige keten (nieuwe services, local-broker/.env, bridge-users, lokale broker, RDP-export) is end-to-end herbevestigd: onderweg bleek configure-rdp-export.sh een echte bug te hebben (de RDP bleef op een rerun op de OUDE cloud-hosts/credentials staan, want nooit gepatcht) -- gevonden en gefixt. Zie PLAN.md sectie 13, punten 42-44 en TODO.md voor de volledige details.</w:t>
       </w:r>
     </w:p>
     <w:p>
@@ -1583,7 +1583,7 @@
                 <w:b w:val="false"/>
                 <w:bCs w:val="false"/>
               </w:rPr>
-              <w:t xml:space="preserve">✅ Eerder volledig end-to-end bevestigd, maar tegen de inmiddels verwijderde cloud-services -- local-broker/.env staat al op de nieuwe services; configure-remote-bridge-users.sh/configure-local-broker.sh/configure-rdp-export.sh moeten opnieuw draaien vóór hernieuwde bevestiging</w:t>
+              <w:t xml:space="preserve">✅✅ Opnieuw volledig end-to-end bevestigd tegen de nieuwe services (02/10/2026) -- onderweg een echte bug gevonden en gefixt (RDP restConsumer bleef op oude cloud-hosts/credentials staan, zie PLAN.md sectie 13 punt 43)</w:t>
             </w:r>
           </w:p>
         </w:tc>
@@ -1603,7 +1603,7 @@
                 <w:b w:val="false"/>
                 <w:bCs w:val="false"/>
               </w:rPr>
-              <w:t xml:space="preserve">Opnieuw te bevestigen tegen nieuwe services</w:t>
+              <w:t xml:space="preserve">Afgerond, 02/10/2026</w:t>
             </w:r>
           </w:p>
         </w:tc>
@@ -1665,7 +1665,7 @@
                 <w:b w:val="false"/>
                 <w:bCs w:val="false"/>
               </w:rPr>
-              <w:t xml:space="preserve">✅ Eerder 3/3 bevestigd (stm-public, python-eu-nonpersonal, sdkperf-pii, elk alle 3 dataklassen per run) -- zelfde kanttekening als fase 4, herhalen tegen de nieuwe services</w:t>
+              <w:t xml:space="preserve">✅ stm-public herbevestigd op alle 3 cloud-brokers (02/10/2026); python-eu-nonpersonal en sdkperf-pii nog los te herbevestigen tegen de nieuwe services</w:t>
             </w:r>
           </w:p>
         </w:tc>
@@ -1685,7 +1685,7 @@
                 <w:b w:val="false"/>
                 <w:bCs w:val="false"/>
               </w:rPr>
-              <w:t xml:space="preserve">Herhalen na fase 4, en nogmaals vóór DADD zelf</w:t>
+              <w:t xml:space="preserve">Grotendeels afgerond, 2 apps nog te herhalen</w:t>
             </w:r>
           </w:p>
         </w:tc>
@@ -2108,7 +2108,20 @@
         <w:spacing w:after="80"/>
       </w:pPr>
       <w:r>
-        <w:t xml:space="preserve">Nu: configure-remote-bridge-users.sh, configure-local-broker.sh en configure-rdp-export.sh opnieuw draaien tegen de nieuwe services (de oude bridge-user/ACL's bestonden alleen op de verwijderde services), daarna testplan (sectie 12) herhalen, en pas dan draaiboek + fallback-opname voorbereiden (zie TODO.md).</w:t>
+        <w:t xml:space="preserve">~~configure-remote-bridge-users.sh, configure-local-broker.sh en configure-rdp-export.sh opnieuw draaien tegen de nieuwe services, dan publish-test.~~ ✅ -- onderweg een echte bug gevonden en gefixt: de RDP's restConsumer werd op een rerun nooit bijgewerkt en bleef op de oude cloud-hosts/credentials staan (PLAN.md sectie 13, punt 43). Na de fix: stm-public bevestigd op alle 3 cloud-brokers, elk op zijn eigen topic (punt 44).</w:t>
+      </w:r>
+    </w:p>
+    <w:p>
+      <w:pPr>
+        <w:pStyle w:val="ListParagraph"/>
+        <w:numPr>
+          <w:ilvl w:val="0"/>
+          <w:numId w:val="2"/>
+        </w:numPr>
+        <w:spacing w:after="80"/>
+      </w:pPr>
+      <w:r>
+        <w:t xml:space="preserve">Nu: python-eu-nonpersonal en sdkperf-pii ook nog los herbevestigen tegen de nieuwe services, dan de negative-ACL-test (testplan-punt 5), en vlak vóór DADD zelf de volledige testronde nogmaals herhalen (zie TODO.md).</w:t>
       </w:r>
     </w:p>
     <w:sectPr>

--- a/docs/Plan-van-aanpak-DADD2026-Enewable.docx
+++ b/docs/Plan-van-aanpak-DADD2026-Enewable.docx
@@ -1665,7 +1665,7 @@
                 <w:b w:val="false"/>
                 <w:bCs w:val="false"/>
               </w:rPr>
-              <w:t xml:space="preserve">✅ stm-public herbevestigd op alle 3 cloud-brokers (02/10/2026); python-eu-nonpersonal en sdkperf-pii nog los te herbevestigen tegen de nieuwe services</w:t>
+              <w:t xml:space="preserve">✅✅ Alle 3 demo-apps herbevestigd tegen de nieuwe services via run-demo-loop.sh --once (02/10/2026) -- onderweg nog een bug gevonden en gefixt (macOS mktemp randomiseerde niet, zie PLAN.md sectie 13 punt 45)</w:t>
             </w:r>
           </w:p>
         </w:tc>
@@ -1685,7 +1685,7 @@
                 <w:b w:val="false"/>
                 <w:bCs w:val="false"/>
               </w:rPr>
-              <w:t xml:space="preserve">Grotendeels afgerond, 2 apps nog te herhalen</w:t>
+              <w:t xml:space="preserve">Afgerond, 02/10/2026</w:t>
             </w:r>
           </w:p>
         </w:tc>
@@ -2121,7 +2121,20 @@
         <w:spacing w:after="80"/>
       </w:pPr>
       <w:r>
-        <w:t xml:space="preserve">Nu: python-eu-nonpersonal en sdkperf-pii ook nog los herbevestigen tegen de nieuwe services, dan de negative-ACL-test (testplan-punt 5), en vlak vóór DADD zelf de volledige testronde nogmaals herhalen (zie TODO.md).</w:t>
+        <w:t xml:space="preserve">~~python-eu-nonpersonal en sdkperf-pii ook nog herbevestigen tegen de nieuwe services.~~ ✅ -- via run-demo-loop.sh --once draaien nu alle 3 demo-apps weer foutloos (onderweg een macOS-specifieke mktemp-bug gevonden en gefixt, PLAN.md sectie 13 punt 45-46).</w:t>
+      </w:r>
+    </w:p>
+    <w:p>
+      <w:pPr>
+        <w:pStyle w:val="ListParagraph"/>
+        <w:numPr>
+          <w:ilvl w:val="0"/>
+          <w:numId w:val="2"/>
+        </w:numPr>
+        <w:spacing w:after="80"/>
+      </w:pPr>
+      <w:r>
+        <w:t xml:space="preserve">Nu: de negative-ACL-test (testplan-punt 5, nog niet gedaan), en vlak vóór DADD zelf de volledige testronde nogmaals herhalen (zie TODO.md).</w:t>
       </w:r>
     </w:p>
     <w:sectPr>

--- a/docs/Plan-van-aanpak-DADD2026-Enewable.docx
+++ b/docs/Plan-van-aanpak-DADD2026-Enewable.docx
@@ -76,7 +76,7 @@
           <w:sz w:val="20"/>
           <w:szCs w:val="20"/>
         </w:rPr>
-        <w:t xml:space="preserve">Status (02/10/2026): de 3 cloud-broker-services hierboven zijn opnieuw aangemaakt -- nu als "Developer 100"-tier (niet-HA) verdeeld over twee Solace Cloud-organisaties (AWS+Azure in de ene, STACKIT in de andere), via een nieuwe Terraform-opzet (cloud-setup/terraform/, Solace's eigen beta-provider) i.p.v. de eerdere Enterprise-250-HA-klasse in één org. STACKIT bleek daarbij een eigen, echte dedicated datacenter te hebben -- de eerder voorziene GCP-interim-stand-in is niet nodig gebleken. De volledige keten (nieuwe services, local-broker/.env, bridge-users, lokale broker, RDP-export) is end-to-end herbevestigd: onderweg bleek configure-rdp-export.sh een echte bug te hebben (de RDP bleef op een rerun op de OUDE cloud-hosts/credentials staan, want nooit gepatcht) -- gevonden en gefixt. Zie PLAN.md sectie 13, punten 42-44 en TODO.md voor de volledige details.</w:t>
+        <w:t xml:space="preserve">Status (02/10/2026): de 3 cloud-broker-services hierboven zijn opnieuw aangemaakt -- nu als "Developer 100"-tier (niet-HA) verdeeld over twee Solace Cloud-organisaties (AWS+Azure in de ene, STACKIT in de andere), via een nieuwe Terraform-opzet (cloud-setup/terraform/, Solace's eigen beta-provider) i.p.v. de eerdere Enterprise-250-HA-klasse in één org. STACKIT bleek daarbij een eigen, echte dedicated datacenter te hebben -- de eerder voorziene GCP-interim-stand-in is niet nodig gebleken. De volledige keten (nieuwe services, local-broker/.env, bridge-users, lokale broker, RDP-export) is end-to-end herbevestigd: onderweg bleek configure-rdp-export.sh een echte bug te hebben (de RDP bleef op een rerun op de OUDE cloud-hosts/credentials staan, want nooit gepatcht) -- gevonden en gefixt. Daarna is de volledige testronde nogmaals stap voor stap herhaald en door Emil bevestigd: Broker Manager-check, alle 3 demo-apps elk uitsluitend op hun eigen doelbroker, en een reguliere containerrestart gevolgd door een foutloze, idempotente herconfiguratie (geen duplicaten, geen handmatige opschoning nodig). Enige bijzonderheid: de allereerste STACKIT-berichten deden er ruim een minuut over om aan te komen (terwijl de lokale queue leeg bleef) -- een eenmalige "cold start" van de REST-verbinding naar de zojuist aangemaakte service, geen configuratiefout. Zie PLAN.md sectie 13, punten 42-48 en TODO.md voor de volledige details.</w:t>
       </w:r>
     </w:p>
     <w:p>
@@ -1665,7 +1665,7 @@
                 <w:b w:val="false"/>
                 <w:bCs w:val="false"/>
               </w:rPr>
-              <w:t xml:space="preserve">✅✅ Alle 3 demo-apps herbevestigd tegen de nieuwe services via run-demo-loop.sh --once (02/10/2026) -- onderweg nog een bug gevonden en gefixt (macOS mktemp randomiseerde niet, zie PLAN.md sectie 13 punt 45)</w:t>
+              <w:t xml:space="preserve">✅✅ Alle 3 demo-apps herbevestigd tegen de nieuwe services via run-demo-loop.sh --once (02/10/2026) -- onderweg nog een bug gevonden en gefixt (macOS mktemp randomiseerde niet, zie PLAN.md sectie 13 punt 45). Daarna de volledige testronde nogmaals stap voor stap herhaald en bevestigd, inclusief idempotentie na een containerrestart (PLAN.md sectie 13 punt 48)</w:t>
             </w:r>
           </w:p>
         </w:tc>
@@ -2134,7 +2134,20 @@
         <w:spacing w:after="80"/>
       </w:pPr>
       <w:r>
-        <w:t xml:space="preserve">Nu: de negative-ACL-test (testplan-punt 5, nog niet gedaan), en vlak vóór DADD zelf de volledige testronde nogmaals herhalen (zie TODO.md).</w:t>
+        <w:t xml:space="preserve">~~De volledige testronde (fase 5, sectie 12 punten 1-4 en 6) nogmaals stap voor stap herhalen, met bevestiging na elke stap.~~ ✅ -- Broker Manager-check, alle 3 demo-apps elk uitsluitend op hun eigen doelbroker, en een reguliere containerrestart gevolgd door een foutloze, idempotente herconfiguratie (zie PLAN.md sectie 13, punt 48). De negative-ACL-test (testplan-punt 5) en het meten van de koude-starttijd (testplan-punt 7) zijn op Emils expliciete verzoek naar "Kan na DADD" resp. van de lijst gehaald.</w:t>
+      </w:r>
+    </w:p>
+    <w:p>
+      <w:pPr>
+        <w:pStyle w:val="ListParagraph"/>
+        <w:numPr>
+          <w:ilvl w:val="0"/>
+          <w:numId w:val="2"/>
+        </w:numPr>
+        <w:spacing w:after="80"/>
+      </w:pPr>
+      <w:r>
+        <w:t xml:space="preserve">Nu: een visueel aantrekkelijke presentatie in Solace-huisstijl die het hele proces van scratch tot draaiende omgeving beeldend beschrijft, met architectuurdiagrammen en workflow-voorbeelden.</w:t>
       </w:r>
     </w:p>
     <w:sectPr>
